--- a/public/2429.2026/1. CHƯƠNG I TỔ CHỨC VÀ QUẢN LÝ PHÒNG XÉT NGHIỆM/5.1.1 Tổ chức và trách nhiệm quản lý/Biểu mẫu có nội dung (tham khảo)/XN-BM 5.1.1.01 Sơ đồ tổ chức.docx
+++ b/public/2429.2026/1. CHƯƠNG I TỔ CHỨC VÀ QUẢN LÝ PHÒNG XÉT NGHIỆM/5.1.1 Tổ chức và trách nhiệm quản lý/Biểu mẫu có nội dung (tham khảo)/XN-BM 5.1.1.01 Sơ đồ tổ chức.docx
@@ -35,7 +35,31 @@
           <w:sz w:val="32"/>
           <w:szCs w:val="32"/>
         </w:rPr>
+        <w:t>HOẠT ĐỘNG</w:t>
+      </w:r>
+      <w:r>
+        <w:rPr>
+          <w:rFonts w:ascii="Times New Roman" w:hAnsi="Times New Roman" w:cs="Times New Roman"/>
+          <w:sz w:val="32"/>
+          <w:szCs w:val="32"/>
+        </w:rPr>
+        <w:t xml:space="preserve"> </w:t>
+      </w:r>
+      <w:r>
+        <w:rPr>
+          <w:rFonts w:ascii="Times New Roman" w:hAnsi="Times New Roman" w:cs="Times New Roman"/>
+          <w:sz w:val="32"/>
+          <w:szCs w:val="32"/>
+        </w:rPr>
         <w:t>KHOA</w:t>
+      </w:r>
+      <w:r>
+        <w:rPr>
+          <w:rFonts w:ascii="Times New Roman" w:hAnsi="Times New Roman" w:cs="Times New Roman"/>
+          <w:sz w:val="32"/>
+          <w:szCs w:val="32"/>
+        </w:rPr>
+        <w:t xml:space="preserve"> VI SINH-MIỄN DỊCH</w:t>
       </w:r>
     </w:p>
     <w:p>
@@ -65,10 +89,10 @@
         <mc:AlternateContent>
           <mc:Choice Requires="wps">
             <w:drawing>
-              <wp:anchor distT="0" distB="0" distL="114300" distR="114300" simplePos="0" relativeHeight="251682816" behindDoc="0" locked="0" layoutInCell="1" allowOverlap="1" wp14:anchorId="759D44E4" wp14:editId="2BDC89E7">
+              <wp:anchor distT="0" distB="0" distL="114300" distR="114300" simplePos="0" relativeHeight="251682816" behindDoc="0" locked="0" layoutInCell="1" allowOverlap="1" wp14:anchorId="759D44E4" wp14:editId="620D61C6">
                 <wp:simplePos x="0" y="0"/>
                 <wp:positionH relativeFrom="column">
-                  <wp:posOffset>1672590</wp:posOffset>
+                  <wp:posOffset>3558540</wp:posOffset>
                 </wp:positionH>
                 <wp:positionV relativeFrom="paragraph">
                   <wp:posOffset>59055</wp:posOffset>
@@ -153,7 +177,7 @@
           </mc:Choice>
           <mc:Fallback>
             <w:pict>
-              <v:rect w14:anchorId="759D44E4" id="Rectangle 1022970598" o:spid="_x0000_s1026" style="position:absolute;left:0;text-align:left;margin-left:131.7pt;margin-top:4.65pt;width:193.5pt;height:55.5pt;z-index:251682816;visibility:visible;mso-wrap-style:square;mso-width-percent:0;mso-height-percent:0;mso-wrap-distance-left:9pt;mso-wrap-distance-top:0;mso-wrap-distance-right:9pt;mso-wrap-distance-bottom:0;mso-position-horizontal:absolute;mso-position-horizontal-relative:text;mso-position-vertical:absolute;mso-position-vertical-relative:text;mso-width-percent:0;mso-height-percent:0;mso-width-relative:page;mso-height-relative:margin;v-text-anchor:middle" o:gfxdata="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" fillcolor="white [3201]" strokecolor="#f79646 [3209]" strokeweight="2pt">
+              <v:rect w14:anchorId="759D44E4" id="Rectangle 1022970598" o:spid="_x0000_s1026" style="position:absolute;left:0;text-align:left;margin-left:280.2pt;margin-top:4.65pt;width:193.5pt;height:55.5pt;z-index:251682816;visibility:visible;mso-wrap-style:square;mso-width-percent:0;mso-height-percent:0;mso-wrap-distance-left:9pt;mso-wrap-distance-top:0;mso-wrap-distance-right:9pt;mso-wrap-distance-bottom:0;mso-position-horizontal:absolute;mso-position-horizontal-relative:text;mso-position-vertical:absolute;mso-position-vertical-relative:text;mso-width-percent:0;mso-height-percent:0;mso-width-relative:page;mso-height-relative:margin;v-text-anchor:middle" o:gfxdata="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" fillcolor="white [3201]" strokecolor="#f79646 [3209]" strokeweight="2pt">
                 <v:path arrowok="t"/>
                 <v:textbox>
                   <w:txbxContent>
@@ -180,253 +204,6 @@
                   </w:txbxContent>
                 </v:textbox>
               </v:rect>
-            </w:pict>
-          </mc:Fallback>
-        </mc:AlternateContent>
-      </w:r>
-      <w:r>
-        <w:rPr>
-          <w:rFonts w:ascii="Times New Roman" w:hAnsi="Times New Roman"/>
-          <w:b w:val="0"/>
-          <w:noProof/>
-          <w:sz w:val="26"/>
-          <w:szCs w:val="26"/>
-        </w:rPr>
-        <mc:AlternateContent>
-          <mc:Choice Requires="wps">
-            <w:drawing>
-              <wp:anchor distT="0" distB="0" distL="114299" distR="114299" simplePos="0" relativeHeight="251677696" behindDoc="0" locked="0" layoutInCell="1" allowOverlap="1" wp14:anchorId="5D7E2DA9" wp14:editId="74D50408">
-                <wp:simplePos x="0" y="0"/>
-                <wp:positionH relativeFrom="column">
-                  <wp:posOffset>80644</wp:posOffset>
-                </wp:positionH>
-                <wp:positionV relativeFrom="paragraph">
-                  <wp:posOffset>4250690</wp:posOffset>
-                </wp:positionV>
-                <wp:extent cx="0" cy="571500"/>
-                <wp:effectExtent l="76200" t="0" r="38100" b="38100"/>
-                <wp:wrapNone/>
-                <wp:docPr id="30" name="Straight Arrow Connector 30"/>
-                <wp:cNvGraphicFramePr>
-                  <a:graphicFrameLocks xmlns:a="http://schemas.openxmlformats.org/drawingml/2006/main"/>
-                </wp:cNvGraphicFramePr>
-                <a:graphic xmlns:a="http://schemas.openxmlformats.org/drawingml/2006/main">
-                  <a:graphicData uri="http://schemas.microsoft.com/office/word/2010/wordprocessingShape">
-                    <wps:wsp>
-                      <wps:cNvCnPr>
-                        <a:cxnSpLocks/>
-                      </wps:cNvCnPr>
-                      <wps:spPr>
-                        <a:xfrm>
-                          <a:off x="0" y="0"/>
-                          <a:ext cx="0" cy="571500"/>
-                        </a:xfrm>
-                        <a:prstGeom prst="straightConnector1">
-                          <a:avLst/>
-                        </a:prstGeom>
-                        <a:ln>
-                          <a:tailEnd type="triangle"/>
-                        </a:ln>
-                      </wps:spPr>
-                      <wps:style>
-                        <a:lnRef idx="1">
-                          <a:schemeClr val="accent1"/>
-                        </a:lnRef>
-                        <a:fillRef idx="0">
-                          <a:schemeClr val="accent1"/>
-                        </a:fillRef>
-                        <a:effectRef idx="0">
-                          <a:schemeClr val="accent1"/>
-                        </a:effectRef>
-                        <a:fontRef idx="minor">
-                          <a:schemeClr val="tx1"/>
-                        </a:fontRef>
-                      </wps:style>
-                      <wps:bodyPr/>
-                    </wps:wsp>
-                  </a:graphicData>
-                </a:graphic>
-                <wp14:sizeRelH relativeFrom="page">
-                  <wp14:pctWidth>0</wp14:pctWidth>
-                </wp14:sizeRelH>
-                <wp14:sizeRelV relativeFrom="page">
-                  <wp14:pctHeight>0</wp14:pctHeight>
-                </wp14:sizeRelV>
-              </wp:anchor>
-            </w:drawing>
-          </mc:Choice>
-          <mc:Fallback>
-            <w:pict>
-              <v:shapetype w14:anchorId="46D78C63" id="_x0000_t32" coordsize="21600,21600" o:spt="32" o:oned="t" path="m,l21600,21600e" filled="f">
-                <v:path arrowok="t" fillok="f" o:connecttype="none"/>
-                <o:lock v:ext="edit" shapetype="t"/>
-              </v:shapetype>
-              <v:shape id="Straight Arrow Connector 30" o:spid="_x0000_s1026" type="#_x0000_t32" style="position:absolute;margin-left:6.35pt;margin-top:334.7pt;width:0;height:45pt;z-index:251677696;visibility:visible;mso-wrap-style:square;mso-width-percent:0;mso-height-percent:0;mso-wrap-distance-left:3.17497mm;mso-wrap-distance-top:0;mso-wrap-distance-right:3.17497mm;mso-wrap-distance-bottom:0;mso-position-horizontal:absolute;mso-position-horizontal-relative:text;mso-position-vertical:absolute;mso-position-vertical-relative:text;mso-width-percent:0;mso-height-percent:0;mso-width-relative:page;mso-height-relative:page" o:gfxdata="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" strokecolor="#4579b8 [3044]">
-                <v:stroke endarrow="block"/>
-                <o:lock v:ext="edit" shapetype="f"/>
-              </v:shape>
-            </w:pict>
-          </mc:Fallback>
-        </mc:AlternateContent>
-      </w:r>
-      <w:r>
-        <w:rPr>
-          <w:rFonts w:ascii="Times New Roman" w:hAnsi="Times New Roman"/>
-          <w:b w:val="0"/>
-          <w:noProof/>
-          <w:sz w:val="26"/>
-          <w:szCs w:val="26"/>
-        </w:rPr>
-        <mc:AlternateContent>
-          <mc:Choice Requires="wps">
-            <w:drawing>
-              <wp:anchor distT="0" distB="0" distL="114299" distR="114299" simplePos="0" relativeHeight="251679744" behindDoc="0" locked="0" layoutInCell="1" allowOverlap="1" wp14:anchorId="49000587" wp14:editId="19B9D20F">
-                <wp:simplePos x="0" y="0"/>
-                <wp:positionH relativeFrom="column">
-                  <wp:posOffset>3804919</wp:posOffset>
-                </wp:positionH>
-                <wp:positionV relativeFrom="paragraph">
-                  <wp:posOffset>4260215</wp:posOffset>
-                </wp:positionV>
-                <wp:extent cx="0" cy="571500"/>
-                <wp:effectExtent l="76200" t="0" r="38100" b="38100"/>
-                <wp:wrapNone/>
-                <wp:docPr id="33" name="Straight Arrow Connector 33"/>
-                <wp:cNvGraphicFramePr>
-                  <a:graphicFrameLocks xmlns:a="http://schemas.openxmlformats.org/drawingml/2006/main"/>
-                </wp:cNvGraphicFramePr>
-                <a:graphic xmlns:a="http://schemas.openxmlformats.org/drawingml/2006/main">
-                  <a:graphicData uri="http://schemas.microsoft.com/office/word/2010/wordprocessingShape">
-                    <wps:wsp>
-                      <wps:cNvCnPr>
-                        <a:cxnSpLocks/>
-                      </wps:cNvCnPr>
-                      <wps:spPr>
-                        <a:xfrm>
-                          <a:off x="0" y="0"/>
-                          <a:ext cx="0" cy="571500"/>
-                        </a:xfrm>
-                        <a:prstGeom prst="straightConnector1">
-                          <a:avLst/>
-                        </a:prstGeom>
-                        <a:ln>
-                          <a:tailEnd type="triangle"/>
-                        </a:ln>
-                      </wps:spPr>
-                      <wps:style>
-                        <a:lnRef idx="1">
-                          <a:schemeClr val="accent1"/>
-                        </a:lnRef>
-                        <a:fillRef idx="0">
-                          <a:schemeClr val="accent1"/>
-                        </a:fillRef>
-                        <a:effectRef idx="0">
-                          <a:schemeClr val="accent1"/>
-                        </a:effectRef>
-                        <a:fontRef idx="minor">
-                          <a:schemeClr val="tx1"/>
-                        </a:fontRef>
-                      </wps:style>
-                      <wps:bodyPr/>
-                    </wps:wsp>
-                  </a:graphicData>
-                </a:graphic>
-                <wp14:sizeRelH relativeFrom="page">
-                  <wp14:pctWidth>0</wp14:pctWidth>
-                </wp14:sizeRelH>
-                <wp14:sizeRelV relativeFrom="page">
-                  <wp14:pctHeight>0</wp14:pctHeight>
-                </wp14:sizeRelV>
-              </wp:anchor>
-            </w:drawing>
-          </mc:Choice>
-          <mc:Fallback>
-            <w:pict>
-              <v:shape w14:anchorId="3BCA8BD6" id="Straight Arrow Connector 33" o:spid="_x0000_s1026" type="#_x0000_t32" style="position:absolute;margin-left:299.6pt;margin-top:335.45pt;width:0;height:45pt;z-index:251679744;visibility:visible;mso-wrap-style:square;mso-width-percent:0;mso-height-percent:0;mso-wrap-distance-left:3.17497mm;mso-wrap-distance-top:0;mso-wrap-distance-right:3.17497mm;mso-wrap-distance-bottom:0;mso-position-horizontal:absolute;mso-position-horizontal-relative:text;mso-position-vertical:absolute;mso-position-vertical-relative:text;mso-width-percent:0;mso-height-percent:0;mso-width-relative:page;mso-height-relative:page" o:gfxdata="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" strokecolor="#4579b8 [3044]">
-                <v:stroke endarrow="block"/>
-                <o:lock v:ext="edit" shapetype="f"/>
-              </v:shape>
-            </w:pict>
-          </mc:Fallback>
-        </mc:AlternateContent>
-      </w:r>
-      <w:r>
-        <w:rPr>
-          <w:rFonts w:ascii="Times New Roman" w:hAnsi="Times New Roman"/>
-          <w:b w:val="0"/>
-          <w:noProof/>
-          <w:sz w:val="26"/>
-          <w:szCs w:val="26"/>
-        </w:rPr>
-        <mc:AlternateContent>
-          <mc:Choice Requires="wps">
-            <w:drawing>
-              <wp:anchor distT="0" distB="0" distL="114299" distR="114299" simplePos="0" relativeHeight="251678720" behindDoc="0" locked="0" layoutInCell="1" allowOverlap="1" wp14:anchorId="6D7B70CF" wp14:editId="08BC37E9">
-                <wp:simplePos x="0" y="0"/>
-                <wp:positionH relativeFrom="column">
-                  <wp:posOffset>1928494</wp:posOffset>
-                </wp:positionH>
-                <wp:positionV relativeFrom="paragraph">
-                  <wp:posOffset>4241165</wp:posOffset>
-                </wp:positionV>
-                <wp:extent cx="0" cy="600075"/>
-                <wp:effectExtent l="76200" t="0" r="38100" b="28575"/>
-                <wp:wrapNone/>
-                <wp:docPr id="32" name="Straight Arrow Connector 32"/>
-                <wp:cNvGraphicFramePr>
-                  <a:graphicFrameLocks xmlns:a="http://schemas.openxmlformats.org/drawingml/2006/main"/>
-                </wp:cNvGraphicFramePr>
-                <a:graphic xmlns:a="http://schemas.openxmlformats.org/drawingml/2006/main">
-                  <a:graphicData uri="http://schemas.microsoft.com/office/word/2010/wordprocessingShape">
-                    <wps:wsp>
-                      <wps:cNvCnPr>
-                        <a:cxnSpLocks/>
-                      </wps:cNvCnPr>
-                      <wps:spPr>
-                        <a:xfrm>
-                          <a:off x="0" y="0"/>
-                          <a:ext cx="0" cy="600075"/>
-                        </a:xfrm>
-                        <a:prstGeom prst="straightConnector1">
-                          <a:avLst/>
-                        </a:prstGeom>
-                        <a:ln>
-                          <a:tailEnd type="triangle"/>
-                        </a:ln>
-                      </wps:spPr>
-                      <wps:style>
-                        <a:lnRef idx="1">
-                          <a:schemeClr val="accent1"/>
-                        </a:lnRef>
-                        <a:fillRef idx="0">
-                          <a:schemeClr val="accent1"/>
-                        </a:fillRef>
-                        <a:effectRef idx="0">
-                          <a:schemeClr val="accent1"/>
-                        </a:effectRef>
-                        <a:fontRef idx="minor">
-                          <a:schemeClr val="tx1"/>
-                        </a:fontRef>
-                      </wps:style>
-                      <wps:bodyPr/>
-                    </wps:wsp>
-                  </a:graphicData>
-                </a:graphic>
-                <wp14:sizeRelH relativeFrom="page">
-                  <wp14:pctWidth>0</wp14:pctWidth>
-                </wp14:sizeRelH>
-                <wp14:sizeRelV relativeFrom="page">
-                  <wp14:pctHeight>0</wp14:pctHeight>
-                </wp14:sizeRelV>
-              </wp:anchor>
-            </w:drawing>
-          </mc:Choice>
-          <mc:Fallback>
-            <w:pict>
-              <v:shape w14:anchorId="1634FB25" id="Straight Arrow Connector 32" o:spid="_x0000_s1026" type="#_x0000_t32" style="position:absolute;margin-left:151.85pt;margin-top:333.95pt;width:0;height:47.25pt;z-index:251678720;visibility:visible;mso-wrap-style:square;mso-width-percent:0;mso-height-percent:0;mso-wrap-distance-left:3.17497mm;mso-wrap-distance-top:0;mso-wrap-distance-right:3.17497mm;mso-wrap-distance-bottom:0;mso-position-horizontal:absolute;mso-position-horizontal-relative:text;mso-position-vertical:absolute;mso-position-vertical-relative:text;mso-width-percent:0;mso-height-percent:0;mso-width-relative:page;mso-height-relative:page" o:gfxdata="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" strokecolor="#4579b8 [3044]">
-                <v:stroke endarrow="block"/>
-                <o:lock v:ext="edit" shapetype="f"/>
-              </v:shape>
             </w:pict>
           </mc:Fallback>
         </mc:AlternateContent>
@@ -455,10 +232,10 @@
         <mc:AlternateContent>
           <mc:Choice Requires="wps">
             <w:drawing>
-              <wp:anchor distT="0" distB="0" distL="114300" distR="114300" simplePos="0" relativeHeight="251703296" behindDoc="0" locked="0" layoutInCell="1" allowOverlap="1" wp14:anchorId="3F26A68D" wp14:editId="5A941E4E">
+              <wp:anchor distT="0" distB="0" distL="114300" distR="114300" simplePos="0" relativeHeight="251703296" behindDoc="0" locked="0" layoutInCell="1" allowOverlap="1" wp14:anchorId="3F26A68D" wp14:editId="0DB4D059">
                 <wp:simplePos x="0" y="0"/>
                 <wp:positionH relativeFrom="column">
-                  <wp:posOffset>4131310</wp:posOffset>
+                  <wp:posOffset>6045835</wp:posOffset>
                 </wp:positionH>
                 <wp:positionV relativeFrom="paragraph">
                   <wp:posOffset>118110</wp:posOffset>
@@ -516,7 +293,7 @@
           </mc:Choice>
           <mc:Fallback>
             <w:pict>
-              <v:shapetype w14:anchorId="4D356CCB" id="_x0000_t34" coordsize="21600,21600" o:spt="34" o:oned="t" adj="10800" path="m,l@0,0@0,21600,21600,21600e" filled="f">
+              <v:shapetype w14:anchorId="37307E10" id="_x0000_t34" coordsize="21600,21600" o:spt="34" o:oned="t" adj="10800" path="m,l@0,0@0,21600,21600,21600e" filled="f">
                 <v:stroke joinstyle="miter"/>
                 <v:formulas>
                   <v:f eqn="val #0"/>
@@ -527,7 +304,7 @@
                 </v:handles>
                 <o:lock v:ext="edit" shapetype="t"/>
               </v:shapetype>
-              <v:shape id="Connector: Elbow 2" o:spid="_x0000_s1026" type="#_x0000_t34" style="position:absolute;margin-left:325.3pt;margin-top:9.3pt;width:39.25pt;height:164.4pt;flip:x y;z-index:251703296;visibility:visible;mso-wrap-style:square;mso-width-percent:0;mso-height-percent:0;mso-wrap-distance-left:9pt;mso-wrap-distance-top:0;mso-wrap-distance-right:9pt;mso-wrap-distance-bottom:0;mso-position-horizontal:absolute;mso-position-horizontal-relative:text;mso-position-vertical:absolute;mso-position-vertical-relative:text;mso-width-percent:0;mso-height-percent:0;mso-width-relative:margin;mso-height-relative:margin" o:gfxdata="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" adj="2176" strokecolor="#4579b8 [3044]">
+              <v:shape id="Connector: Elbow 2" o:spid="_x0000_s1026" type="#_x0000_t34" style="position:absolute;margin-left:476.05pt;margin-top:9.3pt;width:39.25pt;height:164.4pt;flip:x y;z-index:251703296;visibility:visible;mso-wrap-style:square;mso-width-percent:0;mso-height-percent:0;mso-wrap-distance-left:9pt;mso-wrap-distance-top:0;mso-wrap-distance-right:9pt;mso-wrap-distance-bottom:0;mso-position-horizontal:absolute;mso-position-horizontal-relative:text;mso-position-vertical:absolute;mso-position-vertical-relative:text;mso-width-percent:0;mso-height-percent:0;mso-width-relative:margin;mso-height-relative:margin" o:gfxdata="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" adj="2176" strokecolor="#4579b8 [3044]">
                 <v:stroke dashstyle="dash" endarrow="block"/>
               </v:shape>
             </w:pict>
@@ -557,10 +334,10 @@
         <mc:AlternateContent>
           <mc:Choice Requires="wps">
             <w:drawing>
-              <wp:anchor distT="0" distB="0" distL="114300" distR="114300" simplePos="0" relativeHeight="251702272" behindDoc="0" locked="0" layoutInCell="1" allowOverlap="1" wp14:anchorId="4A30A042" wp14:editId="3BC68211">
+              <wp:anchor distT="0" distB="0" distL="114300" distR="114300" simplePos="0" relativeHeight="251702272" behindDoc="0" locked="0" layoutInCell="1" allowOverlap="1" wp14:anchorId="4A30A042" wp14:editId="50DA8E97">
                 <wp:simplePos x="0" y="0"/>
                 <wp:positionH relativeFrom="column">
-                  <wp:posOffset>3114675</wp:posOffset>
+                  <wp:posOffset>4810125</wp:posOffset>
                 </wp:positionH>
                 <wp:positionV relativeFrom="paragraph">
                   <wp:posOffset>144145</wp:posOffset>
@@ -613,7 +390,11 @@
           </mc:Choice>
           <mc:Fallback>
             <w:pict>
-              <v:shape w14:anchorId="1833FDFC" id="Straight Arrow Connector 1" o:spid="_x0000_s1026" type="#_x0000_t32" style="position:absolute;margin-left:245.25pt;margin-top:11.35pt;width:0;height:31.15pt;flip:y;z-index:251702272;visibility:visible;mso-wrap-style:square;mso-height-percent:0;mso-wrap-distance-left:9pt;mso-wrap-distance-top:0;mso-wrap-distance-right:9pt;mso-wrap-distance-bottom:0;mso-position-horizontal:absolute;mso-position-horizontal-relative:text;mso-position-vertical:absolute;mso-position-vertical-relative:text;mso-height-percent:0;mso-height-relative:margin" o:gfxdata="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" strokecolor="#4579b8 [3044]">
+              <v:shapetype w14:anchorId="2422D94F" id="_x0000_t32" coordsize="21600,21600" o:spt="32" o:oned="t" path="m,l21600,21600e" filled="f">
+                <v:path arrowok="t" fillok="f" o:connecttype="none"/>
+                <o:lock v:ext="edit" shapetype="t"/>
+              </v:shapetype>
+              <v:shape id="Straight Arrow Connector 1" o:spid="_x0000_s1026" type="#_x0000_t32" style="position:absolute;margin-left:378.75pt;margin-top:11.35pt;width:0;height:31.15pt;flip:y;z-index:251702272;visibility:visible;mso-wrap-style:square;mso-height-percent:0;mso-wrap-distance-left:9pt;mso-wrap-distance-top:0;mso-wrap-distance-right:9pt;mso-wrap-distance-bottom:0;mso-position-horizontal:absolute;mso-position-horizontal-relative:text;mso-position-vertical:absolute;mso-position-vertical-relative:text;mso-height-percent:0;mso-height-relative:margin" o:gfxdata="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" strokecolor="#4579b8 [3044]">
                 <v:stroke dashstyle="dash" endarrow="block"/>
               </v:shape>
             </w:pict>
@@ -630,10 +411,10 @@
         <mc:AlternateContent>
           <mc:Choice Requires="wps">
             <w:drawing>
-              <wp:anchor distT="0" distB="0" distL="114299" distR="114299" simplePos="0" relativeHeight="251684864" behindDoc="0" locked="0" layoutInCell="1" allowOverlap="1" wp14:anchorId="15B9F656" wp14:editId="1D5F3BD3">
+              <wp:anchor distT="0" distB="0" distL="114299" distR="114299" simplePos="0" relativeHeight="251684864" behindDoc="0" locked="0" layoutInCell="1" allowOverlap="1" wp14:anchorId="15B9F656" wp14:editId="1F4F4CCE">
                 <wp:simplePos x="0" y="0"/>
                 <wp:positionH relativeFrom="margin">
-                  <wp:posOffset>2985770</wp:posOffset>
+                  <wp:posOffset>4700270</wp:posOffset>
                 </wp:positionH>
                 <wp:positionV relativeFrom="paragraph">
                   <wp:posOffset>175895</wp:posOffset>
@@ -692,7 +473,7 @@
           </mc:Choice>
           <mc:Fallback>
             <w:pict>
-              <v:shape w14:anchorId="253DFC99" id="Straight Arrow Connector 1626155338" o:spid="_x0000_s1026" type="#_x0000_t32" style="position:absolute;margin-left:235.1pt;margin-top:13.85pt;width:0;height:28.3pt;z-index:251684864;visibility:visible;mso-wrap-style:square;mso-width-percent:0;mso-height-percent:0;mso-wrap-distance-left:3.17497mm;mso-wrap-distance-top:0;mso-wrap-distance-right:3.17497mm;mso-wrap-distance-bottom:0;mso-position-horizontal:absolute;mso-position-horizontal-relative:margin;mso-position-vertical:absolute;mso-position-vertical-relative:text;mso-width-percent:0;mso-height-percent:0;mso-width-relative:page;mso-height-relative:page" o:gfxdata="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" strokecolor="#4579b8 [3044]">
+              <v:shape w14:anchorId="695FD5C4" id="Straight Arrow Connector 1626155338" o:spid="_x0000_s1026" type="#_x0000_t32" style="position:absolute;margin-left:370.1pt;margin-top:13.85pt;width:0;height:28.3pt;z-index:251684864;visibility:visible;mso-wrap-style:square;mso-width-percent:0;mso-height-percent:0;mso-wrap-distance-left:3.17497mm;mso-wrap-distance-top:0;mso-wrap-distance-right:3.17497mm;mso-wrap-distance-bottom:0;mso-position-horizontal:absolute;mso-position-horizontal-relative:margin;mso-position-vertical:absolute;mso-position-vertical-relative:text;mso-width-percent:0;mso-height-percent:0;mso-width-relative:page;mso-height-relative:page" o:gfxdata="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" strokecolor="#4579b8 [3044]">
                 <v:stroke endarrow="block"/>
                 <o:lock v:ext="edit" shapetype="f"/>
                 <w10:wrap anchorx="margin"/>
@@ -728,10 +509,10 @@
         <mc:AlternateContent>
           <mc:Choice Requires="wps">
             <w:drawing>
-              <wp:anchor distT="0" distB="0" distL="114300" distR="114300" simplePos="0" relativeHeight="251659264" behindDoc="0" locked="0" layoutInCell="1" allowOverlap="1" wp14:anchorId="2F56FB78" wp14:editId="37DC39D4">
+              <wp:anchor distT="0" distB="0" distL="114300" distR="114300" simplePos="0" relativeHeight="251659264" behindDoc="0" locked="0" layoutInCell="1" allowOverlap="1" wp14:anchorId="2F56FB78" wp14:editId="3681F529">
                 <wp:simplePos x="0" y="0"/>
                 <wp:positionH relativeFrom="column">
-                  <wp:posOffset>1634490</wp:posOffset>
+                  <wp:posOffset>3539490</wp:posOffset>
                 </wp:positionH>
                 <wp:positionV relativeFrom="paragraph">
                   <wp:posOffset>227330</wp:posOffset>
@@ -784,7 +565,6 @@
                                 <w:u w:val="single"/>
                               </w:rPr>
                             </w:pPr>
-                            <w:proofErr w:type="spellStart"/>
                             <w:r>
                               <w:rPr>
                                 <w:b/>
@@ -792,29 +572,8 @@
                                 <w:szCs w:val="26"/>
                                 <w:u w:val="single"/>
                               </w:rPr>
-                              <w:t>Trưởng</w:t>
+                              <w:t>Trưởng Khoa</w:t>
                             </w:r>
-                            <w:proofErr w:type="spellEnd"/>
-                            <w:r>
-                              <w:rPr>
-                                <w:b/>
-                                <w:sz w:val="26"/>
-                                <w:szCs w:val="26"/>
-                                <w:u w:val="single"/>
-                              </w:rPr>
-                              <w:t xml:space="preserve"> </w:t>
-                            </w:r>
-                            <w:proofErr w:type="spellStart"/>
-                            <w:r>
-                              <w:rPr>
-                                <w:b/>
-                                <w:sz w:val="26"/>
-                                <w:szCs w:val="26"/>
-                                <w:u w:val="single"/>
-                              </w:rPr>
-                              <w:t>Khoa</w:t>
-                            </w:r>
-                            <w:proofErr w:type="spellEnd"/>
                           </w:p>
                           <w:p>
                             <w:pPr>
@@ -824,47 +583,13 @@
                                 <w:szCs w:val="26"/>
                               </w:rPr>
                             </w:pPr>
-                            <w:proofErr w:type="spellStart"/>
                             <w:r>
                               <w:rPr>
                                 <w:sz w:val="26"/>
                                 <w:szCs w:val="26"/>
                               </w:rPr>
-                              <w:t>Ths.Nguyễn</w:t>
+                              <w:t>Ths.Nguyễn Thị Bình</w:t>
                             </w:r>
-                            <w:proofErr w:type="spellEnd"/>
-                            <w:r>
-                              <w:rPr>
-                                <w:sz w:val="26"/>
-                                <w:szCs w:val="26"/>
-                              </w:rPr>
-                              <w:t xml:space="preserve"> </w:t>
-                            </w:r>
-                            <w:proofErr w:type="spellStart"/>
-                            <w:r>
-                              <w:rPr>
-                                <w:sz w:val="26"/>
-                                <w:szCs w:val="26"/>
-                              </w:rPr>
-                              <w:t>Thị</w:t>
-                            </w:r>
-                            <w:proofErr w:type="spellEnd"/>
-                            <w:r>
-                              <w:rPr>
-                                <w:sz w:val="26"/>
-                                <w:szCs w:val="26"/>
-                              </w:rPr>
-                              <w:t xml:space="preserve"> </w:t>
-                            </w:r>
-                            <w:proofErr w:type="spellStart"/>
-                            <w:r>
-                              <w:rPr>
-                                <w:sz w:val="26"/>
-                                <w:szCs w:val="26"/>
-                              </w:rPr>
-                              <w:t>Bình</w:t>
-                            </w:r>
-                            <w:proofErr w:type="spellEnd"/>
                           </w:p>
                         </w:txbxContent>
                       </wps:txbx>
@@ -888,7 +613,7 @@
           </mc:Choice>
           <mc:Fallback>
             <w:pict>
-              <v:rect w14:anchorId="2F56FB78" id="Rectangle 2" o:spid="_x0000_s1027" style="position:absolute;left:0;text-align:left;margin-left:128.7pt;margin-top:17.9pt;width:196.5pt;height:55.5pt;z-index:251659264;visibility:visible;mso-wrap-style:square;mso-width-percent:0;mso-height-percent:0;mso-wrap-distance-left:9pt;mso-wrap-distance-top:0;mso-wrap-distance-right:9pt;mso-wrap-distance-bottom:0;mso-position-horizontal:absolute;mso-position-horizontal-relative:text;mso-position-vertical:absolute;mso-position-vertical-relative:text;mso-width-percent:0;mso-height-percent:0;mso-width-relative:page;mso-height-relative:margin;v-text-anchor:middle" o:gfxdata="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" fillcolor="white [3201]" strokecolor="#f79646 [3209]" strokeweight="2pt">
+              <v:rect w14:anchorId="2F56FB78" id="Rectangle 2" o:spid="_x0000_s1027" style="position:absolute;left:0;text-align:left;margin-left:278.7pt;margin-top:17.9pt;width:196.5pt;height:55.5pt;z-index:251659264;visibility:visible;mso-wrap-style:square;mso-width-percent:0;mso-height-percent:0;mso-wrap-distance-left:9pt;mso-wrap-distance-top:0;mso-wrap-distance-right:9pt;mso-wrap-distance-bottom:0;mso-position-horizontal:absolute;mso-position-horizontal-relative:text;mso-position-vertical:absolute;mso-position-vertical-relative:text;mso-width-percent:0;mso-height-percent:0;mso-width-relative:page;mso-height-relative:margin;v-text-anchor:middle" o:gfxdata="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" fillcolor="white [3201]" strokecolor="#f79646 [3209]" strokeweight="2pt">
                 <v:path arrowok="t"/>
                 <v:textbox>
                   <w:txbxContent>
@@ -1030,78 +755,6 @@
       </w:pPr>
       <w:r>
         <w:rPr>
-          <w:noProof/>
-          <w:sz w:val="26"/>
-          <w:szCs w:val="26"/>
-        </w:rPr>
-        <mc:AlternateContent>
-          <mc:Choice Requires="wps">
-            <w:drawing>
-              <wp:anchor distT="0" distB="0" distL="114300" distR="114300" simplePos="0" relativeHeight="251700224" behindDoc="0" locked="0" layoutInCell="1" allowOverlap="1" wp14:anchorId="2D23AD66" wp14:editId="0388D60F">
-                <wp:simplePos x="0" y="0"/>
-                <wp:positionH relativeFrom="column">
-                  <wp:posOffset>3112770</wp:posOffset>
-                </wp:positionH>
-                <wp:positionV relativeFrom="paragraph">
-                  <wp:posOffset>77470</wp:posOffset>
-                </wp:positionV>
-                <wp:extent cx="0" cy="395605"/>
-                <wp:effectExtent l="76200" t="38100" r="57150" b="23495"/>
-                <wp:wrapNone/>
-                <wp:docPr id="1979902041" name="Straight Arrow Connector 1"/>
-                <wp:cNvGraphicFramePr/>
-                <a:graphic xmlns:a="http://schemas.openxmlformats.org/drawingml/2006/main">
-                  <a:graphicData uri="http://schemas.microsoft.com/office/word/2010/wordprocessingShape">
-                    <wps:wsp>
-                      <wps:cNvCnPr/>
-                      <wps:spPr>
-                        <a:xfrm flipV="1">
-                          <a:off x="0" y="0"/>
-                          <a:ext cx="0" cy="395605"/>
-                        </a:xfrm>
-                        <a:prstGeom prst="straightConnector1">
-                          <a:avLst/>
-                        </a:prstGeom>
-                        <a:ln>
-                          <a:prstDash val="dash"/>
-                          <a:tailEnd type="triangle"/>
-                        </a:ln>
-                      </wps:spPr>
-                      <wps:style>
-                        <a:lnRef idx="1">
-                          <a:schemeClr val="accent1"/>
-                        </a:lnRef>
-                        <a:fillRef idx="0">
-                          <a:schemeClr val="accent1"/>
-                        </a:fillRef>
-                        <a:effectRef idx="0">
-                          <a:schemeClr val="accent1"/>
-                        </a:effectRef>
-                        <a:fontRef idx="minor">
-                          <a:schemeClr val="tx1"/>
-                        </a:fontRef>
-                      </wps:style>
-                      <wps:bodyPr/>
-                    </wps:wsp>
-                  </a:graphicData>
-                </a:graphic>
-                <wp14:sizeRelV relativeFrom="margin">
-                  <wp14:pctHeight>0</wp14:pctHeight>
-                </wp14:sizeRelV>
-              </wp:anchor>
-            </w:drawing>
-          </mc:Choice>
-          <mc:Fallback>
-            <w:pict>
-              <v:shape w14:anchorId="16496B2C" id="Straight Arrow Connector 1" o:spid="_x0000_s1026" type="#_x0000_t32" style="position:absolute;margin-left:245.1pt;margin-top:6.1pt;width:0;height:31.15pt;flip:y;z-index:251700224;visibility:visible;mso-wrap-style:square;mso-height-percent:0;mso-wrap-distance-left:9pt;mso-wrap-distance-top:0;mso-wrap-distance-right:9pt;mso-wrap-distance-bottom:0;mso-position-horizontal:absolute;mso-position-horizontal-relative:text;mso-position-vertical:absolute;mso-position-vertical-relative:text;mso-height-percent:0;mso-height-relative:margin" o:gfxdata="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" strokecolor="#4579b8 [3044]">
-                <v:stroke dashstyle="dash" endarrow="block"/>
-              </v:shape>
-            </w:pict>
-          </mc:Fallback>
-        </mc:AlternateContent>
-      </w:r>
-      <w:r>
-        <w:rPr>
           <w:rFonts w:cs="Angsana New"/>
           <w:noProof/>
           <w:sz w:val="26"/>
@@ -1110,10 +763,10 @@
         <mc:AlternateContent>
           <mc:Choice Requires="wps">
             <w:drawing>
-              <wp:anchor distT="0" distB="0" distL="114299" distR="114299" simplePos="0" relativeHeight="251675648" behindDoc="0" locked="0" layoutInCell="1" allowOverlap="1" wp14:anchorId="30D3A4A3" wp14:editId="79507EE7">
+              <wp:anchor distT="0" distB="0" distL="114299" distR="114299" simplePos="0" relativeHeight="251675648" behindDoc="0" locked="0" layoutInCell="1" allowOverlap="1" wp14:anchorId="30D3A4A3" wp14:editId="05FD7A07">
                 <wp:simplePos x="0" y="0"/>
                 <wp:positionH relativeFrom="margin">
-                  <wp:posOffset>2975610</wp:posOffset>
+                  <wp:posOffset>4680585</wp:posOffset>
                 </wp:positionH>
                 <wp:positionV relativeFrom="paragraph">
                   <wp:posOffset>79375</wp:posOffset>
@@ -1172,7 +825,7 @@
           </mc:Choice>
           <mc:Fallback>
             <w:pict>
-              <v:shape w14:anchorId="424A8EC5" id="Straight Arrow Connector 27" o:spid="_x0000_s1026" type="#_x0000_t32" style="position:absolute;margin-left:234.3pt;margin-top:6.25pt;width:0;height:34pt;z-index:251675648;visibility:visible;mso-wrap-style:square;mso-width-percent:0;mso-height-percent:0;mso-wrap-distance-left:3.17497mm;mso-wrap-distance-top:0;mso-wrap-distance-right:3.17497mm;mso-wrap-distance-bottom:0;mso-position-horizontal:absolute;mso-position-horizontal-relative:margin;mso-position-vertical:absolute;mso-position-vertical-relative:text;mso-width-percent:0;mso-height-percent:0;mso-width-relative:page;mso-height-relative:page" o:gfxdata="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" strokecolor="#4579b8 [3044]">
+              <v:shape w14:anchorId="105C92D2" id="Straight Arrow Connector 27" o:spid="_x0000_s1026" type="#_x0000_t32" style="position:absolute;margin-left:368.55pt;margin-top:6.25pt;width:0;height:34pt;z-index:251675648;visibility:visible;mso-wrap-style:square;mso-width-percent:0;mso-height-percent:0;mso-wrap-distance-left:3.17497mm;mso-wrap-distance-top:0;mso-wrap-distance-right:3.17497mm;mso-wrap-distance-bottom:0;mso-position-horizontal:absolute;mso-position-horizontal-relative:margin;mso-position-vertical:absolute;mso-position-vertical-relative:text;mso-width-percent:0;mso-height-percent:0;mso-width-relative:page;mso-height-relative:page" o:gfxdata="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" strokecolor="#4579b8 [3044]">
                 <v:stroke endarrow="block"/>
                 <o:lock v:ext="edit" shapetype="f"/>
                 <w10:wrap anchorx="margin"/>
@@ -1181,17 +834,6 @@
           </mc:Fallback>
         </mc:AlternateContent>
       </w:r>
-    </w:p>
-    <w:p>
-      <w:pPr>
-        <w:pStyle w:val="Title"/>
-        <w:spacing w:line="360" w:lineRule="auto"/>
-        <w:rPr>
-          <w:rFonts w:ascii="Times New Roman" w:hAnsi="Times New Roman" w:cs="Times New Roman"/>
-          <w:sz w:val="26"/>
-          <w:szCs w:val="26"/>
-        </w:rPr>
-      </w:pPr>
       <w:r>
         <w:rPr>
           <w:noProof/>
@@ -1201,10 +843,319 @@
         <mc:AlternateContent>
           <mc:Choice Requires="wps">
             <w:drawing>
-              <wp:anchor distT="0" distB="0" distL="114300" distR="114300" simplePos="0" relativeHeight="251709440" behindDoc="0" locked="0" layoutInCell="1" allowOverlap="1" wp14:anchorId="27756BEE" wp14:editId="215CF1EE">
+              <wp:anchor distT="0" distB="0" distL="114300" distR="114300" simplePos="0" relativeHeight="251700224" behindDoc="0" locked="0" layoutInCell="1" allowOverlap="1" wp14:anchorId="2D23AD66" wp14:editId="6D181AED">
                 <wp:simplePos x="0" y="0"/>
                 <wp:positionH relativeFrom="column">
-                  <wp:posOffset>3124200</wp:posOffset>
+                  <wp:posOffset>4798695</wp:posOffset>
+                </wp:positionH>
+                <wp:positionV relativeFrom="paragraph">
+                  <wp:posOffset>77470</wp:posOffset>
+                </wp:positionV>
+                <wp:extent cx="0" cy="395605"/>
+                <wp:effectExtent l="76200" t="38100" r="57150" b="23495"/>
+                <wp:wrapNone/>
+                <wp:docPr id="1979902041" name="Straight Arrow Connector 1"/>
+                <wp:cNvGraphicFramePr/>
+                <a:graphic xmlns:a="http://schemas.openxmlformats.org/drawingml/2006/main">
+                  <a:graphicData uri="http://schemas.microsoft.com/office/word/2010/wordprocessingShape">
+                    <wps:wsp>
+                      <wps:cNvCnPr/>
+                      <wps:spPr>
+                        <a:xfrm flipV="1">
+                          <a:off x="0" y="0"/>
+                          <a:ext cx="0" cy="395605"/>
+                        </a:xfrm>
+                        <a:prstGeom prst="straightConnector1">
+                          <a:avLst/>
+                        </a:prstGeom>
+                        <a:ln>
+                          <a:prstDash val="dash"/>
+                          <a:tailEnd type="triangle"/>
+                        </a:ln>
+                      </wps:spPr>
+                      <wps:style>
+                        <a:lnRef idx="1">
+                          <a:schemeClr val="accent1"/>
+                        </a:lnRef>
+                        <a:fillRef idx="0">
+                          <a:schemeClr val="accent1"/>
+                        </a:fillRef>
+                        <a:effectRef idx="0">
+                          <a:schemeClr val="accent1"/>
+                        </a:effectRef>
+                        <a:fontRef idx="minor">
+                          <a:schemeClr val="tx1"/>
+                        </a:fontRef>
+                      </wps:style>
+                      <wps:bodyPr/>
+                    </wps:wsp>
+                  </a:graphicData>
+                </a:graphic>
+                <wp14:sizeRelV relativeFrom="margin">
+                  <wp14:pctHeight>0</wp14:pctHeight>
+                </wp14:sizeRelV>
+              </wp:anchor>
+            </w:drawing>
+          </mc:Choice>
+          <mc:Fallback>
+            <w:pict>
+              <v:shape w14:anchorId="045516AE" id="Straight Arrow Connector 1" o:spid="_x0000_s1026" type="#_x0000_t32" style="position:absolute;margin-left:377.85pt;margin-top:6.1pt;width:0;height:31.15pt;flip:y;z-index:251700224;visibility:visible;mso-wrap-style:square;mso-height-percent:0;mso-wrap-distance-left:9pt;mso-wrap-distance-top:0;mso-wrap-distance-right:9pt;mso-wrap-distance-bottom:0;mso-position-horizontal:absolute;mso-position-horizontal-relative:text;mso-position-vertical:absolute;mso-position-vertical-relative:text;mso-height-percent:0;mso-height-relative:margin" o:gfxdata="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" strokecolor="#4579b8 [3044]">
+                <v:stroke dashstyle="dash" endarrow="block"/>
+              </v:shape>
+            </w:pict>
+          </mc:Fallback>
+        </mc:AlternateContent>
+      </w:r>
+    </w:p>
+    <w:p>
+      <w:pPr>
+        <w:pStyle w:val="Title"/>
+        <w:spacing w:line="360" w:lineRule="auto"/>
+        <w:rPr>
+          <w:rFonts w:ascii="Times New Roman" w:hAnsi="Times New Roman" w:cs="Times New Roman"/>
+          <w:sz w:val="26"/>
+          <w:szCs w:val="26"/>
+        </w:rPr>
+      </w:pPr>
+      <w:r>
+        <w:rPr>
+          <w:rFonts w:ascii="Times New Roman" w:hAnsi="Times New Roman"/>
+          <w:b w:val="0"/>
+          <w:noProof/>
+          <w:sz w:val="26"/>
+          <w:szCs w:val="26"/>
+        </w:rPr>
+        <mc:AlternateContent>
+          <mc:Choice Requires="wps">
+            <w:drawing>
+              <wp:anchor distT="0" distB="0" distL="114299" distR="114299" simplePos="0" relativeHeight="251668480" behindDoc="0" locked="0" layoutInCell="1" allowOverlap="1" wp14:anchorId="0258863C" wp14:editId="53CEF1DF">
+                <wp:simplePos x="0" y="0"/>
+                <wp:positionH relativeFrom="column">
+                  <wp:posOffset>3118485</wp:posOffset>
+                </wp:positionH>
+                <wp:positionV relativeFrom="paragraph">
+                  <wp:posOffset>222250</wp:posOffset>
+                </wp:positionV>
+                <wp:extent cx="0" cy="285750"/>
+                <wp:effectExtent l="76200" t="0" r="57150" b="57150"/>
+                <wp:wrapNone/>
+                <wp:docPr id="17" name="Straight Arrow Connector 17"/>
+                <wp:cNvGraphicFramePr>
+                  <a:graphicFrameLocks xmlns:a="http://schemas.openxmlformats.org/drawingml/2006/main"/>
+                </wp:cNvGraphicFramePr>
+                <a:graphic xmlns:a="http://schemas.openxmlformats.org/drawingml/2006/main">
+                  <a:graphicData uri="http://schemas.microsoft.com/office/word/2010/wordprocessingShape">
+                    <wps:wsp>
+                      <wps:cNvCnPr>
+                        <a:cxnSpLocks/>
+                      </wps:cNvCnPr>
+                      <wps:spPr>
+                        <a:xfrm>
+                          <a:off x="0" y="0"/>
+                          <a:ext cx="0" cy="285750"/>
+                        </a:xfrm>
+                        <a:prstGeom prst="straightConnector1">
+                          <a:avLst/>
+                        </a:prstGeom>
+                        <a:ln>
+                          <a:tailEnd type="triangle"/>
+                        </a:ln>
+                      </wps:spPr>
+                      <wps:style>
+                        <a:lnRef idx="1">
+                          <a:schemeClr val="accent1"/>
+                        </a:lnRef>
+                        <a:fillRef idx="0">
+                          <a:schemeClr val="accent1"/>
+                        </a:fillRef>
+                        <a:effectRef idx="0">
+                          <a:schemeClr val="accent1"/>
+                        </a:effectRef>
+                        <a:fontRef idx="minor">
+                          <a:schemeClr val="tx1"/>
+                        </a:fontRef>
+                      </wps:style>
+                      <wps:bodyPr/>
+                    </wps:wsp>
+                  </a:graphicData>
+                </a:graphic>
+                <wp14:sizeRelH relativeFrom="page">
+                  <wp14:pctWidth>0</wp14:pctWidth>
+                </wp14:sizeRelH>
+                <wp14:sizeRelV relativeFrom="page">
+                  <wp14:pctHeight>0</wp14:pctHeight>
+                </wp14:sizeRelV>
+              </wp:anchor>
+            </w:drawing>
+          </mc:Choice>
+          <mc:Fallback>
+            <w:pict>
+              <v:shape w14:anchorId="3C5B570A" id="Straight Arrow Connector 17" o:spid="_x0000_s1026" type="#_x0000_t32" style="position:absolute;margin-left:245.55pt;margin-top:17.5pt;width:0;height:22.5pt;z-index:251668480;visibility:visible;mso-wrap-style:square;mso-width-percent:0;mso-height-percent:0;mso-wrap-distance-left:3.17497mm;mso-wrap-distance-top:0;mso-wrap-distance-right:3.17497mm;mso-wrap-distance-bottom:0;mso-position-horizontal:absolute;mso-position-horizontal-relative:text;mso-position-vertical:absolute;mso-position-vertical-relative:text;mso-width-percent:0;mso-height-percent:0;mso-width-relative:page;mso-height-relative:page" o:gfxdata="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" strokecolor="#4579b8 [3044]">
+                <v:stroke endarrow="block"/>
+                <o:lock v:ext="edit" shapetype="f"/>
+              </v:shape>
+            </w:pict>
+          </mc:Fallback>
+        </mc:AlternateContent>
+      </w:r>
+      <w:r>
+        <w:rPr>
+          <w:noProof/>
+          <w:sz w:val="26"/>
+          <w:szCs w:val="26"/>
+        </w:rPr>
+        <mc:AlternateContent>
+          <mc:Choice Requires="wps">
+            <w:drawing>
+              <wp:anchor distT="0" distB="0" distL="114300" distR="114300" simplePos="0" relativeHeight="251714560" behindDoc="0" locked="0" layoutInCell="1" allowOverlap="1" wp14:anchorId="68215CFB" wp14:editId="3AD7186E">
+                <wp:simplePos x="0" y="0"/>
+                <wp:positionH relativeFrom="column">
+                  <wp:posOffset>4672965</wp:posOffset>
+                </wp:positionH>
+                <wp:positionV relativeFrom="paragraph">
+                  <wp:posOffset>240665</wp:posOffset>
+                </wp:positionV>
+                <wp:extent cx="0" cy="278130"/>
+                <wp:effectExtent l="76200" t="0" r="57150" b="64770"/>
+                <wp:wrapNone/>
+                <wp:docPr id="25" name="Straight Arrow Connector 25"/>
+                <wp:cNvGraphicFramePr/>
+                <a:graphic xmlns:a="http://schemas.openxmlformats.org/drawingml/2006/main">
+                  <a:graphicData uri="http://schemas.microsoft.com/office/word/2010/wordprocessingShape">
+                    <wps:wsp>
+                      <wps:cNvCnPr/>
+                      <wps:spPr>
+                        <a:xfrm>
+                          <a:off x="0" y="0"/>
+                          <a:ext cx="0" cy="278130"/>
+                        </a:xfrm>
+                        <a:prstGeom prst="straightConnector1">
+                          <a:avLst/>
+                        </a:prstGeom>
+                        <a:ln>
+                          <a:tailEnd type="triangle"/>
+                        </a:ln>
+                      </wps:spPr>
+                      <wps:style>
+                        <a:lnRef idx="1">
+                          <a:schemeClr val="accent1"/>
+                        </a:lnRef>
+                        <a:fillRef idx="0">
+                          <a:schemeClr val="accent1"/>
+                        </a:fillRef>
+                        <a:effectRef idx="0">
+                          <a:schemeClr val="accent1"/>
+                        </a:effectRef>
+                        <a:fontRef idx="minor">
+                          <a:schemeClr val="tx1"/>
+                        </a:fontRef>
+                      </wps:style>
+                      <wps:bodyPr/>
+                    </wps:wsp>
+                  </a:graphicData>
+                </a:graphic>
+              </wp:anchor>
+            </w:drawing>
+          </mc:Choice>
+          <mc:Fallback>
+            <w:pict>
+              <v:shape w14:anchorId="639F5890" id="Straight Arrow Connector 25" o:spid="_x0000_s1026" type="#_x0000_t32" style="position:absolute;margin-left:367.95pt;margin-top:18.95pt;width:0;height:21.9pt;z-index:251714560;visibility:visible;mso-wrap-style:square;mso-wrap-distance-left:9pt;mso-wrap-distance-top:0;mso-wrap-distance-right:9pt;mso-wrap-distance-bottom:0;mso-position-horizontal:absolute;mso-position-horizontal-relative:text;mso-position-vertical:absolute;mso-position-vertical-relative:text" o:gfxdata="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" strokecolor="#4579b8 [3044]">
+                <v:stroke endarrow="block"/>
+              </v:shape>
+            </w:pict>
+          </mc:Fallback>
+        </mc:AlternateContent>
+      </w:r>
+      <w:r>
+        <w:rPr>
+          <w:rFonts w:ascii="Times New Roman" w:hAnsi="Times New Roman"/>
+          <w:b w:val="0"/>
+          <w:noProof/>
+          <w:sz w:val="26"/>
+          <w:szCs w:val="26"/>
+        </w:rPr>
+        <mc:AlternateContent>
+          <mc:Choice Requires="wps">
+            <w:drawing>
+              <wp:anchor distT="4294967295" distB="4294967295" distL="114300" distR="114300" simplePos="0" relativeHeight="251670528" behindDoc="0" locked="0" layoutInCell="1" allowOverlap="1" wp14:anchorId="701DE435" wp14:editId="40297C11">
+                <wp:simplePos x="0" y="0"/>
+                <wp:positionH relativeFrom="column">
+                  <wp:posOffset>3099435</wp:posOffset>
+                </wp:positionH>
+                <wp:positionV relativeFrom="paragraph">
+                  <wp:posOffset>208280</wp:posOffset>
+                </wp:positionV>
+                <wp:extent cx="3133725" cy="0"/>
+                <wp:effectExtent l="0" t="0" r="28575" b="19050"/>
+                <wp:wrapNone/>
+                <wp:docPr id="20" name="Straight Connector 20"/>
+                <wp:cNvGraphicFramePr>
+                  <a:graphicFrameLocks xmlns:a="http://schemas.openxmlformats.org/drawingml/2006/main"/>
+                </wp:cNvGraphicFramePr>
+                <a:graphic xmlns:a="http://schemas.openxmlformats.org/drawingml/2006/main">
+                  <a:graphicData uri="http://schemas.microsoft.com/office/word/2010/wordprocessingShape">
+                    <wps:wsp>
+                      <wps:cNvCnPr>
+                        <a:cxnSpLocks/>
+                      </wps:cNvCnPr>
+                      <wps:spPr>
+                        <a:xfrm>
+                          <a:off x="0" y="0"/>
+                          <a:ext cx="3133725" cy="0"/>
+                        </a:xfrm>
+                        <a:prstGeom prst="line">
+                          <a:avLst/>
+                        </a:prstGeom>
+                      </wps:spPr>
+                      <wps:style>
+                        <a:lnRef idx="1">
+                          <a:schemeClr val="accent1"/>
+                        </a:lnRef>
+                        <a:fillRef idx="0">
+                          <a:schemeClr val="accent1"/>
+                        </a:fillRef>
+                        <a:effectRef idx="0">
+                          <a:schemeClr val="accent1"/>
+                        </a:effectRef>
+                        <a:fontRef idx="minor">
+                          <a:schemeClr val="tx1"/>
+                        </a:fontRef>
+                      </wps:style>
+                      <wps:bodyPr/>
+                    </wps:wsp>
+                  </a:graphicData>
+                </a:graphic>
+                <wp14:sizeRelH relativeFrom="page">
+                  <wp14:pctWidth>0</wp14:pctWidth>
+                </wp14:sizeRelH>
+                <wp14:sizeRelV relativeFrom="page">
+                  <wp14:pctHeight>0</wp14:pctHeight>
+                </wp14:sizeRelV>
+              </wp:anchor>
+            </w:drawing>
+          </mc:Choice>
+          <mc:Fallback>
+            <w:pict>
+              <v:line w14:anchorId="03BEF581" id="Straight Connector 20" o:spid="_x0000_s1026" style="position:absolute;z-index:251670528;visibility:visible;mso-wrap-style:square;mso-width-percent:0;mso-height-percent:0;mso-wrap-distance-left:9pt;mso-wrap-distance-top:-3e-5mm;mso-wrap-distance-right:9pt;mso-wrap-distance-bottom:-3e-5mm;mso-position-horizontal:absolute;mso-position-horizontal-relative:text;mso-position-vertical:absolute;mso-position-vertical-relative:text;mso-width-percent:0;mso-height-percent:0;mso-width-relative:page;mso-height-relative:page" from="244.05pt,16.4pt" to="490.8pt,16.4pt" o:gfxdata="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" strokecolor="#4579b8 [3044]">
+                <o:lock v:ext="edit" shapetype="f"/>
+              </v:line>
+            </w:pict>
+          </mc:Fallback>
+        </mc:AlternateContent>
+      </w:r>
+      <w:r>
+        <w:rPr>
+          <w:noProof/>
+          <w:sz w:val="26"/>
+          <w:szCs w:val="26"/>
+        </w:rPr>
+        <mc:AlternateContent>
+          <mc:Choice Requires="wps">
+            <w:drawing>
+              <wp:anchor distT="0" distB="0" distL="114300" distR="114300" simplePos="0" relativeHeight="251709440" behindDoc="0" locked="0" layoutInCell="1" allowOverlap="1" wp14:anchorId="27756BEE" wp14:editId="01A12AE5">
+                <wp:simplePos x="0" y="0"/>
+                <wp:positionH relativeFrom="column">
+                  <wp:posOffset>4800600</wp:posOffset>
                 </wp:positionH>
                 <wp:positionV relativeFrom="paragraph">
                   <wp:posOffset>229235</wp:posOffset>
@@ -1257,7 +1208,7 @@
           </mc:Choice>
           <mc:Fallback>
             <w:pict>
-              <v:shape w14:anchorId="450EB545" id="Straight Arrow Connector 1" o:spid="_x0000_s1026" type="#_x0000_t32" style="position:absolute;margin-left:246pt;margin-top:18.05pt;width:0;height:22.65pt;flip:y;z-index:251709440;visibility:visible;mso-wrap-style:square;mso-height-percent:0;mso-wrap-distance-left:9pt;mso-wrap-distance-top:0;mso-wrap-distance-right:9pt;mso-wrap-distance-bottom:0;mso-position-horizontal:absolute;mso-position-horizontal-relative:text;mso-position-vertical:absolute;mso-position-vertical-relative:text;mso-height-percent:0;mso-height-relative:margin" o:gfxdata="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" strokecolor="#4579b8 [3044]">
+              <v:shape w14:anchorId="43359ED1" id="Straight Arrow Connector 1" o:spid="_x0000_s1026" type="#_x0000_t32" style="position:absolute;margin-left:378pt;margin-top:18.05pt;width:0;height:22.65pt;flip:y;z-index:251709440;visibility:visible;mso-wrap-style:square;mso-height-percent:0;mso-wrap-distance-left:9pt;mso-wrap-distance-top:0;mso-wrap-distance-right:9pt;mso-wrap-distance-bottom:0;mso-position-horizontal:absolute;mso-position-horizontal-relative:text;mso-position-vertical:absolute;mso-position-vertical-relative:text;mso-height-percent:0;mso-height-relative:margin" o:gfxdata="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" strokecolor="#4579b8 [3044]">
                 <v:stroke dashstyle="dash" endarrow="block"/>
               </v:shape>
             </w:pict>
@@ -1273,13 +1224,85 @@
         <mc:AlternateContent>
           <mc:Choice Requires="wps">
             <w:drawing>
-              <wp:anchor distT="0" distB="0" distL="114300" distR="114300" simplePos="0" relativeHeight="251696128" behindDoc="0" locked="0" layoutInCell="1" allowOverlap="1" wp14:anchorId="5953C3C3" wp14:editId="016A741A">
+              <wp:anchor distT="0" distB="0" distL="114300" distR="114300" simplePos="0" relativeHeight="251698176" behindDoc="0" locked="0" layoutInCell="1" allowOverlap="1" wp14:anchorId="40A19ECC" wp14:editId="5C4EC089">
                 <wp:simplePos x="0" y="0"/>
                 <wp:positionH relativeFrom="column">
-                  <wp:posOffset>4276725</wp:posOffset>
+                  <wp:posOffset>3230880</wp:posOffset>
                 </wp:positionH>
                 <wp:positionV relativeFrom="paragraph">
-                  <wp:posOffset>219710</wp:posOffset>
+                  <wp:posOffset>210185</wp:posOffset>
+                </wp:positionV>
+                <wp:extent cx="0" cy="287655"/>
+                <wp:effectExtent l="76200" t="38100" r="57150" b="17145"/>
+                <wp:wrapNone/>
+                <wp:docPr id="880909544" name="Straight Arrow Connector 1"/>
+                <wp:cNvGraphicFramePr/>
+                <a:graphic xmlns:a="http://schemas.openxmlformats.org/drawingml/2006/main">
+                  <a:graphicData uri="http://schemas.microsoft.com/office/word/2010/wordprocessingShape">
+                    <wps:wsp>
+                      <wps:cNvCnPr/>
+                      <wps:spPr>
+                        <a:xfrm flipV="1">
+                          <a:off x="0" y="0"/>
+                          <a:ext cx="0" cy="287655"/>
+                        </a:xfrm>
+                        <a:prstGeom prst="straightConnector1">
+                          <a:avLst/>
+                        </a:prstGeom>
+                        <a:ln>
+                          <a:prstDash val="dash"/>
+                          <a:tailEnd type="triangle"/>
+                        </a:ln>
+                      </wps:spPr>
+                      <wps:style>
+                        <a:lnRef idx="1">
+                          <a:schemeClr val="accent1"/>
+                        </a:lnRef>
+                        <a:fillRef idx="0">
+                          <a:schemeClr val="accent1"/>
+                        </a:fillRef>
+                        <a:effectRef idx="0">
+                          <a:schemeClr val="accent1"/>
+                        </a:effectRef>
+                        <a:fontRef idx="minor">
+                          <a:schemeClr val="tx1"/>
+                        </a:fontRef>
+                      </wps:style>
+                      <wps:bodyPr/>
+                    </wps:wsp>
+                  </a:graphicData>
+                </a:graphic>
+                <wp14:sizeRelV relativeFrom="margin">
+                  <wp14:pctHeight>0</wp14:pctHeight>
+                </wp14:sizeRelV>
+              </wp:anchor>
+            </w:drawing>
+          </mc:Choice>
+          <mc:Fallback>
+            <w:pict>
+              <v:shape w14:anchorId="494340C5" id="Straight Arrow Connector 1" o:spid="_x0000_s1026" type="#_x0000_t32" style="position:absolute;margin-left:254.4pt;margin-top:16.55pt;width:0;height:22.65pt;flip:y;z-index:251698176;visibility:visible;mso-wrap-style:square;mso-height-percent:0;mso-wrap-distance-left:9pt;mso-wrap-distance-top:0;mso-wrap-distance-right:9pt;mso-wrap-distance-bottom:0;mso-position-horizontal:absolute;mso-position-horizontal-relative:text;mso-position-vertical:absolute;mso-position-vertical-relative:text;mso-height-percent:0;mso-height-relative:margin" o:gfxdata="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" strokecolor="#4579b8 [3044]">
+                <v:stroke dashstyle="dash" endarrow="block"/>
+              </v:shape>
+            </w:pict>
+          </mc:Fallback>
+        </mc:AlternateContent>
+      </w:r>
+      <w:r>
+        <w:rPr>
+          <w:noProof/>
+          <w:sz w:val="26"/>
+          <w:szCs w:val="26"/>
+        </w:rPr>
+        <mc:AlternateContent>
+          <mc:Choice Requires="wps">
+            <w:drawing>
+              <wp:anchor distT="0" distB="0" distL="114300" distR="114300" simplePos="0" relativeHeight="251696128" behindDoc="0" locked="0" layoutInCell="1" allowOverlap="1" wp14:anchorId="5953C3C3" wp14:editId="4B964F6D">
+                <wp:simplePos x="0" y="0"/>
+                <wp:positionH relativeFrom="column">
+                  <wp:posOffset>6229350</wp:posOffset>
+                </wp:positionH>
+                <wp:positionV relativeFrom="paragraph">
+                  <wp:posOffset>210185</wp:posOffset>
                 </wp:positionV>
                 <wp:extent cx="0" cy="287655"/>
                 <wp:effectExtent l="76200" t="38100" r="57150" b="17145"/>
@@ -1329,7 +1352,7 @@
           </mc:Choice>
           <mc:Fallback>
             <w:pict>
-              <v:shape w14:anchorId="34DC3D42" id="Straight Arrow Connector 1" o:spid="_x0000_s1026" type="#_x0000_t32" style="position:absolute;margin-left:336.75pt;margin-top:17.3pt;width:0;height:22.65pt;flip:y;z-index:251696128;visibility:visible;mso-wrap-style:square;mso-height-percent:0;mso-wrap-distance-left:9pt;mso-wrap-distance-top:0;mso-wrap-distance-right:9pt;mso-wrap-distance-bottom:0;mso-position-horizontal:absolute;mso-position-horizontal-relative:text;mso-position-vertical:absolute;mso-position-vertical-relative:text;mso-height-percent:0;mso-height-relative:margin" o:gfxdata="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" strokecolor="#4579b8 [3044]">
+              <v:shape w14:anchorId="66D98AA0" id="Straight Arrow Connector 1" o:spid="_x0000_s1026" type="#_x0000_t32" style="position:absolute;margin-left:490.5pt;margin-top:16.55pt;width:0;height:22.65pt;flip:y;z-index:251696128;visibility:visible;mso-wrap-style:square;mso-height-percent:0;mso-wrap-distance-left:9pt;mso-wrap-distance-top:0;mso-wrap-distance-right:9pt;mso-wrap-distance-bottom:0;mso-position-horizontal:absolute;mso-position-horizontal-relative:text;mso-position-vertical:absolute;mso-position-vertical-relative:text;mso-height-percent:0;mso-height-relative:margin" o:gfxdata="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" strokecolor="#4579b8 [3044]">
                 <v:stroke dashstyle="dash" endarrow="block"/>
               </v:shape>
             </w:pict>
@@ -1347,87 +1370,10 @@
         <mc:AlternateContent>
           <mc:Choice Requires="wps">
             <w:drawing>
-              <wp:anchor distT="4294967295" distB="4294967295" distL="114300" distR="114300" simplePos="0" relativeHeight="251670528" behindDoc="0" locked="0" layoutInCell="1" allowOverlap="1" wp14:anchorId="701DE435" wp14:editId="0F7DBBE3">
+              <wp:anchor distT="0" distB="0" distL="114299" distR="114299" simplePos="0" relativeHeight="251669504" behindDoc="0" locked="0" layoutInCell="1" allowOverlap="1" wp14:anchorId="59CD4D03" wp14:editId="3FE7B1B7">
                 <wp:simplePos x="0" y="0"/>
                 <wp:positionH relativeFrom="column">
-                  <wp:posOffset>1539240</wp:posOffset>
-                </wp:positionH>
-                <wp:positionV relativeFrom="paragraph">
-                  <wp:posOffset>221615</wp:posOffset>
-                </wp:positionV>
-                <wp:extent cx="2762250" cy="0"/>
-                <wp:effectExtent l="0" t="0" r="19050" b="19050"/>
-                <wp:wrapNone/>
-                <wp:docPr id="20" name="Straight Connector 20"/>
-                <wp:cNvGraphicFramePr>
-                  <a:graphicFrameLocks xmlns:a="http://schemas.openxmlformats.org/drawingml/2006/main"/>
-                </wp:cNvGraphicFramePr>
-                <a:graphic xmlns:a="http://schemas.openxmlformats.org/drawingml/2006/main">
-                  <a:graphicData uri="http://schemas.microsoft.com/office/word/2010/wordprocessingShape">
-                    <wps:wsp>
-                      <wps:cNvCnPr>
-                        <a:cxnSpLocks/>
-                      </wps:cNvCnPr>
-                      <wps:spPr>
-                        <a:xfrm>
-                          <a:off x="0" y="0"/>
-                          <a:ext cx="2762250" cy="0"/>
-                        </a:xfrm>
-                        <a:prstGeom prst="line">
-                          <a:avLst/>
-                        </a:prstGeom>
-                      </wps:spPr>
-                      <wps:style>
-                        <a:lnRef idx="1">
-                          <a:schemeClr val="accent1"/>
-                        </a:lnRef>
-                        <a:fillRef idx="0">
-                          <a:schemeClr val="accent1"/>
-                        </a:fillRef>
-                        <a:effectRef idx="0">
-                          <a:schemeClr val="accent1"/>
-                        </a:effectRef>
-                        <a:fontRef idx="minor">
-                          <a:schemeClr val="tx1"/>
-                        </a:fontRef>
-                      </wps:style>
-                      <wps:bodyPr/>
-                    </wps:wsp>
-                  </a:graphicData>
-                </a:graphic>
-                <wp14:sizeRelH relativeFrom="page">
-                  <wp14:pctWidth>0</wp14:pctWidth>
-                </wp14:sizeRelH>
-                <wp14:sizeRelV relativeFrom="page">
-                  <wp14:pctHeight>0</wp14:pctHeight>
-                </wp14:sizeRelV>
-              </wp:anchor>
-            </w:drawing>
-          </mc:Choice>
-          <mc:Fallback>
-            <w:pict>
-              <v:line w14:anchorId="519BD4B6" id="Straight Connector 20" o:spid="_x0000_s1026" style="position:absolute;z-index:251670528;visibility:visible;mso-wrap-style:square;mso-width-percent:0;mso-height-percent:0;mso-wrap-distance-left:9pt;mso-wrap-distance-top:-3e-5mm;mso-wrap-distance-right:9pt;mso-wrap-distance-bottom:-3e-5mm;mso-position-horizontal:absolute;mso-position-horizontal-relative:text;mso-position-vertical:absolute;mso-position-vertical-relative:text;mso-width-percent:0;mso-height-percent:0;mso-width-relative:page;mso-height-relative:page" from="121.2pt,17.45pt" to="338.7pt,17.45pt" o:gfxdata="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" strokecolor="#4579b8 [3044]">
-                <o:lock v:ext="edit" shapetype="f"/>
-              </v:line>
-            </w:pict>
-          </mc:Fallback>
-        </mc:AlternateContent>
-      </w:r>
-      <w:r>
-        <w:rPr>
-          <w:rFonts w:ascii="Times New Roman" w:hAnsi="Times New Roman"/>
-          <w:b w:val="0"/>
-          <w:noProof/>
-          <w:sz w:val="26"/>
-          <w:szCs w:val="26"/>
-        </w:rPr>
-        <mc:AlternateContent>
-          <mc:Choice Requires="wps">
-            <w:drawing>
-              <wp:anchor distT="0" distB="0" distL="114299" distR="114299" simplePos="0" relativeHeight="251669504" behindDoc="0" locked="0" layoutInCell="1" allowOverlap="1" wp14:anchorId="59CD4D03" wp14:editId="78579909">
-                <wp:simplePos x="0" y="0"/>
-                <wp:positionH relativeFrom="column">
-                  <wp:posOffset>4180840</wp:posOffset>
+                  <wp:posOffset>6114415</wp:posOffset>
                 </wp:positionH>
                 <wp:positionV relativeFrom="paragraph">
                   <wp:posOffset>209550</wp:posOffset>
@@ -1486,228 +1432,7 @@
           </mc:Choice>
           <mc:Fallback>
             <w:pict>
-              <v:shape w14:anchorId="634ED8DF" id="Straight Arrow Connector 18" o:spid="_x0000_s1026" type="#_x0000_t32" style="position:absolute;margin-left:329.2pt;margin-top:16.5pt;width:0;height:22.5pt;z-index:251669504;visibility:visible;mso-wrap-style:square;mso-width-percent:0;mso-height-percent:0;mso-wrap-distance-left:3.17497mm;mso-wrap-distance-top:0;mso-wrap-distance-right:3.17497mm;mso-wrap-distance-bottom:0;mso-position-horizontal:absolute;mso-position-horizontal-relative:text;mso-position-vertical:absolute;mso-position-vertical-relative:text;mso-width-percent:0;mso-height-percent:0;mso-width-relative:page;mso-height-relative:page" o:gfxdata="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" strokecolor="#4579b8 [3044]">
-                <v:stroke endarrow="block"/>
-                <o:lock v:ext="edit" shapetype="f"/>
-              </v:shape>
-            </w:pict>
-          </mc:Fallback>
-        </mc:AlternateContent>
-      </w:r>
-      <w:r>
-        <w:rPr>
-          <w:noProof/>
-          <w:sz w:val="26"/>
-          <w:szCs w:val="26"/>
-        </w:rPr>
-        <mc:AlternateContent>
-          <mc:Choice Requires="wps">
-            <w:drawing>
-              <wp:anchor distT="0" distB="0" distL="114300" distR="114300" simplePos="0" relativeHeight="251714560" behindDoc="0" locked="0" layoutInCell="1" allowOverlap="1" wp14:anchorId="68215CFB" wp14:editId="1F70792D">
-                <wp:simplePos x="0" y="0"/>
-                <wp:positionH relativeFrom="column">
-                  <wp:posOffset>2977515</wp:posOffset>
-                </wp:positionH>
-                <wp:positionV relativeFrom="paragraph">
-                  <wp:posOffset>240665</wp:posOffset>
-                </wp:positionV>
-                <wp:extent cx="0" cy="278130"/>
-                <wp:effectExtent l="76200" t="0" r="57150" b="64770"/>
-                <wp:wrapNone/>
-                <wp:docPr id="25" name="Straight Arrow Connector 25"/>
-                <wp:cNvGraphicFramePr/>
-                <a:graphic xmlns:a="http://schemas.openxmlformats.org/drawingml/2006/main">
-                  <a:graphicData uri="http://schemas.microsoft.com/office/word/2010/wordprocessingShape">
-                    <wps:wsp>
-                      <wps:cNvCnPr/>
-                      <wps:spPr>
-                        <a:xfrm>
-                          <a:off x="0" y="0"/>
-                          <a:ext cx="0" cy="278130"/>
-                        </a:xfrm>
-                        <a:prstGeom prst="straightConnector1">
-                          <a:avLst/>
-                        </a:prstGeom>
-                        <a:ln>
-                          <a:tailEnd type="triangle"/>
-                        </a:ln>
-                      </wps:spPr>
-                      <wps:style>
-                        <a:lnRef idx="1">
-                          <a:schemeClr val="accent1"/>
-                        </a:lnRef>
-                        <a:fillRef idx="0">
-                          <a:schemeClr val="accent1"/>
-                        </a:fillRef>
-                        <a:effectRef idx="0">
-                          <a:schemeClr val="accent1"/>
-                        </a:effectRef>
-                        <a:fontRef idx="minor">
-                          <a:schemeClr val="tx1"/>
-                        </a:fontRef>
-                      </wps:style>
-                      <wps:bodyPr/>
-                    </wps:wsp>
-                  </a:graphicData>
-                </a:graphic>
-              </wp:anchor>
-            </w:drawing>
-          </mc:Choice>
-          <mc:Fallback>
-            <w:pict>
-              <v:shape w14:anchorId="4446517A" id="Straight Arrow Connector 25" o:spid="_x0000_s1026" type="#_x0000_t32" style="position:absolute;margin-left:234.45pt;margin-top:18.95pt;width:0;height:21.9pt;z-index:251714560;visibility:visible;mso-wrap-style:square;mso-wrap-distance-left:9pt;mso-wrap-distance-top:0;mso-wrap-distance-right:9pt;mso-wrap-distance-bottom:0;mso-position-horizontal:absolute;mso-position-horizontal-relative:text;mso-position-vertical:absolute;mso-position-vertical-relative:text" o:gfxdata="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" strokecolor="#4579b8 [3044]">
-                <v:stroke endarrow="block"/>
-              </v:shape>
-            </w:pict>
-          </mc:Fallback>
-        </mc:AlternateContent>
-      </w:r>
-      <w:r>
-        <w:rPr>
-          <w:noProof/>
-          <w:sz w:val="26"/>
-          <w:szCs w:val="26"/>
-        </w:rPr>
-        <mc:AlternateContent>
-          <mc:Choice Requires="wps">
-            <w:drawing>
-              <wp:anchor distT="0" distB="0" distL="114300" distR="114300" simplePos="0" relativeHeight="251698176" behindDoc="0" locked="0" layoutInCell="1" allowOverlap="1" wp14:anchorId="40A19ECC" wp14:editId="03CE0F19">
-                <wp:simplePos x="0" y="0"/>
-                <wp:positionH relativeFrom="column">
-                  <wp:posOffset>1659255</wp:posOffset>
-                </wp:positionH>
-                <wp:positionV relativeFrom="paragraph">
-                  <wp:posOffset>210185</wp:posOffset>
-                </wp:positionV>
-                <wp:extent cx="0" cy="287655"/>
-                <wp:effectExtent l="76200" t="38100" r="57150" b="17145"/>
-                <wp:wrapNone/>
-                <wp:docPr id="880909544" name="Straight Arrow Connector 1"/>
-                <wp:cNvGraphicFramePr/>
-                <a:graphic xmlns:a="http://schemas.openxmlformats.org/drawingml/2006/main">
-                  <a:graphicData uri="http://schemas.microsoft.com/office/word/2010/wordprocessingShape">
-                    <wps:wsp>
-                      <wps:cNvCnPr/>
-                      <wps:spPr>
-                        <a:xfrm flipV="1">
-                          <a:off x="0" y="0"/>
-                          <a:ext cx="0" cy="287655"/>
-                        </a:xfrm>
-                        <a:prstGeom prst="straightConnector1">
-                          <a:avLst/>
-                        </a:prstGeom>
-                        <a:ln>
-                          <a:prstDash val="dash"/>
-                          <a:tailEnd type="triangle"/>
-                        </a:ln>
-                      </wps:spPr>
-                      <wps:style>
-                        <a:lnRef idx="1">
-                          <a:schemeClr val="accent1"/>
-                        </a:lnRef>
-                        <a:fillRef idx="0">
-                          <a:schemeClr val="accent1"/>
-                        </a:fillRef>
-                        <a:effectRef idx="0">
-                          <a:schemeClr val="accent1"/>
-                        </a:effectRef>
-                        <a:fontRef idx="minor">
-                          <a:schemeClr val="tx1"/>
-                        </a:fontRef>
-                      </wps:style>
-                      <wps:bodyPr/>
-                    </wps:wsp>
-                  </a:graphicData>
-                </a:graphic>
-                <wp14:sizeRelV relativeFrom="margin">
-                  <wp14:pctHeight>0</wp14:pctHeight>
-                </wp14:sizeRelV>
-              </wp:anchor>
-            </w:drawing>
-          </mc:Choice>
-          <mc:Fallback>
-            <w:pict>
-              <v:shape w14:anchorId="2B48CB13" id="Straight Arrow Connector 1" o:spid="_x0000_s1026" type="#_x0000_t32" style="position:absolute;margin-left:130.65pt;margin-top:16.55pt;width:0;height:22.65pt;flip:y;z-index:251698176;visibility:visible;mso-wrap-style:square;mso-height-percent:0;mso-wrap-distance-left:9pt;mso-wrap-distance-top:0;mso-wrap-distance-right:9pt;mso-wrap-distance-bottom:0;mso-position-horizontal:absolute;mso-position-horizontal-relative:text;mso-position-vertical:absolute;mso-position-vertical-relative:text;mso-height-percent:0;mso-height-relative:margin" o:gfxdata="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" strokecolor="#4579b8 [3044]">
-                <v:stroke dashstyle="dash" endarrow="block"/>
-              </v:shape>
-            </w:pict>
-          </mc:Fallback>
-        </mc:AlternateContent>
-      </w:r>
-      <w:r>
-        <w:rPr>
-          <w:rFonts w:ascii="Times New Roman" w:hAnsi="Times New Roman"/>
-          <w:b w:val="0"/>
-          <w:noProof/>
-          <w:sz w:val="26"/>
-          <w:szCs w:val="26"/>
-        </w:rPr>
-        <mc:AlternateContent>
-          <mc:Choice Requires="wps">
-            <w:drawing>
-              <wp:anchor distT="0" distB="0" distL="114299" distR="114299" simplePos="0" relativeHeight="251668480" behindDoc="0" locked="0" layoutInCell="1" allowOverlap="1" wp14:anchorId="0258863C" wp14:editId="7D73437F">
-                <wp:simplePos x="0" y="0"/>
-                <wp:positionH relativeFrom="column">
-                  <wp:posOffset>1537335</wp:posOffset>
-                </wp:positionH>
-                <wp:positionV relativeFrom="paragraph">
-                  <wp:posOffset>212725</wp:posOffset>
-                </wp:positionV>
-                <wp:extent cx="0" cy="285750"/>
-                <wp:effectExtent l="76200" t="0" r="57150" b="57150"/>
-                <wp:wrapNone/>
-                <wp:docPr id="17" name="Straight Arrow Connector 17"/>
-                <wp:cNvGraphicFramePr>
-                  <a:graphicFrameLocks xmlns:a="http://schemas.openxmlformats.org/drawingml/2006/main"/>
-                </wp:cNvGraphicFramePr>
-                <a:graphic xmlns:a="http://schemas.openxmlformats.org/drawingml/2006/main">
-                  <a:graphicData uri="http://schemas.microsoft.com/office/word/2010/wordprocessingShape">
-                    <wps:wsp>
-                      <wps:cNvCnPr>
-                        <a:cxnSpLocks/>
-                      </wps:cNvCnPr>
-                      <wps:spPr>
-                        <a:xfrm>
-                          <a:off x="0" y="0"/>
-                          <a:ext cx="0" cy="285750"/>
-                        </a:xfrm>
-                        <a:prstGeom prst="straightConnector1">
-                          <a:avLst/>
-                        </a:prstGeom>
-                        <a:ln>
-                          <a:tailEnd type="triangle"/>
-                        </a:ln>
-                      </wps:spPr>
-                      <wps:style>
-                        <a:lnRef idx="1">
-                          <a:schemeClr val="accent1"/>
-                        </a:lnRef>
-                        <a:fillRef idx="0">
-                          <a:schemeClr val="accent1"/>
-                        </a:fillRef>
-                        <a:effectRef idx="0">
-                          <a:schemeClr val="accent1"/>
-                        </a:effectRef>
-                        <a:fontRef idx="minor">
-                          <a:schemeClr val="tx1"/>
-                        </a:fontRef>
-                      </wps:style>
-                      <wps:bodyPr/>
-                    </wps:wsp>
-                  </a:graphicData>
-                </a:graphic>
-                <wp14:sizeRelH relativeFrom="page">
-                  <wp14:pctWidth>0</wp14:pctWidth>
-                </wp14:sizeRelH>
-                <wp14:sizeRelV relativeFrom="page">
-                  <wp14:pctHeight>0</wp14:pctHeight>
-                </wp14:sizeRelV>
-              </wp:anchor>
-            </w:drawing>
-          </mc:Choice>
-          <mc:Fallback>
-            <w:pict>
-              <v:shape w14:anchorId="4EA71D17" id="Straight Arrow Connector 17" o:spid="_x0000_s1026" type="#_x0000_t32" style="position:absolute;margin-left:121.05pt;margin-top:16.75pt;width:0;height:22.5pt;z-index:251668480;visibility:visible;mso-wrap-style:square;mso-width-percent:0;mso-height-percent:0;mso-wrap-distance-left:3.17497mm;mso-wrap-distance-top:0;mso-wrap-distance-right:3.17497mm;mso-wrap-distance-bottom:0;mso-position-horizontal:absolute;mso-position-horizontal-relative:text;mso-position-vertical:absolute;mso-position-vertical-relative:text;mso-width-percent:0;mso-height-percent:0;mso-width-relative:page;mso-height-relative:page" o:gfxdata="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" strokecolor="#4579b8 [3044]">
+              <v:shape w14:anchorId="6F89103D" id="Straight Arrow Connector 18" o:spid="_x0000_s1026" type="#_x0000_t32" style="position:absolute;margin-left:481.45pt;margin-top:16.5pt;width:0;height:22.5pt;z-index:251669504;visibility:visible;mso-wrap-style:square;mso-width-percent:0;mso-height-percent:0;mso-wrap-distance-left:3.17497mm;mso-wrap-distance-top:0;mso-wrap-distance-right:3.17497mm;mso-wrap-distance-bottom:0;mso-position-horizontal:absolute;mso-position-horizontal-relative:text;mso-position-vertical:absolute;mso-position-vertical-relative:text;mso-width-percent:0;mso-height-percent:0;mso-width-relative:page;mso-height-relative:page" o:gfxdata="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" strokecolor="#4579b8 [3044]">
                 <v:stroke endarrow="block"/>
                 <o:lock v:ext="edit" shapetype="f"/>
               </v:shape>
@@ -1736,16 +1461,16 @@
         <mc:AlternateContent>
           <mc:Choice Requires="wps">
             <w:drawing>
-              <wp:anchor distT="0" distB="0" distL="114300" distR="114300" simplePos="0" relativeHeight="251661312" behindDoc="0" locked="0" layoutInCell="1" allowOverlap="1" wp14:anchorId="5903B734" wp14:editId="79A01D11">
+              <wp:anchor distT="0" distB="0" distL="114300" distR="114300" simplePos="0" relativeHeight="251661312" behindDoc="0" locked="0" layoutInCell="1" allowOverlap="1" wp14:anchorId="5903B734" wp14:editId="1562A773">
                 <wp:simplePos x="0" y="0"/>
                 <wp:positionH relativeFrom="column">
-                  <wp:posOffset>4006215</wp:posOffset>
+                  <wp:posOffset>5928360</wp:posOffset>
                 </wp:positionH>
                 <wp:positionV relativeFrom="paragraph">
-                  <wp:posOffset>231775</wp:posOffset>
+                  <wp:posOffset>237490</wp:posOffset>
                 </wp:positionV>
-                <wp:extent cx="2085975" cy="1057275"/>
-                <wp:effectExtent l="0" t="0" r="28575" b="28575"/>
+                <wp:extent cx="1924050" cy="619125"/>
+                <wp:effectExtent l="0" t="0" r="19050" b="28575"/>
                 <wp:wrapNone/>
                 <wp:docPr id="4" name="Rectangle 4"/>
                 <wp:cNvGraphicFramePr>
@@ -1760,7 +1485,7 @@
                       <wps:spPr>
                         <a:xfrm>
                           <a:off x="0" y="0"/>
-                          <a:ext cx="2085975" cy="1057275"/>
+                          <a:ext cx="1924050" cy="619125"/>
                         </a:xfrm>
                         <a:prstGeom prst="rect">
                           <a:avLst/>
@@ -1787,19 +1512,33 @@
                               <w:jc w:val="center"/>
                               <w:rPr>
                                 <w:b/>
-                                <w:sz w:val="26"/>
-                                <w:szCs w:val="26"/>
+                                <w:szCs w:val="24"/>
                                 <w:u w:val="single"/>
                               </w:rPr>
                             </w:pPr>
                             <w:r>
                               <w:rPr>
                                 <w:b/>
-                                <w:sz w:val="26"/>
-                                <w:szCs w:val="26"/>
+                                <w:szCs w:val="24"/>
                                 <w:u w:val="single"/>
                               </w:rPr>
-                              <w:t>QLCL/QLKT</w:t>
+                              <w:t xml:space="preserve">Phụ trách </w:t>
+                            </w:r>
+                            <w:r>
+                              <w:rPr>
+                                <w:b/>
+                                <w:szCs w:val="24"/>
+                                <w:u w:val="single"/>
+                              </w:rPr>
+                              <w:t>Q</w:t>
+                            </w:r>
+                            <w:r>
+                              <w:rPr>
+                                <w:b/>
+                                <w:szCs w:val="24"/>
+                                <w:u w:val="single"/>
+                              </w:rPr>
+                              <w:t>LCL/ANSH</w:t>
                             </w:r>
                           </w:p>
                           <w:p>
@@ -1807,71 +1546,15 @@
                               <w:jc w:val="center"/>
                               <w:rPr>
                                 <w:bCs/>
-                                <w:sz w:val="26"/>
-                                <w:szCs w:val="26"/>
+                                <w:szCs w:val="24"/>
                               </w:rPr>
                             </w:pPr>
                             <w:r>
                               <w:rPr>
                                 <w:bCs/>
-                                <w:sz w:val="26"/>
-                                <w:szCs w:val="26"/>
-                              </w:rPr>
-                              <w:t xml:space="preserve">CKI.XN. </w:t>
-                            </w:r>
-                            <w:proofErr w:type="spellStart"/>
-                            <w:r>
-                              <w:rPr>
-                                <w:bCs/>
-                                <w:sz w:val="26"/>
-                                <w:szCs w:val="26"/>
-                              </w:rPr>
-                              <w:t>Nguyễn</w:t>
-                            </w:r>
-                            <w:proofErr w:type="spellEnd"/>
-                            <w:r>
-                              <w:rPr>
-                                <w:bCs/>
-                                <w:sz w:val="26"/>
-                                <w:szCs w:val="26"/>
-                              </w:rPr>
-                              <w:t xml:space="preserve"> </w:t>
-                            </w:r>
-                            <w:proofErr w:type="spellStart"/>
-                            <w:r>
-                              <w:rPr>
-                                <w:bCs/>
-                                <w:sz w:val="26"/>
-                                <w:szCs w:val="26"/>
-                              </w:rPr>
-                              <w:t>Thái</w:t>
-                            </w:r>
-                            <w:proofErr w:type="spellEnd"/>
-                            <w:r>
-                              <w:rPr>
-                                <w:bCs/>
-                                <w:sz w:val="26"/>
-                                <w:szCs w:val="26"/>
-                              </w:rPr>
-                              <w:t xml:space="preserve"> </w:t>
-                            </w:r>
-                            <w:proofErr w:type="spellStart"/>
-                            <w:r>
-                              <w:rPr>
-                                <w:bCs/>
-                                <w:sz w:val="26"/>
-                                <w:szCs w:val="26"/>
-                              </w:rPr>
-                              <w:t>Hòa</w:t>
-                            </w:r>
-                            <w:proofErr w:type="spellEnd"/>
-                            <w:r>
-                              <w:rPr>
-                                <w:bCs/>
-                                <w:sz w:val="26"/>
-                                <w:szCs w:val="26"/>
-                              </w:rPr>
-                              <w:t xml:space="preserve"> </w:t>
+                                <w:szCs w:val="24"/>
+                              </w:rPr>
+                              <w:t xml:space="preserve">CKI.XN. Nguyễn Thái Hòa </w:t>
                             </w:r>
                           </w:p>
                           <w:p>
@@ -1914,7 +1597,7 @@
           </mc:Choice>
           <mc:Fallback>
             <w:pict>
-              <v:rect w14:anchorId="5903B734" id="Rectangle 4" o:spid="_x0000_s1028" style="position:absolute;margin-left:315.45pt;margin-top:18.25pt;width:164.25pt;height:83.25pt;z-index:251661312;visibility:visible;mso-wrap-style:square;mso-width-percent:0;mso-height-percent:0;mso-wrap-distance-left:9pt;mso-wrap-distance-top:0;mso-wrap-distance-right:9pt;mso-wrap-distance-bottom:0;mso-position-horizontal:absolute;mso-position-horizontal-relative:text;mso-position-vertical:absolute;mso-position-vertical-relative:text;mso-width-percent:0;mso-height-percent:0;mso-width-relative:page;mso-height-relative:margin;v-text-anchor:middle" o:gfxdata="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" fillcolor="white [3201]" strokecolor="#c0504d [3205]" strokeweight="2pt">
+              <v:rect w14:anchorId="5903B734" id="Rectangle 4" o:spid="_x0000_s1028" style="position:absolute;margin-left:466.8pt;margin-top:18.7pt;width:151.5pt;height:48.75pt;z-index:251661312;visibility:visible;mso-wrap-style:square;mso-width-percent:0;mso-height-percent:0;mso-wrap-distance-left:9pt;mso-wrap-distance-top:0;mso-wrap-distance-right:9pt;mso-wrap-distance-bottom:0;mso-position-horizontal:absolute;mso-position-horizontal-relative:text;mso-position-vertical:absolute;mso-position-vertical-relative:text;mso-width-percent:0;mso-height-percent:0;mso-width-relative:page;mso-height-relative:margin;v-text-anchor:middle" o:gfxdata="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" fillcolor="white [3201]" strokecolor="#c0504d [3205]" strokeweight="2pt">
                 <v:path arrowok="t"/>
                 <v:textbox>
                   <w:txbxContent>
@@ -1923,19 +1606,61 @@
                         <w:jc w:val="center"/>
                         <w:rPr>
                           <w:b/>
-                          <w:sz w:val="26"/>
-                          <w:szCs w:val="26"/>
+                          <w:szCs w:val="24"/>
                           <w:u w:val="single"/>
                         </w:rPr>
                       </w:pPr>
+                      <w:proofErr w:type="spellStart"/>
                       <w:r>
                         <w:rPr>
                           <w:b/>
-                          <w:sz w:val="26"/>
-                          <w:szCs w:val="26"/>
+                          <w:szCs w:val="24"/>
                           <w:u w:val="single"/>
                         </w:rPr>
-                        <w:t>QLCL/QLKT</w:t>
+                        <w:t>Phụ</w:t>
+                      </w:r>
+                      <w:proofErr w:type="spellEnd"/>
+                      <w:r>
+                        <w:rPr>
+                          <w:b/>
+                          <w:szCs w:val="24"/>
+                          <w:u w:val="single"/>
+                        </w:rPr>
+                        <w:t xml:space="preserve"> </w:t>
+                      </w:r>
+                      <w:proofErr w:type="spellStart"/>
+                      <w:r>
+                        <w:rPr>
+                          <w:b/>
+                          <w:szCs w:val="24"/>
+                          <w:u w:val="single"/>
+                        </w:rPr>
+                        <w:t>trách</w:t>
+                      </w:r>
+                      <w:proofErr w:type="spellEnd"/>
+                      <w:r>
+                        <w:rPr>
+                          <w:b/>
+                          <w:szCs w:val="24"/>
+                          <w:u w:val="single"/>
+                        </w:rPr>
+                        <w:t xml:space="preserve"> </w:t>
+                      </w:r>
+                      <w:r>
+                        <w:rPr>
+                          <w:b/>
+                          <w:szCs w:val="24"/>
+                          <w:u w:val="single"/>
+                        </w:rPr>
+                        <w:t>Q</w:t>
+                      </w:r>
+                      <w:r>
+                        <w:rPr>
+                          <w:b/>
+                          <w:szCs w:val="24"/>
+                          <w:u w:val="single"/>
+                        </w:rPr>
+                        <w:t>LCL/ANSH</w:t>
                       </w:r>
                     </w:p>
                     <w:p>
@@ -1943,15 +1668,13 @@
                         <w:jc w:val="center"/>
                         <w:rPr>
                           <w:bCs/>
-                          <w:sz w:val="26"/>
-                          <w:szCs w:val="26"/>
+                          <w:szCs w:val="24"/>
                         </w:rPr>
                       </w:pPr>
                       <w:r>
                         <w:rPr>
                           <w:bCs/>
-                          <w:sz w:val="26"/>
-                          <w:szCs w:val="26"/>
+                          <w:szCs w:val="24"/>
                         </w:rPr>
                         <w:t xml:space="preserve">CKI.XN. </w:t>
                       </w:r>
@@ -1959,8 +1682,7 @@
                       <w:r>
                         <w:rPr>
                           <w:bCs/>
-                          <w:sz w:val="26"/>
-                          <w:szCs w:val="26"/>
+                          <w:szCs w:val="24"/>
                         </w:rPr>
                         <w:t>Nguyễn</w:t>
                       </w:r>
@@ -1968,8 +1690,7 @@
                       <w:r>
                         <w:rPr>
                           <w:bCs/>
-                          <w:sz w:val="26"/>
-                          <w:szCs w:val="26"/>
+                          <w:szCs w:val="24"/>
                         </w:rPr>
                         <w:t xml:space="preserve"> </w:t>
                       </w:r>
@@ -1977,8 +1698,7 @@
                       <w:r>
                         <w:rPr>
                           <w:bCs/>
-                          <w:sz w:val="26"/>
-                          <w:szCs w:val="26"/>
+                          <w:szCs w:val="24"/>
                         </w:rPr>
                         <w:t>Thái</w:t>
                       </w:r>
@@ -1986,8 +1706,7 @@
                       <w:r>
                         <w:rPr>
                           <w:bCs/>
-                          <w:sz w:val="26"/>
-                          <w:szCs w:val="26"/>
+                          <w:szCs w:val="24"/>
                         </w:rPr>
                         <w:t xml:space="preserve"> </w:t>
                       </w:r>
@@ -1995,8 +1714,7 @@
                       <w:r>
                         <w:rPr>
                           <w:bCs/>
-                          <w:sz w:val="26"/>
-                          <w:szCs w:val="26"/>
+                          <w:szCs w:val="24"/>
                         </w:rPr>
                         <w:t>Hòa</w:t>
                       </w:r>
@@ -2004,8 +1722,7 @@
                       <w:r>
                         <w:rPr>
                           <w:bCs/>
-                          <w:sz w:val="26"/>
-                          <w:szCs w:val="26"/>
+                          <w:szCs w:val="24"/>
                         </w:rPr>
                         <w:t xml:space="preserve"> </w:t>
                       </w:r>
@@ -2046,16 +1763,278 @@
         <mc:AlternateContent>
           <mc:Choice Requires="wps">
             <w:drawing>
-              <wp:anchor distT="0" distB="0" distL="114300" distR="114300" simplePos="0" relativeHeight="251662336" behindDoc="0" locked="0" layoutInCell="1" allowOverlap="1" wp14:anchorId="2E6D6A71" wp14:editId="28F76AFD">
+              <wp:anchor distT="0" distB="0" distL="114300" distR="114300" simplePos="0" relativeHeight="251705344" behindDoc="0" locked="0" layoutInCell="1" allowOverlap="1" wp14:anchorId="2F6E3F16" wp14:editId="0F537D86">
                 <wp:simplePos x="0" y="0"/>
                 <wp:positionH relativeFrom="column">
-                  <wp:posOffset>-118109</wp:posOffset>
+                  <wp:posOffset>3785235</wp:posOffset>
                 </wp:positionH>
                 <wp:positionV relativeFrom="paragraph">
-                  <wp:posOffset>231775</wp:posOffset>
+                  <wp:posOffset>227965</wp:posOffset>
                 </wp:positionV>
-                <wp:extent cx="1924050" cy="1085850"/>
-                <wp:effectExtent l="0" t="0" r="19050" b="19050"/>
+                <wp:extent cx="2000250" cy="619125"/>
+                <wp:effectExtent l="0" t="0" r="19050" b="28575"/>
+                <wp:wrapNone/>
+                <wp:docPr id="3" name="Rectangle 3"/>
+                <wp:cNvGraphicFramePr>
+                  <a:graphicFrameLocks xmlns:a="http://schemas.openxmlformats.org/drawingml/2006/main"/>
+                </wp:cNvGraphicFramePr>
+                <a:graphic xmlns:a="http://schemas.openxmlformats.org/drawingml/2006/main">
+                  <a:graphicData uri="http://schemas.microsoft.com/office/word/2010/wordprocessingShape">
+                    <wps:wsp>
+                      <wps:cNvSpPr>
+                        <a:spLocks/>
+                      </wps:cNvSpPr>
+                      <wps:spPr>
+                        <a:xfrm>
+                          <a:off x="0" y="0"/>
+                          <a:ext cx="2000250" cy="619125"/>
+                        </a:xfrm>
+                        <a:prstGeom prst="rect">
+                          <a:avLst/>
+                        </a:prstGeom>
+                      </wps:spPr>
+                      <wps:style>
+                        <a:lnRef idx="2">
+                          <a:schemeClr val="accent2"/>
+                        </a:lnRef>
+                        <a:fillRef idx="1">
+                          <a:schemeClr val="lt1"/>
+                        </a:fillRef>
+                        <a:effectRef idx="0">
+                          <a:schemeClr val="accent2"/>
+                        </a:effectRef>
+                        <a:fontRef idx="minor">
+                          <a:schemeClr val="dk1"/>
+                        </a:fontRef>
+                      </wps:style>
+                      <wps:txbx>
+                        <w:txbxContent>
+                          <w:p>
+                            <w:pPr>
+                              <w:jc w:val="center"/>
+                              <w:rPr>
+                                <w:b/>
+                                <w:sz w:val="26"/>
+                                <w:szCs w:val="26"/>
+                                <w:u w:val="single"/>
+                              </w:rPr>
+                            </w:pPr>
+                            <w:r>
+                              <w:rPr>
+                                <w:b/>
+                                <w:sz w:val="26"/>
+                                <w:szCs w:val="26"/>
+                                <w:u w:val="single"/>
+                              </w:rPr>
+                              <w:t>KTV.Trưởng khoa</w:t>
+                            </w:r>
+                          </w:p>
+                          <w:p>
+                            <w:pPr>
+                              <w:jc w:val="center"/>
+                              <w:rPr>
+                                <w:bCs/>
+                                <w:sz w:val="26"/>
+                                <w:szCs w:val="26"/>
+                              </w:rPr>
+                            </w:pPr>
+                            <w:r>
+                              <w:rPr>
+                                <w:bCs/>
+                                <w:sz w:val="26"/>
+                                <w:szCs w:val="26"/>
+                              </w:rPr>
+                              <w:t xml:space="preserve">CKI.XN Nguyễn Thái Hòa </w:t>
+                            </w:r>
+                          </w:p>
+                          <w:p>
+                            <w:pPr>
+                              <w:jc w:val="center"/>
+                              <w:rPr>
+                                <w:bCs/>
+                                <w:sz w:val="26"/>
+                                <w:szCs w:val="26"/>
+                              </w:rPr>
+                            </w:pPr>
+                          </w:p>
+                        </w:txbxContent>
+                      </wps:txbx>
+                      <wps:bodyPr rot="0" spcFirstLastPara="0" vertOverflow="overflow" horzOverflow="overflow" vert="horz" wrap="square" lIns="91440" tIns="45720" rIns="91440" bIns="45720" numCol="1" spcCol="0" rtlCol="0" fromWordArt="0" anchor="ctr" anchorCtr="0" forceAA="0" compatLnSpc="1">
+                        <a:prstTxWarp prst="textNoShape">
+                          <a:avLst/>
+                        </a:prstTxWarp>
+                        <a:noAutofit/>
+                      </wps:bodyPr>
+                    </wps:wsp>
+                  </a:graphicData>
+                </a:graphic>
+                <wp14:sizeRelH relativeFrom="page">
+                  <wp14:pctWidth>0</wp14:pctWidth>
+                </wp14:sizeRelH>
+                <wp14:sizeRelV relativeFrom="margin">
+                  <wp14:pctHeight>0</wp14:pctHeight>
+                </wp14:sizeRelV>
+              </wp:anchor>
+            </w:drawing>
+          </mc:Choice>
+          <mc:Fallback>
+            <w:pict>
+              <v:rect w14:anchorId="2F6E3F16" id="Rectangle 3" o:spid="_x0000_s1029" style="position:absolute;margin-left:298.05pt;margin-top:17.95pt;width:157.5pt;height:48.75pt;z-index:251705344;visibility:visible;mso-wrap-style:square;mso-width-percent:0;mso-height-percent:0;mso-wrap-distance-left:9pt;mso-wrap-distance-top:0;mso-wrap-distance-right:9pt;mso-wrap-distance-bottom:0;mso-position-horizontal:absolute;mso-position-horizontal-relative:text;mso-position-vertical:absolute;mso-position-vertical-relative:text;mso-width-percent:0;mso-height-percent:0;mso-width-relative:page;mso-height-relative:margin;v-text-anchor:middle" o:gfxdata="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" fillcolor="white [3201]" strokecolor="#c0504d [3205]" strokeweight="2pt">
+                <v:path arrowok="t"/>
+                <v:textbox>
+                  <w:txbxContent>
+                    <w:p>
+                      <w:pPr>
+                        <w:jc w:val="center"/>
+                        <w:rPr>
+                          <w:b/>
+                          <w:sz w:val="26"/>
+                          <w:szCs w:val="26"/>
+                          <w:u w:val="single"/>
+                        </w:rPr>
+                      </w:pPr>
+                      <w:proofErr w:type="spellStart"/>
+                      <w:r>
+                        <w:rPr>
+                          <w:b/>
+                          <w:sz w:val="26"/>
+                          <w:szCs w:val="26"/>
+                          <w:u w:val="single"/>
+                        </w:rPr>
+                        <w:t>KTV.Trưởng</w:t>
+                      </w:r>
+                      <w:proofErr w:type="spellEnd"/>
+                      <w:r>
+                        <w:rPr>
+                          <w:b/>
+                          <w:sz w:val="26"/>
+                          <w:szCs w:val="26"/>
+                          <w:u w:val="single"/>
+                        </w:rPr>
+                        <w:t xml:space="preserve"> </w:t>
+                      </w:r>
+                      <w:proofErr w:type="spellStart"/>
+                      <w:r>
+                        <w:rPr>
+                          <w:b/>
+                          <w:sz w:val="26"/>
+                          <w:szCs w:val="26"/>
+                          <w:u w:val="single"/>
+                        </w:rPr>
+                        <w:t>khoa</w:t>
+                      </w:r>
+                      <w:proofErr w:type="spellEnd"/>
+                    </w:p>
+                    <w:p>
+                      <w:pPr>
+                        <w:jc w:val="center"/>
+                        <w:rPr>
+                          <w:bCs/>
+                          <w:sz w:val="26"/>
+                          <w:szCs w:val="26"/>
+                        </w:rPr>
+                      </w:pPr>
+                      <w:r>
+                        <w:rPr>
+                          <w:bCs/>
+                          <w:sz w:val="26"/>
+                          <w:szCs w:val="26"/>
+                        </w:rPr>
+                        <w:t xml:space="preserve">CKI.XN </w:t>
+                      </w:r>
+                      <w:proofErr w:type="spellStart"/>
+                      <w:r>
+                        <w:rPr>
+                          <w:bCs/>
+                          <w:sz w:val="26"/>
+                          <w:szCs w:val="26"/>
+                        </w:rPr>
+                        <w:t>Nguyễn</w:t>
+                      </w:r>
+                      <w:proofErr w:type="spellEnd"/>
+                      <w:r>
+                        <w:rPr>
+                          <w:bCs/>
+                          <w:sz w:val="26"/>
+                          <w:szCs w:val="26"/>
+                        </w:rPr>
+                        <w:t xml:space="preserve"> </w:t>
+                      </w:r>
+                      <w:proofErr w:type="spellStart"/>
+                      <w:r>
+                        <w:rPr>
+                          <w:bCs/>
+                          <w:sz w:val="26"/>
+                          <w:szCs w:val="26"/>
+                        </w:rPr>
+                        <w:t>Thái</w:t>
+                      </w:r>
+                      <w:proofErr w:type="spellEnd"/>
+                      <w:r>
+                        <w:rPr>
+                          <w:bCs/>
+                          <w:sz w:val="26"/>
+                          <w:szCs w:val="26"/>
+                        </w:rPr>
+                        <w:t xml:space="preserve"> </w:t>
+                      </w:r>
+                      <w:proofErr w:type="spellStart"/>
+                      <w:r>
+                        <w:rPr>
+                          <w:bCs/>
+                          <w:sz w:val="26"/>
+                          <w:szCs w:val="26"/>
+                        </w:rPr>
+                        <w:t>Hòa</w:t>
+                      </w:r>
+                      <w:proofErr w:type="spellEnd"/>
+                      <w:r>
+                        <w:rPr>
+                          <w:bCs/>
+                          <w:sz w:val="26"/>
+                          <w:szCs w:val="26"/>
+                        </w:rPr>
+                        <w:t xml:space="preserve"> </w:t>
+                      </w:r>
+                    </w:p>
+                    <w:p>
+                      <w:pPr>
+                        <w:jc w:val="center"/>
+                        <w:rPr>
+                          <w:bCs/>
+                          <w:sz w:val="26"/>
+                          <w:szCs w:val="26"/>
+                        </w:rPr>
+                      </w:pPr>
+                    </w:p>
+                  </w:txbxContent>
+                </v:textbox>
+              </v:rect>
+            </w:pict>
+          </mc:Fallback>
+        </mc:AlternateContent>
+      </w:r>
+      <w:r>
+        <w:rPr>
+          <w:b/>
+          <w:noProof/>
+          <w:sz w:val="26"/>
+          <w:szCs w:val="26"/>
+          <w:lang w:eastAsia="en-US" w:bidi="ar-SA"/>
+        </w:rPr>
+        <mc:AlternateContent>
+          <mc:Choice Requires="wps">
+            <w:drawing>
+              <wp:anchor distT="0" distB="0" distL="114300" distR="114300" simplePos="0" relativeHeight="251662336" behindDoc="0" locked="0" layoutInCell="1" allowOverlap="1" wp14:anchorId="2E6D6A71" wp14:editId="46148339">
+                <wp:simplePos x="0" y="0"/>
+                <wp:positionH relativeFrom="column">
+                  <wp:posOffset>1784986</wp:posOffset>
+                </wp:positionH>
+                <wp:positionV relativeFrom="paragraph">
+                  <wp:posOffset>227965</wp:posOffset>
+                </wp:positionV>
+                <wp:extent cx="1866900" cy="638175"/>
+                <wp:effectExtent l="0" t="0" r="19050" b="28575"/>
                 <wp:wrapNone/>
                 <wp:docPr id="5" name="Rectangle 5"/>
                 <wp:cNvGraphicFramePr>
@@ -2070,7 +2049,7 @@
                       <wps:spPr>
                         <a:xfrm>
                           <a:off x="0" y="0"/>
-                          <a:ext cx="1924050" cy="1085850"/>
+                          <a:ext cx="1866900" cy="638175"/>
                         </a:xfrm>
                         <a:prstGeom prst="rect">
                           <a:avLst/>
@@ -2102,7 +2081,6 @@
                                 <w:u w:val="single"/>
                               </w:rPr>
                             </w:pPr>
-                            <w:proofErr w:type="spellStart"/>
                             <w:r>
                               <w:rPr>
                                 <w:b/>
@@ -2110,37 +2088,7 @@
                                 <w:szCs w:val="26"/>
                                 <w:u w:val="single"/>
                               </w:rPr>
-                              <w:t>Phụ</w:t>
-                            </w:r>
-                            <w:proofErr w:type="spellEnd"/>
-                            <w:r>
-                              <w:rPr>
-                                <w:b/>
-                                <w:sz w:val="26"/>
-                                <w:szCs w:val="26"/>
-                                <w:u w:val="single"/>
-                              </w:rPr>
-                              <w:t xml:space="preserve"> </w:t>
-                            </w:r>
-                            <w:proofErr w:type="spellStart"/>
-                            <w:r>
-                              <w:rPr>
-                                <w:b/>
-                                <w:sz w:val="26"/>
-                                <w:szCs w:val="26"/>
-                                <w:u w:val="single"/>
-                              </w:rPr>
-                              <w:t>trách</w:t>
-                            </w:r>
-                            <w:proofErr w:type="spellEnd"/>
-                            <w:r>
-                              <w:rPr>
-                                <w:b/>
-                                <w:sz w:val="26"/>
-                                <w:szCs w:val="26"/>
-                                <w:u w:val="single"/>
-                              </w:rPr>
-                              <w:t xml:space="preserve"> ATSH</w:t>
+                              <w:t>Phụ trách ATSH</w:t>
                             </w:r>
                           </w:p>
                           <w:p>
@@ -2151,53 +2099,12 @@
                                 <w:szCs w:val="26"/>
                               </w:rPr>
                             </w:pPr>
-                            <w:proofErr w:type="spellStart"/>
                             <w:r>
                               <w:rPr>
                                 <w:sz w:val="26"/>
                                 <w:szCs w:val="26"/>
                               </w:rPr>
-                              <w:t>Ths.Nguyễn</w:t>
-                            </w:r>
-                            <w:proofErr w:type="spellEnd"/>
-                            <w:r>
-                              <w:rPr>
-                                <w:sz w:val="26"/>
-                                <w:szCs w:val="26"/>
-                              </w:rPr>
-                              <w:t xml:space="preserve"> </w:t>
-                            </w:r>
-                            <w:proofErr w:type="spellStart"/>
-                            <w:r>
-                              <w:rPr>
-                                <w:sz w:val="26"/>
-                                <w:szCs w:val="26"/>
-                              </w:rPr>
-                              <w:t>Thị</w:t>
-                            </w:r>
-                            <w:proofErr w:type="spellEnd"/>
-                            <w:r>
-                              <w:rPr>
-                                <w:sz w:val="26"/>
-                                <w:szCs w:val="26"/>
-                              </w:rPr>
-                              <w:t xml:space="preserve"> </w:t>
-                            </w:r>
-                            <w:proofErr w:type="spellStart"/>
-                            <w:r>
-                              <w:rPr>
-                                <w:sz w:val="26"/>
-                                <w:szCs w:val="26"/>
-                              </w:rPr>
-                              <w:t>Bình</w:t>
-                            </w:r>
-                            <w:proofErr w:type="spellEnd"/>
-                            <w:r>
-                              <w:rPr>
-                                <w:sz w:val="26"/>
-                                <w:szCs w:val="26"/>
-                              </w:rPr>
-                              <w:t xml:space="preserve"> (1)</w:t>
+                              <w:t>Ths.Nguyễn Thị Bình (1)</w:t>
                             </w:r>
                           </w:p>
                         </w:txbxContent>
@@ -2222,7 +2129,7 @@
           </mc:Choice>
           <mc:Fallback>
             <w:pict>
-              <v:rect w14:anchorId="2E6D6A71" id="Rectangle 5" o:spid="_x0000_s1029" style="position:absolute;margin-left:-9.3pt;margin-top:18.25pt;width:151.5pt;height:85.5pt;z-index:251662336;visibility:visible;mso-wrap-style:square;mso-width-percent:0;mso-height-percent:0;mso-wrap-distance-left:9pt;mso-wrap-distance-top:0;mso-wrap-distance-right:9pt;mso-wrap-distance-bottom:0;mso-position-horizontal:absolute;mso-position-horizontal-relative:text;mso-position-vertical:absolute;mso-position-vertical-relative:text;mso-width-percent:0;mso-height-percent:0;mso-width-relative:margin;mso-height-relative:margin;v-text-anchor:middle" o:gfxdata="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" fillcolor="white [3201]" strokecolor="#4f81bd [3204]" strokeweight="2pt">
+              <v:rect w14:anchorId="2E6D6A71" id="Rectangle 5" o:spid="_x0000_s1030" style="position:absolute;margin-left:140.55pt;margin-top:17.95pt;width:147pt;height:50.25pt;z-index:251662336;visibility:visible;mso-wrap-style:square;mso-width-percent:0;mso-height-percent:0;mso-wrap-distance-left:9pt;mso-wrap-distance-top:0;mso-wrap-distance-right:9pt;mso-wrap-distance-bottom:0;mso-position-horizontal:absolute;mso-position-horizontal-relative:text;mso-position-vertical:absolute;mso-position-vertical-relative:text;mso-width-percent:0;mso-height-percent:0;mso-width-relative:margin;mso-height-relative:margin;v-text-anchor:middle" o:gfxdata="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" fillcolor="white [3201]" strokecolor="#4f81bd [3204]" strokeweight="2pt">
                 <v:path arrowok="t"/>
                 <v:textbox>
                   <w:txbxContent>
@@ -2341,9 +2248,38 @@
           </mc:Fallback>
         </mc:AlternateContent>
       </w:r>
+    </w:p>
+    <w:p>
+      <w:pPr>
+        <w:spacing w:line="360" w:lineRule="auto"/>
+        <w:rPr>
+          <w:sz w:val="26"/>
+          <w:szCs w:val="26"/>
+          <w:lang w:eastAsia="en-US" w:bidi="ar-SA"/>
+        </w:rPr>
+      </w:pPr>
+    </w:p>
+    <w:p>
+      <w:pPr>
+        <w:spacing w:line="360" w:lineRule="auto"/>
+        <w:rPr>
+          <w:sz w:val="26"/>
+          <w:szCs w:val="26"/>
+          <w:lang w:eastAsia="en-US" w:bidi="ar-SA"/>
+        </w:rPr>
+      </w:pPr>
+    </w:p>
+    <w:p>
+      <w:pPr>
+        <w:spacing w:line="360" w:lineRule="auto"/>
+        <w:rPr>
+          <w:sz w:val="26"/>
+          <w:szCs w:val="26"/>
+          <w:lang w:eastAsia="en-US" w:bidi="ar-SA"/>
+        </w:rPr>
+      </w:pPr>
       <w:r>
         <w:rPr>
-          <w:b/>
           <w:noProof/>
           <w:sz w:val="26"/>
           <w:szCs w:val="26"/>
@@ -2352,188 +2288,55 @@
         <mc:AlternateContent>
           <mc:Choice Requires="wps">
             <w:drawing>
-              <wp:anchor distT="0" distB="0" distL="114300" distR="114300" simplePos="0" relativeHeight="251705344" behindDoc="0" locked="0" layoutInCell="1" allowOverlap="1" wp14:anchorId="2F6E3F16" wp14:editId="1CAF43A5">
+              <wp:anchor distT="0" distB="0" distL="114300" distR="114300" simplePos="0" relativeHeight="251720704" behindDoc="0" locked="0" layoutInCell="1" allowOverlap="1" wp14:anchorId="5FFF8871" wp14:editId="2C229117">
                 <wp:simplePos x="0" y="0"/>
                 <wp:positionH relativeFrom="column">
-                  <wp:posOffset>1901189</wp:posOffset>
+                  <wp:posOffset>4838700</wp:posOffset>
                 </wp:positionH>
                 <wp:positionV relativeFrom="paragraph">
-                  <wp:posOffset>231775</wp:posOffset>
+                  <wp:posOffset>32385</wp:posOffset>
                 </wp:positionV>
-                <wp:extent cx="2009775" cy="1057275"/>
-                <wp:effectExtent l="0" t="0" r="28575" b="28575"/>
+                <wp:extent cx="0" cy="287655"/>
+                <wp:effectExtent l="76200" t="38100" r="57150" b="17145"/>
                 <wp:wrapNone/>
-                <wp:docPr id="3" name="Rectangle 3"/>
-                <wp:cNvGraphicFramePr>
-                  <a:graphicFrameLocks xmlns:a="http://schemas.openxmlformats.org/drawingml/2006/main"/>
-                </wp:cNvGraphicFramePr>
+                <wp:docPr id="19" name="Straight Arrow Connector 1"/>
+                <wp:cNvGraphicFramePr/>
                 <a:graphic xmlns:a="http://schemas.openxmlformats.org/drawingml/2006/main">
                   <a:graphicData uri="http://schemas.microsoft.com/office/word/2010/wordprocessingShape">
                     <wps:wsp>
-                      <wps:cNvSpPr>
-                        <a:spLocks/>
-                      </wps:cNvSpPr>
+                      <wps:cNvCnPr/>
                       <wps:spPr>
-                        <a:xfrm>
+                        <a:xfrm flipV="1">
                           <a:off x="0" y="0"/>
-                          <a:ext cx="2009775" cy="1057275"/>
+                          <a:ext cx="0" cy="287655"/>
                         </a:xfrm>
-                        <a:prstGeom prst="rect">
+                        <a:prstGeom prst="straightConnector1">
                           <a:avLst/>
                         </a:prstGeom>
+                        <a:ln>
+                          <a:prstDash val="dash"/>
+                          <a:tailEnd type="triangle"/>
+                        </a:ln>
                       </wps:spPr>
                       <wps:style>
-                        <a:lnRef idx="2">
-                          <a:schemeClr val="accent2"/>
+                        <a:lnRef idx="1">
+                          <a:schemeClr val="accent1"/>
                         </a:lnRef>
-                        <a:fillRef idx="1">
-                          <a:schemeClr val="lt1"/>
+                        <a:fillRef idx="0">
+                          <a:schemeClr val="accent1"/>
                         </a:fillRef>
                         <a:effectRef idx="0">
-                          <a:schemeClr val="accent2"/>
+                          <a:schemeClr val="accent1"/>
                         </a:effectRef>
                         <a:fontRef idx="minor">
-                          <a:schemeClr val="dk1"/>
+                          <a:schemeClr val="tx1"/>
                         </a:fontRef>
                       </wps:style>
-                      <wps:txbx>
-                        <w:txbxContent>
-                          <w:p>
-                            <w:pPr>
-                              <w:jc w:val="center"/>
-                              <w:rPr>
-                                <w:b/>
-                                <w:sz w:val="26"/>
-                                <w:szCs w:val="26"/>
-                                <w:u w:val="single"/>
-                              </w:rPr>
-                            </w:pPr>
-                            <w:proofErr w:type="spellStart"/>
-                            <w:r>
-                              <w:rPr>
-                                <w:b/>
-                                <w:sz w:val="26"/>
-                                <w:szCs w:val="26"/>
-                                <w:u w:val="single"/>
-                              </w:rPr>
-                              <w:t>KTV.Trưởng</w:t>
-                            </w:r>
-                            <w:proofErr w:type="spellEnd"/>
-                            <w:r>
-                              <w:rPr>
-                                <w:b/>
-                                <w:sz w:val="26"/>
-                                <w:szCs w:val="26"/>
-                                <w:u w:val="single"/>
-                              </w:rPr>
-                              <w:t xml:space="preserve"> </w:t>
-                            </w:r>
-                            <w:proofErr w:type="spellStart"/>
-                            <w:r>
-                              <w:rPr>
-                                <w:b/>
-                                <w:sz w:val="26"/>
-                                <w:szCs w:val="26"/>
-                                <w:u w:val="single"/>
-                              </w:rPr>
-                              <w:t>khoa</w:t>
-                            </w:r>
-                            <w:proofErr w:type="spellEnd"/>
-                          </w:p>
-                          <w:p>
-                            <w:pPr>
-                              <w:jc w:val="center"/>
-                              <w:rPr>
-                                <w:bCs/>
-                                <w:sz w:val="26"/>
-                                <w:szCs w:val="26"/>
-                              </w:rPr>
-                            </w:pPr>
-                            <w:r>
-                              <w:rPr>
-                                <w:bCs/>
-                                <w:sz w:val="26"/>
-                                <w:szCs w:val="26"/>
-                              </w:rPr>
-                              <w:t xml:space="preserve">CKI.XN </w:t>
-                            </w:r>
-                            <w:proofErr w:type="spellStart"/>
-                            <w:r>
-                              <w:rPr>
-                                <w:bCs/>
-                                <w:sz w:val="26"/>
-                                <w:szCs w:val="26"/>
-                              </w:rPr>
-                              <w:t>Nguyễn</w:t>
-                            </w:r>
-                            <w:proofErr w:type="spellEnd"/>
-                            <w:r>
-                              <w:rPr>
-                                <w:bCs/>
-                                <w:sz w:val="26"/>
-                                <w:szCs w:val="26"/>
-                              </w:rPr>
-                              <w:t xml:space="preserve"> </w:t>
-                            </w:r>
-                            <w:proofErr w:type="spellStart"/>
-                            <w:r>
-                              <w:rPr>
-                                <w:bCs/>
-                                <w:sz w:val="26"/>
-                                <w:szCs w:val="26"/>
-                              </w:rPr>
-                              <w:t>Thái</w:t>
-                            </w:r>
-                            <w:proofErr w:type="spellEnd"/>
-                            <w:r>
-                              <w:rPr>
-                                <w:bCs/>
-                                <w:sz w:val="26"/>
-                                <w:szCs w:val="26"/>
-                              </w:rPr>
-                              <w:t xml:space="preserve"> </w:t>
-                            </w:r>
-                            <w:proofErr w:type="spellStart"/>
-                            <w:r>
-                              <w:rPr>
-                                <w:bCs/>
-                                <w:sz w:val="26"/>
-                                <w:szCs w:val="26"/>
-                              </w:rPr>
-                              <w:t>Hòa</w:t>
-                            </w:r>
-                            <w:proofErr w:type="spellEnd"/>
-                            <w:r>
-                              <w:rPr>
-                                <w:bCs/>
-                                <w:sz w:val="26"/>
-                                <w:szCs w:val="26"/>
-                              </w:rPr>
-                              <w:t xml:space="preserve"> </w:t>
-                            </w:r>
-                          </w:p>
-                          <w:p>
-                            <w:pPr>
-                              <w:jc w:val="center"/>
-                              <w:rPr>
-                                <w:bCs/>
-                                <w:sz w:val="26"/>
-                                <w:szCs w:val="26"/>
-                              </w:rPr>
-                            </w:pPr>
-                          </w:p>
-                        </w:txbxContent>
-                      </wps:txbx>
-                      <wps:bodyPr rot="0" spcFirstLastPara="0" vertOverflow="overflow" horzOverflow="overflow" vert="horz" wrap="square" lIns="91440" tIns="45720" rIns="91440" bIns="45720" numCol="1" spcCol="0" rtlCol="0" fromWordArt="0" anchor="ctr" anchorCtr="0" forceAA="0" compatLnSpc="1">
-                        <a:prstTxWarp prst="textNoShape">
-                          <a:avLst/>
-                        </a:prstTxWarp>
-                        <a:noAutofit/>
-                      </wps:bodyPr>
+                      <wps:bodyPr/>
                     </wps:wsp>
                   </a:graphicData>
                 </a:graphic>
-                <wp14:sizeRelH relativeFrom="page">
+                <wp14:sizeRelH relativeFrom="margin">
                   <wp14:pctWidth>0</wp14:pctWidth>
                 </wp14:sizeRelH>
                 <wp14:sizeRelV relativeFrom="margin">
@@ -2544,331 +2347,9 @@
           </mc:Choice>
           <mc:Fallback>
             <w:pict>
-              <v:rect w14:anchorId="2F6E3F16" id="Rectangle 3" o:spid="_x0000_s1030" style="position:absolute;margin-left:149.7pt;margin-top:18.25pt;width:158.25pt;height:83.25pt;z-index:251705344;visibility:visible;mso-wrap-style:square;mso-width-percent:0;mso-height-percent:0;mso-wrap-distance-left:9pt;mso-wrap-distance-top:0;mso-wrap-distance-right:9pt;mso-wrap-distance-bottom:0;mso-position-horizontal:absolute;mso-position-horizontal-relative:text;mso-position-vertical:absolute;mso-position-vertical-relative:text;mso-width-percent:0;mso-height-percent:0;mso-width-relative:page;mso-height-relative:margin;v-text-anchor:middle" o:gfxdata="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" fillcolor="white [3201]" strokecolor="#c0504d [3205]" strokeweight="2pt">
-                <v:path arrowok="t"/>
-                <v:textbox>
-                  <w:txbxContent>
-                    <w:p>
-                      <w:pPr>
-                        <w:jc w:val="center"/>
-                        <w:rPr>
-                          <w:b/>
-                          <w:sz w:val="26"/>
-                          <w:szCs w:val="26"/>
-                          <w:u w:val="single"/>
-                        </w:rPr>
-                      </w:pPr>
-                      <w:proofErr w:type="spellStart"/>
-                      <w:r>
-                        <w:rPr>
-                          <w:b/>
-                          <w:sz w:val="26"/>
-                          <w:szCs w:val="26"/>
-                          <w:u w:val="single"/>
-                        </w:rPr>
-                        <w:t>KTV.Trưởng</w:t>
-                      </w:r>
-                      <w:proofErr w:type="spellEnd"/>
-                      <w:r>
-                        <w:rPr>
-                          <w:b/>
-                          <w:sz w:val="26"/>
-                          <w:szCs w:val="26"/>
-                          <w:u w:val="single"/>
-                        </w:rPr>
-                        <w:t xml:space="preserve"> </w:t>
-                      </w:r>
-                      <w:proofErr w:type="spellStart"/>
-                      <w:r>
-                        <w:rPr>
-                          <w:b/>
-                          <w:sz w:val="26"/>
-                          <w:szCs w:val="26"/>
-                          <w:u w:val="single"/>
-                        </w:rPr>
-                        <w:t>khoa</w:t>
-                      </w:r>
-                      <w:proofErr w:type="spellEnd"/>
-                    </w:p>
-                    <w:p>
-                      <w:pPr>
-                        <w:jc w:val="center"/>
-                        <w:rPr>
-                          <w:bCs/>
-                          <w:sz w:val="26"/>
-                          <w:szCs w:val="26"/>
-                        </w:rPr>
-                      </w:pPr>
-                      <w:r>
-                        <w:rPr>
-                          <w:bCs/>
-                          <w:sz w:val="26"/>
-                          <w:szCs w:val="26"/>
-                        </w:rPr>
-                        <w:t xml:space="preserve">CKI.XN </w:t>
-                      </w:r>
-                      <w:proofErr w:type="spellStart"/>
-                      <w:r>
-                        <w:rPr>
-                          <w:bCs/>
-                          <w:sz w:val="26"/>
-                          <w:szCs w:val="26"/>
-                        </w:rPr>
-                        <w:t>Nguyễn</w:t>
-                      </w:r>
-                      <w:proofErr w:type="spellEnd"/>
-                      <w:r>
-                        <w:rPr>
-                          <w:bCs/>
-                          <w:sz w:val="26"/>
-                          <w:szCs w:val="26"/>
-                        </w:rPr>
-                        <w:t xml:space="preserve"> </w:t>
-                      </w:r>
-                      <w:proofErr w:type="spellStart"/>
-                      <w:r>
-                        <w:rPr>
-                          <w:bCs/>
-                          <w:sz w:val="26"/>
-                          <w:szCs w:val="26"/>
-                        </w:rPr>
-                        <w:t>Thái</w:t>
-                      </w:r>
-                      <w:proofErr w:type="spellEnd"/>
-                      <w:r>
-                        <w:rPr>
-                          <w:bCs/>
-                          <w:sz w:val="26"/>
-                          <w:szCs w:val="26"/>
-                        </w:rPr>
-                        <w:t xml:space="preserve"> </w:t>
-                      </w:r>
-                      <w:proofErr w:type="spellStart"/>
-                      <w:r>
-                        <w:rPr>
-                          <w:bCs/>
-                          <w:sz w:val="26"/>
-                          <w:szCs w:val="26"/>
-                        </w:rPr>
-                        <w:t>Hòa</w:t>
-                      </w:r>
-                      <w:proofErr w:type="spellEnd"/>
-                      <w:r>
-                        <w:rPr>
-                          <w:bCs/>
-                          <w:sz w:val="26"/>
-                          <w:szCs w:val="26"/>
-                        </w:rPr>
-                        <w:t xml:space="preserve"> </w:t>
-                      </w:r>
-                    </w:p>
-                    <w:p>
-                      <w:pPr>
-                        <w:jc w:val="center"/>
-                        <w:rPr>
-                          <w:bCs/>
-                          <w:sz w:val="26"/>
-                          <w:szCs w:val="26"/>
-                        </w:rPr>
-                      </w:pPr>
-                    </w:p>
-                  </w:txbxContent>
-                </v:textbox>
-              </v:rect>
-            </w:pict>
-          </mc:Fallback>
-        </mc:AlternateContent>
-      </w:r>
-    </w:p>
-    <w:p>
-      <w:pPr>
-        <w:spacing w:line="360" w:lineRule="auto"/>
-        <w:rPr>
-          <w:sz w:val="26"/>
-          <w:szCs w:val="26"/>
-          <w:lang w:eastAsia="en-US" w:bidi="ar-SA"/>
-        </w:rPr>
-      </w:pPr>
-    </w:p>
-    <w:p>
-      <w:pPr>
-        <w:spacing w:line="360" w:lineRule="auto"/>
-        <w:rPr>
-          <w:sz w:val="26"/>
-          <w:szCs w:val="26"/>
-          <w:lang w:eastAsia="en-US" w:bidi="ar-SA"/>
-        </w:rPr>
-      </w:pPr>
-    </w:p>
-    <w:p>
-      <w:pPr>
-        <w:spacing w:line="360" w:lineRule="auto"/>
-        <w:rPr>
-          <w:sz w:val="26"/>
-          <w:szCs w:val="26"/>
-          <w:lang w:eastAsia="en-US" w:bidi="ar-SA"/>
-        </w:rPr>
-      </w:pPr>
-    </w:p>
-    <w:p>
-      <w:pPr>
-        <w:spacing w:line="360" w:lineRule="auto"/>
-        <w:rPr>
-          <w:sz w:val="26"/>
-          <w:szCs w:val="26"/>
-          <w:lang w:eastAsia="en-US" w:bidi="ar-SA"/>
-        </w:rPr>
-      </w:pPr>
-      <w:r>
-        <w:rPr>
-          <w:b/>
-          <w:noProof/>
-          <w:sz w:val="26"/>
-          <w:szCs w:val="26"/>
-          <w:lang w:eastAsia="en-US" w:bidi="ar-SA"/>
-        </w:rPr>
-        <mc:AlternateContent>
-          <mc:Choice Requires="wps">
-            <w:drawing>
-              <wp:anchor distT="0" distB="0" distL="114299" distR="114299" simplePos="0" relativeHeight="251673600" behindDoc="0" locked="0" layoutInCell="1" allowOverlap="1" wp14:anchorId="26796FF3" wp14:editId="503B2562">
-                <wp:simplePos x="0" y="0"/>
-                <wp:positionH relativeFrom="column">
-                  <wp:posOffset>4528185</wp:posOffset>
-                </wp:positionH>
-                <wp:positionV relativeFrom="paragraph">
-                  <wp:posOffset>188595</wp:posOffset>
-                </wp:positionV>
-                <wp:extent cx="0" cy="219075"/>
-                <wp:effectExtent l="0" t="0" r="19050" b="28575"/>
-                <wp:wrapNone/>
-                <wp:docPr id="23" name="Straight Connector 23"/>
-                <wp:cNvGraphicFramePr>
-                  <a:graphicFrameLocks xmlns:a="http://schemas.openxmlformats.org/drawingml/2006/main"/>
-                </wp:cNvGraphicFramePr>
-                <a:graphic xmlns:a="http://schemas.openxmlformats.org/drawingml/2006/main">
-                  <a:graphicData uri="http://schemas.microsoft.com/office/word/2010/wordprocessingShape">
-                    <wps:wsp>
-                      <wps:cNvCnPr>
-                        <a:cxnSpLocks/>
-                      </wps:cNvCnPr>
-                      <wps:spPr>
-                        <a:xfrm>
-                          <a:off x="0" y="0"/>
-                          <a:ext cx="0" cy="219075"/>
-                        </a:xfrm>
-                        <a:prstGeom prst="line">
-                          <a:avLst/>
-                        </a:prstGeom>
-                      </wps:spPr>
-                      <wps:style>
-                        <a:lnRef idx="1">
-                          <a:schemeClr val="accent1"/>
-                        </a:lnRef>
-                        <a:fillRef idx="0">
-                          <a:schemeClr val="accent1"/>
-                        </a:fillRef>
-                        <a:effectRef idx="0">
-                          <a:schemeClr val="accent1"/>
-                        </a:effectRef>
-                        <a:fontRef idx="minor">
-                          <a:schemeClr val="tx1"/>
-                        </a:fontRef>
-                      </wps:style>
-                      <wps:bodyPr/>
-                    </wps:wsp>
-                  </a:graphicData>
-                </a:graphic>
-                <wp14:sizeRelH relativeFrom="page">
-                  <wp14:pctWidth>0</wp14:pctWidth>
-                </wp14:sizeRelH>
-                <wp14:sizeRelV relativeFrom="page">
-                  <wp14:pctHeight>0</wp14:pctHeight>
-                </wp14:sizeRelV>
-              </wp:anchor>
-            </w:drawing>
-          </mc:Choice>
-          <mc:Fallback>
-            <w:pict>
-              <v:line w14:anchorId="286E01EE" id="Straight Connector 23" o:spid="_x0000_s1026" style="position:absolute;z-index:251673600;visibility:visible;mso-wrap-style:square;mso-width-percent:0;mso-height-percent:0;mso-wrap-distance-left:3.17497mm;mso-wrap-distance-top:0;mso-wrap-distance-right:3.17497mm;mso-wrap-distance-bottom:0;mso-position-horizontal:absolute;mso-position-horizontal-relative:text;mso-position-vertical:absolute;mso-position-vertical-relative:text;mso-width-percent:0;mso-height-percent:0;mso-width-relative:page;mso-height-relative:page" from="356.55pt,14.85pt" to="356.55pt,32.1pt" o:gfxdata="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" strokecolor="#4579b8 [3044]">
-                <o:lock v:ext="edit" shapetype="f"/>
-              </v:line>
-            </w:pict>
-          </mc:Fallback>
-        </mc:AlternateContent>
-      </w:r>
-      <w:r>
-        <w:rPr>
-          <w:b/>
-          <w:noProof/>
-          <w:sz w:val="26"/>
-          <w:szCs w:val="26"/>
-          <w:lang w:eastAsia="en-US" w:bidi="ar-SA"/>
-        </w:rPr>
-        <mc:AlternateContent>
-          <mc:Choice Requires="wps">
-            <w:drawing>
-              <wp:anchor distT="0" distB="0" distL="114299" distR="114299" simplePos="0" relativeHeight="251672576" behindDoc="0" locked="0" layoutInCell="1" allowOverlap="1" wp14:anchorId="74BCC0B8" wp14:editId="7B75BF48">
-                <wp:simplePos x="0" y="0"/>
-                <wp:positionH relativeFrom="column">
-                  <wp:posOffset>1365885</wp:posOffset>
-                </wp:positionH>
-                <wp:positionV relativeFrom="paragraph">
-                  <wp:posOffset>198120</wp:posOffset>
-                </wp:positionV>
-                <wp:extent cx="0" cy="219075"/>
-                <wp:effectExtent l="0" t="0" r="19050" b="28575"/>
-                <wp:wrapNone/>
-                <wp:docPr id="22" name="Straight Connector 22"/>
-                <wp:cNvGraphicFramePr>
-                  <a:graphicFrameLocks xmlns:a="http://schemas.openxmlformats.org/drawingml/2006/main"/>
-                </wp:cNvGraphicFramePr>
-                <a:graphic xmlns:a="http://schemas.openxmlformats.org/drawingml/2006/main">
-                  <a:graphicData uri="http://schemas.microsoft.com/office/word/2010/wordprocessingShape">
-                    <wps:wsp>
-                      <wps:cNvCnPr>
-                        <a:cxnSpLocks/>
-                      </wps:cNvCnPr>
-                      <wps:spPr>
-                        <a:xfrm>
-                          <a:off x="0" y="0"/>
-                          <a:ext cx="0" cy="219075"/>
-                        </a:xfrm>
-                        <a:prstGeom prst="line">
-                          <a:avLst/>
-                        </a:prstGeom>
-                      </wps:spPr>
-                      <wps:style>
-                        <a:lnRef idx="1">
-                          <a:schemeClr val="accent1"/>
-                        </a:lnRef>
-                        <a:fillRef idx="0">
-                          <a:schemeClr val="accent1"/>
-                        </a:fillRef>
-                        <a:effectRef idx="0">
-                          <a:schemeClr val="accent1"/>
-                        </a:effectRef>
-                        <a:fontRef idx="minor">
-                          <a:schemeClr val="tx1"/>
-                        </a:fontRef>
-                      </wps:style>
-                      <wps:bodyPr/>
-                    </wps:wsp>
-                  </a:graphicData>
-                </a:graphic>
-                <wp14:sizeRelH relativeFrom="page">
-                  <wp14:pctWidth>0</wp14:pctWidth>
-                </wp14:sizeRelH>
-                <wp14:sizeRelV relativeFrom="page">
-                  <wp14:pctHeight>0</wp14:pctHeight>
-                </wp14:sizeRelV>
-              </wp:anchor>
-            </w:drawing>
-          </mc:Choice>
-          <mc:Fallback>
-            <w:pict>
-              <v:line w14:anchorId="3B8ED3BB" id="Straight Connector 22" o:spid="_x0000_s1026" style="position:absolute;z-index:251672576;visibility:visible;mso-wrap-style:square;mso-width-percent:0;mso-height-percent:0;mso-wrap-distance-left:3.17497mm;mso-wrap-distance-top:0;mso-wrap-distance-right:3.17497mm;mso-wrap-distance-bottom:0;mso-position-horizontal:absolute;mso-position-horizontal-relative:text;mso-position-vertical:absolute;mso-position-vertical-relative:text;mso-width-percent:0;mso-height-percent:0;mso-width-relative:page;mso-height-relative:page" from="107.55pt,15.6pt" to="107.55pt,32.85pt" o:gfxdata="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" strokecolor="#4579b8 [3044]">
-                <o:lock v:ext="edit" shapetype="f"/>
-              </v:line>
+              <v:shape w14:anchorId="0D7F6319" id="Straight Arrow Connector 1" o:spid="_x0000_s1026" type="#_x0000_t32" style="position:absolute;margin-left:381pt;margin-top:2.55pt;width:0;height:22.65pt;flip:y;z-index:251720704;visibility:visible;mso-wrap-style:square;mso-width-percent:0;mso-height-percent:0;mso-wrap-distance-left:9pt;mso-wrap-distance-top:0;mso-wrap-distance-right:9pt;mso-wrap-distance-bottom:0;mso-position-horizontal:absolute;mso-position-horizontal-relative:text;mso-position-vertical:absolute;mso-position-vertical-relative:text;mso-width-percent:0;mso-height-percent:0;mso-width-relative:margin;mso-height-relative:margin" o:gfxdata="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" strokecolor="#4579b8 [3044]">
+                <v:stroke dashstyle="dash" endarrow="block"/>
+              </v:shape>
             </w:pict>
           </mc:Fallback>
         </mc:AlternateContent>
@@ -2883,18 +2364,18 @@
         <mc:AlternateContent>
           <mc:Choice Requires="wps">
             <w:drawing>
-              <wp:anchor distT="0" distB="0" distL="114300" distR="114300" simplePos="0" relativeHeight="251713536" behindDoc="0" locked="0" layoutInCell="1" allowOverlap="1" wp14:anchorId="497718BF" wp14:editId="565E91F6">
+              <wp:anchor distT="0" distB="0" distL="114300" distR="114300" simplePos="0" relativeHeight="251722752" behindDoc="0" locked="0" layoutInCell="1" allowOverlap="1" wp14:anchorId="49F58AE2" wp14:editId="79661D32">
                 <wp:simplePos x="0" y="0"/>
                 <wp:positionH relativeFrom="column">
-                  <wp:posOffset>3015615</wp:posOffset>
+                  <wp:posOffset>4711065</wp:posOffset>
                 </wp:positionH>
                 <wp:positionV relativeFrom="paragraph">
-                  <wp:posOffset>159385</wp:posOffset>
+                  <wp:posOffset>53340</wp:posOffset>
                 </wp:positionV>
                 <wp:extent cx="0" cy="257175"/>
                 <wp:effectExtent l="76200" t="0" r="57150" b="47625"/>
                 <wp:wrapNone/>
-                <wp:docPr id="24" name="Straight Arrow Connector 24"/>
+                <wp:docPr id="28" name="Straight Arrow Connector 28"/>
                 <wp:cNvGraphicFramePr/>
                 <a:graphic xmlns:a="http://schemas.openxmlformats.org/drawingml/2006/main">
                   <a:graphicData uri="http://schemas.microsoft.com/office/word/2010/wordprocessingShape">
@@ -2935,7 +2416,7 @@
           </mc:Choice>
           <mc:Fallback>
             <w:pict>
-              <v:shape w14:anchorId="7FB1874A" id="Straight Arrow Connector 24" o:spid="_x0000_s1026" type="#_x0000_t32" style="position:absolute;margin-left:237.45pt;margin-top:12.55pt;width:0;height:20.25pt;z-index:251713536;visibility:visible;mso-wrap-style:square;mso-wrap-distance-left:9pt;mso-wrap-distance-top:0;mso-wrap-distance-right:9pt;mso-wrap-distance-bottom:0;mso-position-horizontal:absolute;mso-position-horizontal-relative:text;mso-position-vertical:absolute;mso-position-vertical-relative:text" o:gfxdata="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" strokecolor="#4579b8 [3044]">
+              <v:shape w14:anchorId="4A4480D3" id="Straight Arrow Connector 28" o:spid="_x0000_s1026" type="#_x0000_t32" style="position:absolute;margin-left:370.95pt;margin-top:4.2pt;width:0;height:20.25pt;z-index:251722752;visibility:visible;mso-wrap-style:square;mso-wrap-distance-left:9pt;mso-wrap-distance-top:0;mso-wrap-distance-right:9pt;mso-wrap-distance-bottom:0;mso-position-horizontal:absolute;mso-position-horizontal-relative:text;mso-position-vertical:absolute;mso-position-vertical-relative:text" o:gfxdata="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" strokecolor="#4579b8 [3044]">
                 <v:stroke endarrow="block"/>
               </v:shape>
             </w:pict>
@@ -2952,13 +2433,13 @@
         <mc:AlternateContent>
           <mc:Choice Requires="wps">
             <w:drawing>
-              <wp:anchor distT="0" distB="0" distL="114300" distR="114300" simplePos="0" relativeHeight="251712512" behindDoc="0" locked="0" layoutInCell="1" allowOverlap="1" wp14:anchorId="3DB4DE2B" wp14:editId="5E38E650">
+              <wp:anchor distT="0" distB="0" distL="114300" distR="114300" simplePos="0" relativeHeight="251712512" behindDoc="0" locked="0" layoutInCell="1" allowOverlap="1" wp14:anchorId="3DB4DE2B" wp14:editId="15604AA2">
                 <wp:simplePos x="0" y="0"/>
                 <wp:positionH relativeFrom="column">
-                  <wp:posOffset>3171825</wp:posOffset>
+                  <wp:posOffset>3590925</wp:posOffset>
                 </wp:positionH>
                 <wp:positionV relativeFrom="paragraph">
-                  <wp:posOffset>109855</wp:posOffset>
+                  <wp:posOffset>22860</wp:posOffset>
                 </wp:positionV>
                 <wp:extent cx="0" cy="287655"/>
                 <wp:effectExtent l="76200" t="38100" r="57150" b="17145"/>
@@ -3000,6 +2481,9 @@
                     </wps:wsp>
                   </a:graphicData>
                 </a:graphic>
+                <wp14:sizeRelH relativeFrom="margin">
+                  <wp14:pctWidth>0</wp14:pctWidth>
+                </wp14:sizeRelH>
                 <wp14:sizeRelV relativeFrom="margin">
                   <wp14:pctHeight>0</wp14:pctHeight>
                 </wp14:sizeRelV>
@@ -3008,8 +2492,228 @@
           </mc:Choice>
           <mc:Fallback>
             <w:pict>
-              <v:shape w14:anchorId="749CF563" id="Straight Arrow Connector 1" o:spid="_x0000_s1026" type="#_x0000_t32" style="position:absolute;margin-left:249.75pt;margin-top:8.65pt;width:0;height:22.65pt;flip:y;z-index:251712512;visibility:visible;mso-wrap-style:square;mso-height-percent:0;mso-wrap-distance-left:9pt;mso-wrap-distance-top:0;mso-wrap-distance-right:9pt;mso-wrap-distance-bottom:0;mso-position-horizontal:absolute;mso-position-horizontal-relative:text;mso-position-vertical:absolute;mso-position-vertical-relative:text;mso-height-percent:0;mso-height-relative:margin" o:gfxdata="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" strokecolor="#4579b8 [3044]">
+              <v:shape w14:anchorId="697FADE6" id="Straight Arrow Connector 1" o:spid="_x0000_s1026" type="#_x0000_t32" style="position:absolute;margin-left:282.75pt;margin-top:1.8pt;width:0;height:22.65pt;flip:y;z-index:251712512;visibility:visible;mso-wrap-style:square;mso-width-percent:0;mso-height-percent:0;mso-wrap-distance-left:9pt;mso-wrap-distance-top:0;mso-wrap-distance-right:9pt;mso-wrap-distance-bottom:0;mso-position-horizontal:absolute;mso-position-horizontal-relative:text;mso-position-vertical:absolute;mso-position-vertical-relative:text;mso-width-percent:0;mso-height-percent:0;mso-width-relative:margin;mso-height-relative:margin" o:gfxdata="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" strokecolor="#4579b8 [3044]">
                 <v:stroke dashstyle="dash" endarrow="block"/>
+              </v:shape>
+            </w:pict>
+          </mc:Fallback>
+        </mc:AlternateContent>
+      </w:r>
+      <w:r>
+        <w:rPr>
+          <w:noProof/>
+          <w:sz w:val="26"/>
+          <w:szCs w:val="26"/>
+          <w:lang w:eastAsia="en-US" w:bidi="ar-SA"/>
+        </w:rPr>
+        <mc:AlternateContent>
+          <mc:Choice Requires="wps">
+            <w:drawing>
+              <wp:anchor distT="0" distB="0" distL="114300" distR="114300" simplePos="0" relativeHeight="251718656" behindDoc="0" locked="0" layoutInCell="1" allowOverlap="1" wp14:anchorId="606242EE" wp14:editId="236B21A9">
+                <wp:simplePos x="0" y="0"/>
+                <wp:positionH relativeFrom="column">
+                  <wp:posOffset>6587490</wp:posOffset>
+                </wp:positionH>
+                <wp:positionV relativeFrom="paragraph">
+                  <wp:posOffset>62865</wp:posOffset>
+                </wp:positionV>
+                <wp:extent cx="0" cy="257175"/>
+                <wp:effectExtent l="76200" t="0" r="57150" b="47625"/>
+                <wp:wrapNone/>
+                <wp:docPr id="16" name="Straight Arrow Connector 16"/>
+                <wp:cNvGraphicFramePr/>
+                <a:graphic xmlns:a="http://schemas.openxmlformats.org/drawingml/2006/main">
+                  <a:graphicData uri="http://schemas.microsoft.com/office/word/2010/wordprocessingShape">
+                    <wps:wsp>
+                      <wps:cNvCnPr/>
+                      <wps:spPr>
+                        <a:xfrm>
+                          <a:off x="0" y="0"/>
+                          <a:ext cx="0" cy="257175"/>
+                        </a:xfrm>
+                        <a:prstGeom prst="straightConnector1">
+                          <a:avLst/>
+                        </a:prstGeom>
+                        <a:ln>
+                          <a:tailEnd type="triangle"/>
+                        </a:ln>
+                      </wps:spPr>
+                      <wps:style>
+                        <a:lnRef idx="1">
+                          <a:schemeClr val="accent1"/>
+                        </a:lnRef>
+                        <a:fillRef idx="0">
+                          <a:schemeClr val="accent1"/>
+                        </a:fillRef>
+                        <a:effectRef idx="0">
+                          <a:schemeClr val="accent1"/>
+                        </a:effectRef>
+                        <a:fontRef idx="minor">
+                          <a:schemeClr val="tx1"/>
+                        </a:fontRef>
+                      </wps:style>
+                      <wps:bodyPr/>
+                    </wps:wsp>
+                  </a:graphicData>
+                </a:graphic>
+                <wp14:sizeRelH relativeFrom="margin">
+                  <wp14:pctWidth>0</wp14:pctWidth>
+                </wp14:sizeRelH>
+                <wp14:sizeRelV relativeFrom="margin">
+                  <wp14:pctHeight>0</wp14:pctHeight>
+                </wp14:sizeRelV>
+              </wp:anchor>
+            </w:drawing>
+          </mc:Choice>
+          <mc:Fallback>
+            <w:pict>
+              <v:shape w14:anchorId="124D0D32" id="Straight Arrow Connector 16" o:spid="_x0000_s1026" type="#_x0000_t32" style="position:absolute;margin-left:518.7pt;margin-top:4.95pt;width:0;height:20.25pt;z-index:251718656;visibility:visible;mso-wrap-style:square;mso-width-percent:0;mso-height-percent:0;mso-wrap-distance-left:9pt;mso-wrap-distance-top:0;mso-wrap-distance-right:9pt;mso-wrap-distance-bottom:0;mso-position-horizontal:absolute;mso-position-horizontal-relative:text;mso-position-vertical:absolute;mso-position-vertical-relative:text;mso-width-percent:0;mso-height-percent:0;mso-width-relative:margin;mso-height-relative:margin" o:gfxdata="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" strokecolor="#4579b8 [3044]">
+                <v:stroke endarrow="block"/>
+              </v:shape>
+            </w:pict>
+          </mc:Fallback>
+        </mc:AlternateContent>
+      </w:r>
+      <w:r>
+        <w:rPr>
+          <w:noProof/>
+          <w:sz w:val="26"/>
+          <w:szCs w:val="26"/>
+          <w:lang w:eastAsia="en-US" w:bidi="ar-SA"/>
+        </w:rPr>
+        <mc:AlternateContent>
+          <mc:Choice Requires="wps">
+            <w:drawing>
+              <wp:anchor distT="0" distB="0" distL="114300" distR="114300" simplePos="0" relativeHeight="251716608" behindDoc="0" locked="0" layoutInCell="1" allowOverlap="1" wp14:anchorId="3303E128" wp14:editId="189D5846">
+                <wp:simplePos x="0" y="0"/>
+                <wp:positionH relativeFrom="column">
+                  <wp:posOffset>6657975</wp:posOffset>
+                </wp:positionH>
+                <wp:positionV relativeFrom="paragraph">
+                  <wp:posOffset>32385</wp:posOffset>
+                </wp:positionV>
+                <wp:extent cx="0" cy="287655"/>
+                <wp:effectExtent l="76200" t="38100" r="57150" b="17145"/>
+                <wp:wrapNone/>
+                <wp:docPr id="15" name="Straight Arrow Connector 1"/>
+                <wp:cNvGraphicFramePr/>
+                <a:graphic xmlns:a="http://schemas.openxmlformats.org/drawingml/2006/main">
+                  <a:graphicData uri="http://schemas.microsoft.com/office/word/2010/wordprocessingShape">
+                    <wps:wsp>
+                      <wps:cNvCnPr/>
+                      <wps:spPr>
+                        <a:xfrm flipV="1">
+                          <a:off x="0" y="0"/>
+                          <a:ext cx="0" cy="287655"/>
+                        </a:xfrm>
+                        <a:prstGeom prst="straightConnector1">
+                          <a:avLst/>
+                        </a:prstGeom>
+                        <a:ln>
+                          <a:prstDash val="dash"/>
+                          <a:tailEnd type="triangle"/>
+                        </a:ln>
+                      </wps:spPr>
+                      <wps:style>
+                        <a:lnRef idx="1">
+                          <a:schemeClr val="accent1"/>
+                        </a:lnRef>
+                        <a:fillRef idx="0">
+                          <a:schemeClr val="accent1"/>
+                        </a:fillRef>
+                        <a:effectRef idx="0">
+                          <a:schemeClr val="accent1"/>
+                        </a:effectRef>
+                        <a:fontRef idx="minor">
+                          <a:schemeClr val="tx1"/>
+                        </a:fontRef>
+                      </wps:style>
+                      <wps:bodyPr/>
+                    </wps:wsp>
+                  </a:graphicData>
+                </a:graphic>
+                <wp14:sizeRelH relativeFrom="margin">
+                  <wp14:pctWidth>0</wp14:pctWidth>
+                </wp14:sizeRelH>
+                <wp14:sizeRelV relativeFrom="margin">
+                  <wp14:pctHeight>0</wp14:pctHeight>
+                </wp14:sizeRelV>
+              </wp:anchor>
+            </w:drawing>
+          </mc:Choice>
+          <mc:Fallback>
+            <w:pict>
+              <v:shape w14:anchorId="4B3BA103" id="Straight Arrow Connector 1" o:spid="_x0000_s1026" type="#_x0000_t32" style="position:absolute;margin-left:524.25pt;margin-top:2.55pt;width:0;height:22.65pt;flip:y;z-index:251716608;visibility:visible;mso-wrap-style:square;mso-width-percent:0;mso-height-percent:0;mso-wrap-distance-left:9pt;mso-wrap-distance-top:0;mso-wrap-distance-right:9pt;mso-wrap-distance-bottom:0;mso-position-horizontal:absolute;mso-position-horizontal-relative:text;mso-position-vertical:absolute;mso-position-vertical-relative:text;mso-width-percent:0;mso-height-percent:0;mso-width-relative:margin;mso-height-relative:margin" o:gfxdata="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" strokecolor="#4579b8 [3044]">
+                <v:stroke dashstyle="dash" endarrow="block"/>
+              </v:shape>
+            </w:pict>
+          </mc:Fallback>
+        </mc:AlternateContent>
+      </w:r>
+      <w:r>
+        <w:rPr>
+          <w:noProof/>
+          <w:sz w:val="26"/>
+          <w:szCs w:val="26"/>
+          <w:lang w:eastAsia="en-US" w:bidi="ar-SA"/>
+        </w:rPr>
+        <mc:AlternateContent>
+          <mc:Choice Requires="wps">
+            <w:drawing>
+              <wp:anchor distT="0" distB="0" distL="114300" distR="114300" simplePos="0" relativeHeight="251713536" behindDoc="0" locked="0" layoutInCell="1" allowOverlap="1" wp14:anchorId="497718BF" wp14:editId="16EF9618">
+                <wp:simplePos x="0" y="0"/>
+                <wp:positionH relativeFrom="column">
+                  <wp:posOffset>3491865</wp:posOffset>
+                </wp:positionH>
+                <wp:positionV relativeFrom="paragraph">
+                  <wp:posOffset>53340</wp:posOffset>
+                </wp:positionV>
+                <wp:extent cx="0" cy="257175"/>
+                <wp:effectExtent l="76200" t="0" r="57150" b="47625"/>
+                <wp:wrapNone/>
+                <wp:docPr id="24" name="Straight Arrow Connector 24"/>
+                <wp:cNvGraphicFramePr/>
+                <a:graphic xmlns:a="http://schemas.openxmlformats.org/drawingml/2006/main">
+                  <a:graphicData uri="http://schemas.microsoft.com/office/word/2010/wordprocessingShape">
+                    <wps:wsp>
+                      <wps:cNvCnPr/>
+                      <wps:spPr>
+                        <a:xfrm>
+                          <a:off x="0" y="0"/>
+                          <a:ext cx="0" cy="257175"/>
+                        </a:xfrm>
+                        <a:prstGeom prst="straightConnector1">
+                          <a:avLst/>
+                        </a:prstGeom>
+                        <a:ln>
+                          <a:tailEnd type="triangle"/>
+                        </a:ln>
+                      </wps:spPr>
+                      <wps:style>
+                        <a:lnRef idx="1">
+                          <a:schemeClr val="accent1"/>
+                        </a:lnRef>
+                        <a:fillRef idx="0">
+                          <a:schemeClr val="accent1"/>
+                        </a:fillRef>
+                        <a:effectRef idx="0">
+                          <a:schemeClr val="accent1"/>
+                        </a:effectRef>
+                        <a:fontRef idx="minor">
+                          <a:schemeClr val="tx1"/>
+                        </a:fontRef>
+                      </wps:style>
+                      <wps:bodyPr/>
+                    </wps:wsp>
+                  </a:graphicData>
+                </a:graphic>
+              </wp:anchor>
+            </w:drawing>
+          </mc:Choice>
+          <mc:Fallback>
+            <w:pict>
+              <v:shape w14:anchorId="4B26025E" id="Straight Arrow Connector 24" o:spid="_x0000_s1026" type="#_x0000_t32" style="position:absolute;margin-left:274.95pt;margin-top:4.2pt;width:0;height:20.25pt;z-index:251713536;visibility:visible;mso-wrap-style:square;mso-wrap-distance-left:9pt;mso-wrap-distance-top:0;mso-wrap-distance-right:9pt;mso-wrap-distance-bottom:0;mso-position-horizontal:absolute;mso-position-horizontal-relative:text;mso-position-vertical:absolute;mso-position-vertical-relative:text" o:gfxdata="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" strokecolor="#4579b8 [3044]">
+                <v:stroke endarrow="block"/>
               </v:shape>
             </w:pict>
           </mc:Fallback>
@@ -3036,90 +2740,13 @@
         <mc:AlternateContent>
           <mc:Choice Requires="wps">
             <w:drawing>
-              <wp:anchor distT="4294967295" distB="4294967295" distL="114300" distR="114300" simplePos="0" relativeHeight="251671552" behindDoc="0" locked="0" layoutInCell="1" allowOverlap="1" wp14:anchorId="415CDC00" wp14:editId="6348AEC1">
+              <wp:anchor distT="0" distB="0" distL="114299" distR="114299" simplePos="0" relativeHeight="251676672" behindDoc="0" locked="0" layoutInCell="1" allowOverlap="1" wp14:anchorId="4A870FFC" wp14:editId="25DD0EDB">
                 <wp:simplePos x="0" y="0"/>
                 <wp:positionH relativeFrom="column">
-                  <wp:posOffset>1356995</wp:posOffset>
+                  <wp:posOffset>4709160</wp:posOffset>
                 </wp:positionH>
                 <wp:positionV relativeFrom="paragraph">
-                  <wp:posOffset>122555</wp:posOffset>
-                </wp:positionV>
-                <wp:extent cx="3181350" cy="0"/>
-                <wp:effectExtent l="0" t="0" r="19050" b="19050"/>
-                <wp:wrapNone/>
-                <wp:docPr id="21" name="Straight Connector 21"/>
-                <wp:cNvGraphicFramePr>
-                  <a:graphicFrameLocks xmlns:a="http://schemas.openxmlformats.org/drawingml/2006/main"/>
-                </wp:cNvGraphicFramePr>
-                <a:graphic xmlns:a="http://schemas.openxmlformats.org/drawingml/2006/main">
-                  <a:graphicData uri="http://schemas.microsoft.com/office/word/2010/wordprocessingShape">
-                    <wps:wsp>
-                      <wps:cNvCnPr>
-                        <a:cxnSpLocks/>
-                      </wps:cNvCnPr>
-                      <wps:spPr>
-                        <a:xfrm>
-                          <a:off x="0" y="0"/>
-                          <a:ext cx="3181350" cy="0"/>
-                        </a:xfrm>
-                        <a:prstGeom prst="line">
-                          <a:avLst/>
-                        </a:prstGeom>
-                      </wps:spPr>
-                      <wps:style>
-                        <a:lnRef idx="1">
-                          <a:schemeClr val="accent1"/>
-                        </a:lnRef>
-                        <a:fillRef idx="0">
-                          <a:schemeClr val="accent1"/>
-                        </a:fillRef>
-                        <a:effectRef idx="0">
-                          <a:schemeClr val="accent1"/>
-                        </a:effectRef>
-                        <a:fontRef idx="minor">
-                          <a:schemeClr val="tx1"/>
-                        </a:fontRef>
-                      </wps:style>
-                      <wps:bodyPr/>
-                    </wps:wsp>
-                  </a:graphicData>
-                </a:graphic>
-                <wp14:sizeRelH relativeFrom="page">
-                  <wp14:pctWidth>0</wp14:pctWidth>
-                </wp14:sizeRelH>
-                <wp14:sizeRelV relativeFrom="page">
-                  <wp14:pctHeight>0</wp14:pctHeight>
-                </wp14:sizeRelV>
-              </wp:anchor>
-            </w:drawing>
-          </mc:Choice>
-          <mc:Fallback>
-            <w:pict>
-              <v:line w14:anchorId="308E16E5" id="Straight Connector 21" o:spid="_x0000_s1026" style="position:absolute;z-index:251671552;visibility:visible;mso-wrap-style:square;mso-width-percent:0;mso-height-percent:0;mso-wrap-distance-left:9pt;mso-wrap-distance-top:-3e-5mm;mso-wrap-distance-right:9pt;mso-wrap-distance-bottom:-3e-5mm;mso-position-horizontal:absolute;mso-position-horizontal-relative:text;mso-position-vertical:absolute;mso-position-vertical-relative:text;mso-width-percent:0;mso-height-percent:0;mso-width-relative:page;mso-height-relative:page" from="106.85pt,9.65pt" to="357.35pt,9.65pt" o:gfxdata="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" strokecolor="#4579b8 [3044]">
-                <o:lock v:ext="edit" shapetype="f"/>
-              </v:line>
-            </w:pict>
-          </mc:Fallback>
-        </mc:AlternateContent>
-      </w:r>
-      <w:r>
-        <w:rPr>
-          <w:b/>
-          <w:noProof/>
-          <w:sz w:val="26"/>
-          <w:szCs w:val="26"/>
-          <w:lang w:eastAsia="en-US" w:bidi="ar-SA"/>
-        </w:rPr>
-        <mc:AlternateContent>
-          <mc:Choice Requires="wps">
-            <w:drawing>
-              <wp:anchor distT="0" distB="0" distL="114299" distR="114299" simplePos="0" relativeHeight="251676672" behindDoc="0" locked="0" layoutInCell="1" allowOverlap="1" wp14:anchorId="4A870FFC" wp14:editId="07D79A3C">
-                <wp:simplePos x="0" y="0"/>
-                <wp:positionH relativeFrom="column">
-                  <wp:posOffset>3013710</wp:posOffset>
-                </wp:positionH>
-                <wp:positionV relativeFrom="paragraph">
-                  <wp:posOffset>132715</wp:posOffset>
+                  <wp:posOffset>55880</wp:posOffset>
                 </wp:positionV>
                 <wp:extent cx="0" cy="381000"/>
                 <wp:effectExtent l="76200" t="0" r="95250" b="57150"/>
@@ -3175,11 +2802,7 @@
           </mc:Choice>
           <mc:Fallback>
             <w:pict>
-              <v:shapetype w14:anchorId="7649AE8A" id="_x0000_t32" coordsize="21600,21600" o:spt="32" o:oned="t" path="m,l21600,21600e" filled="f">
-                <v:path arrowok="t" fillok="f" o:connecttype="none"/>
-                <o:lock v:ext="edit" shapetype="t"/>
-              </v:shapetype>
-              <v:shape id="Straight Arrow Connector 29" o:spid="_x0000_s1026" type="#_x0000_t32" style="position:absolute;margin-left:237.3pt;margin-top:10.45pt;width:0;height:30pt;z-index:251676672;visibility:visible;mso-wrap-style:square;mso-width-percent:0;mso-height-percent:0;mso-wrap-distance-left:3.17497mm;mso-wrap-distance-top:0;mso-wrap-distance-right:3.17497mm;mso-wrap-distance-bottom:0;mso-position-horizontal:absolute;mso-position-horizontal-relative:text;mso-position-vertical:absolute;mso-position-vertical-relative:text;mso-width-percent:0;mso-height-percent:0;mso-width-relative:page;mso-height-relative:page" o:gfxdata="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" strokecolor="#4579b8 [3044]">
+              <v:shape w14:anchorId="42ABA767" id="Straight Arrow Connector 29" o:spid="_x0000_s1026" type="#_x0000_t32" style="position:absolute;margin-left:370.8pt;margin-top:4.4pt;width:0;height:30pt;z-index:251676672;visibility:visible;mso-wrap-style:square;mso-width-percent:0;mso-height-percent:0;mso-wrap-distance-left:3.17497mm;mso-wrap-distance-top:0;mso-wrap-distance-right:3.17497mm;mso-wrap-distance-bottom:0;mso-position-horizontal:absolute;mso-position-horizontal-relative:text;mso-position-vertical:absolute;mso-position-vertical-relative:text;mso-width-percent:0;mso-height-percent:0;mso-width-relative:page;mso-height-relative:page" o:gfxdata="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" strokecolor="#4579b8 [3044]">
                 <v:stroke endarrow="block"/>
                 <o:lock v:ext="edit" shapetype="f"/>
               </v:shape>
@@ -3197,15 +2820,15 @@
         <mc:AlternateContent>
           <mc:Choice Requires="wps">
             <w:drawing>
-              <wp:anchor distT="0" distB="0" distL="114300" distR="114300" simplePos="0" relativeHeight="251694080" behindDoc="0" locked="0" layoutInCell="1" allowOverlap="1" wp14:anchorId="3A7B4E25" wp14:editId="193105C4">
+              <wp:anchor distT="0" distB="0" distL="114300" distR="114300" simplePos="0" relativeHeight="251694080" behindDoc="0" locked="0" layoutInCell="1" allowOverlap="1" wp14:anchorId="3A7B4E25" wp14:editId="52B2EA10">
                 <wp:simplePos x="0" y="0"/>
                 <wp:positionH relativeFrom="column">
-                  <wp:posOffset>3159125</wp:posOffset>
+                  <wp:posOffset>4845050</wp:posOffset>
                 </wp:positionH>
                 <wp:positionV relativeFrom="paragraph">
-                  <wp:posOffset>146050</wp:posOffset>
+                  <wp:posOffset>12065</wp:posOffset>
                 </wp:positionV>
-                <wp:extent cx="0" cy="396000"/>
+                <wp:extent cx="0" cy="395605"/>
                 <wp:effectExtent l="76200" t="38100" r="57150" b="23495"/>
                 <wp:wrapNone/>
                 <wp:docPr id="1557439475" name="Straight Arrow Connector 1"/>
@@ -3217,7 +2840,7 @@
                       <wps:spPr>
                         <a:xfrm flipV="1">
                           <a:off x="0" y="0"/>
-                          <a:ext cx="0" cy="396000"/>
+                          <a:ext cx="0" cy="395605"/>
                         </a:xfrm>
                         <a:prstGeom prst="straightConnector1">
                           <a:avLst/>
@@ -3253,23 +2876,13 @@
           </mc:Choice>
           <mc:Fallback>
             <w:pict>
-              <v:shape w14:anchorId="2BF4A275" id="Straight Arrow Connector 1" o:spid="_x0000_s1026" type="#_x0000_t32" style="position:absolute;margin-left:248.75pt;margin-top:11.5pt;width:0;height:31.2pt;flip:y;z-index:251694080;visibility:visible;mso-wrap-style:square;mso-height-percent:0;mso-wrap-distance-left:9pt;mso-wrap-distance-top:0;mso-wrap-distance-right:9pt;mso-wrap-distance-bottom:0;mso-position-horizontal:absolute;mso-position-horizontal-relative:text;mso-position-vertical:absolute;mso-position-vertical-relative:text;mso-height-percent:0;mso-height-relative:margin" o:gfxdata="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" strokecolor="#4579b8 [3044]">
+              <v:shape w14:anchorId="1AE83987" id="Straight Arrow Connector 1" o:spid="_x0000_s1026" type="#_x0000_t32" style="position:absolute;margin-left:381.5pt;margin-top:.95pt;width:0;height:31.15pt;flip:y;z-index:251694080;visibility:visible;mso-wrap-style:square;mso-height-percent:0;mso-wrap-distance-left:9pt;mso-wrap-distance-top:0;mso-wrap-distance-right:9pt;mso-wrap-distance-bottom:0;mso-position-horizontal:absolute;mso-position-horizontal-relative:text;mso-position-vertical:absolute;mso-position-vertical-relative:text;mso-height-percent:0;mso-height-relative:margin" o:gfxdata="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" strokecolor="#4579b8 [3044]">
                 <v:stroke dashstyle="dash" endarrow="block"/>
               </v:shape>
             </w:pict>
           </mc:Fallback>
         </mc:AlternateContent>
       </w:r>
-    </w:p>
-    <w:p>
-      <w:pPr>
-        <w:spacing w:line="360" w:lineRule="auto"/>
-        <w:rPr>
-          <w:sz w:val="26"/>
-          <w:szCs w:val="26"/>
-          <w:lang w:eastAsia="en-US" w:bidi="ar-SA"/>
-        </w:rPr>
-      </w:pPr>
       <w:r>
         <w:rPr>
           <w:b/>
@@ -3281,16 +2894,719 @@
         <mc:AlternateContent>
           <mc:Choice Requires="wps">
             <w:drawing>
-              <wp:anchor distT="0" distB="0" distL="114300" distR="114300" simplePos="0" relativeHeight="251674624" behindDoc="0" locked="0" layoutInCell="1" allowOverlap="1" wp14:anchorId="6C40883F" wp14:editId="3CB0617D">
+              <wp:anchor distT="4294967295" distB="4294967295" distL="114300" distR="114300" simplePos="0" relativeHeight="251671552" behindDoc="0" locked="0" layoutInCell="1" allowOverlap="1" wp14:anchorId="415CDC00" wp14:editId="3CB2E915">
                 <wp:simplePos x="0" y="0"/>
                 <wp:positionH relativeFrom="column">
-                  <wp:posOffset>81915</wp:posOffset>
+                  <wp:posOffset>3471545</wp:posOffset>
                 </wp:positionH>
                 <wp:positionV relativeFrom="paragraph">
-                  <wp:posOffset>238124</wp:posOffset>
+                  <wp:posOffset>36195</wp:posOffset>
                 </wp:positionV>
-                <wp:extent cx="5381625" cy="635"/>
-                <wp:effectExtent l="0" t="0" r="28575" b="37465"/>
+                <wp:extent cx="3181350" cy="0"/>
+                <wp:effectExtent l="0" t="0" r="19050" b="19050"/>
+                <wp:wrapNone/>
+                <wp:docPr id="21" name="Straight Connector 21"/>
+                <wp:cNvGraphicFramePr>
+                  <a:graphicFrameLocks xmlns:a="http://schemas.openxmlformats.org/drawingml/2006/main"/>
+                </wp:cNvGraphicFramePr>
+                <a:graphic xmlns:a="http://schemas.openxmlformats.org/drawingml/2006/main">
+                  <a:graphicData uri="http://schemas.microsoft.com/office/word/2010/wordprocessingShape">
+                    <wps:wsp>
+                      <wps:cNvCnPr>
+                        <a:cxnSpLocks/>
+                      </wps:cNvCnPr>
+                      <wps:spPr>
+                        <a:xfrm>
+                          <a:off x="0" y="0"/>
+                          <a:ext cx="3181350" cy="0"/>
+                        </a:xfrm>
+                        <a:prstGeom prst="line">
+                          <a:avLst/>
+                        </a:prstGeom>
+                      </wps:spPr>
+                      <wps:style>
+                        <a:lnRef idx="1">
+                          <a:schemeClr val="accent1"/>
+                        </a:lnRef>
+                        <a:fillRef idx="0">
+                          <a:schemeClr val="accent1"/>
+                        </a:fillRef>
+                        <a:effectRef idx="0">
+                          <a:schemeClr val="accent1"/>
+                        </a:effectRef>
+                        <a:fontRef idx="minor">
+                          <a:schemeClr val="tx1"/>
+                        </a:fontRef>
+                      </wps:style>
+                      <wps:bodyPr/>
+                    </wps:wsp>
+                  </a:graphicData>
+                </a:graphic>
+                <wp14:sizeRelH relativeFrom="page">
+                  <wp14:pctWidth>0</wp14:pctWidth>
+                </wp14:sizeRelH>
+                <wp14:sizeRelV relativeFrom="page">
+                  <wp14:pctHeight>0</wp14:pctHeight>
+                </wp14:sizeRelV>
+              </wp:anchor>
+            </w:drawing>
+          </mc:Choice>
+          <mc:Fallback>
+            <w:pict>
+              <v:line w14:anchorId="4AA25D12" id="Straight Connector 21" o:spid="_x0000_s1026" style="position:absolute;z-index:251671552;visibility:visible;mso-wrap-style:square;mso-width-percent:0;mso-height-percent:0;mso-wrap-distance-left:9pt;mso-wrap-distance-top:-3e-5mm;mso-wrap-distance-right:9pt;mso-wrap-distance-bottom:-3e-5mm;mso-position-horizontal:absolute;mso-position-horizontal-relative:text;mso-position-vertical:absolute;mso-position-vertical-relative:text;mso-width-percent:0;mso-height-percent:0;mso-width-relative:page;mso-height-relative:page" from="273.35pt,2.85pt" to="523.85pt,2.85pt" o:gfxdata="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" strokecolor="#4579b8 [3044]">
+                <o:lock v:ext="edit" shapetype="f"/>
+              </v:line>
+            </w:pict>
+          </mc:Fallback>
+        </mc:AlternateContent>
+      </w:r>
+    </w:p>
+    <w:p>
+      <w:pPr>
+        <w:spacing w:line="360" w:lineRule="auto"/>
+        <w:rPr>
+          <w:sz w:val="26"/>
+          <w:szCs w:val="26"/>
+          <w:lang w:eastAsia="en-US" w:bidi="ar-SA"/>
+        </w:rPr>
+      </w:pPr>
+      <w:r>
+        <w:rPr>
+          <w:noProof/>
+          <w:sz w:val="26"/>
+          <w:szCs w:val="26"/>
+          <w:lang w:eastAsia="en-US" w:bidi="ar-SA"/>
+        </w:rPr>
+        <mc:AlternateContent>
+          <mc:Choice Requires="wps">
+            <w:drawing>
+              <wp:anchor distT="0" distB="0" distL="114300" distR="114300" simplePos="0" relativeHeight="251726848" behindDoc="0" locked="0" layoutInCell="1" allowOverlap="1" wp14:anchorId="372D537F" wp14:editId="29201783">
+                <wp:simplePos x="0" y="0"/>
+                <wp:positionH relativeFrom="column">
+                  <wp:posOffset>6235700</wp:posOffset>
+                </wp:positionH>
+                <wp:positionV relativeFrom="paragraph">
+                  <wp:posOffset>155575</wp:posOffset>
+                </wp:positionV>
+                <wp:extent cx="0" cy="395605"/>
+                <wp:effectExtent l="76200" t="38100" r="57150" b="23495"/>
+                <wp:wrapNone/>
+                <wp:docPr id="34" name="Straight Arrow Connector 1"/>
+                <wp:cNvGraphicFramePr/>
+                <a:graphic xmlns:a="http://schemas.openxmlformats.org/drawingml/2006/main">
+                  <a:graphicData uri="http://schemas.microsoft.com/office/word/2010/wordprocessingShape">
+                    <wps:wsp>
+                      <wps:cNvCnPr/>
+                      <wps:spPr>
+                        <a:xfrm flipV="1">
+                          <a:off x="0" y="0"/>
+                          <a:ext cx="0" cy="395605"/>
+                        </a:xfrm>
+                        <a:prstGeom prst="straightConnector1">
+                          <a:avLst/>
+                        </a:prstGeom>
+                        <a:ln>
+                          <a:prstDash val="dash"/>
+                          <a:tailEnd type="triangle"/>
+                        </a:ln>
+                      </wps:spPr>
+                      <wps:style>
+                        <a:lnRef idx="1">
+                          <a:schemeClr val="accent1"/>
+                        </a:lnRef>
+                        <a:fillRef idx="0">
+                          <a:schemeClr val="accent1"/>
+                        </a:fillRef>
+                        <a:effectRef idx="0">
+                          <a:schemeClr val="accent1"/>
+                        </a:effectRef>
+                        <a:fontRef idx="minor">
+                          <a:schemeClr val="tx1"/>
+                        </a:fontRef>
+                      </wps:style>
+                      <wps:bodyPr/>
+                    </wps:wsp>
+                  </a:graphicData>
+                </a:graphic>
+                <wp14:sizeRelV relativeFrom="margin">
+                  <wp14:pctHeight>0</wp14:pctHeight>
+                </wp14:sizeRelV>
+              </wp:anchor>
+            </w:drawing>
+          </mc:Choice>
+          <mc:Fallback>
+            <w:pict>
+              <v:shape w14:anchorId="19D99296" id="Straight Arrow Connector 1" o:spid="_x0000_s1026" type="#_x0000_t32" style="position:absolute;margin-left:491pt;margin-top:12.25pt;width:0;height:31.15pt;flip:y;z-index:251726848;visibility:visible;mso-wrap-style:square;mso-height-percent:0;mso-wrap-distance-left:9pt;mso-wrap-distance-top:0;mso-wrap-distance-right:9pt;mso-wrap-distance-bottom:0;mso-position-horizontal:absolute;mso-position-horizontal-relative:text;mso-position-vertical:absolute;mso-position-vertical-relative:text;mso-height-percent:0;mso-height-relative:margin" o:gfxdata="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" strokecolor="#4579b8 [3044]">
+                <v:stroke dashstyle="dash" endarrow="block"/>
+              </v:shape>
+            </w:pict>
+          </mc:Fallback>
+        </mc:AlternateContent>
+      </w:r>
+      <w:r>
+        <w:rPr>
+          <w:b/>
+          <w:noProof/>
+          <w:sz w:val="26"/>
+          <w:szCs w:val="26"/>
+          <w:lang w:eastAsia="en-US" w:bidi="ar-SA"/>
+        </w:rPr>
+        <mc:AlternateContent>
+          <mc:Choice Requires="wps">
+            <w:drawing>
+              <wp:anchor distT="0" distB="0" distL="114299" distR="114299" simplePos="0" relativeHeight="251724800" behindDoc="0" locked="0" layoutInCell="1" allowOverlap="1" wp14:anchorId="3DB7AE67" wp14:editId="54BB84C0">
+                <wp:simplePos x="0" y="0"/>
+                <wp:positionH relativeFrom="column">
+                  <wp:posOffset>6080760</wp:posOffset>
+                </wp:positionH>
+                <wp:positionV relativeFrom="paragraph">
+                  <wp:posOffset>170815</wp:posOffset>
+                </wp:positionV>
+                <wp:extent cx="0" cy="381000"/>
+                <wp:effectExtent l="76200" t="0" r="95250" b="57150"/>
+                <wp:wrapNone/>
+                <wp:docPr id="31" name="Straight Arrow Connector 31"/>
+                <wp:cNvGraphicFramePr>
+                  <a:graphicFrameLocks xmlns:a="http://schemas.openxmlformats.org/drawingml/2006/main"/>
+                </wp:cNvGraphicFramePr>
+                <a:graphic xmlns:a="http://schemas.openxmlformats.org/drawingml/2006/main">
+                  <a:graphicData uri="http://schemas.microsoft.com/office/word/2010/wordprocessingShape">
+                    <wps:wsp>
+                      <wps:cNvCnPr>
+                        <a:cxnSpLocks/>
+                      </wps:cNvCnPr>
+                      <wps:spPr>
+                        <a:xfrm>
+                          <a:off x="0" y="0"/>
+                          <a:ext cx="0" cy="381000"/>
+                        </a:xfrm>
+                        <a:prstGeom prst="straightConnector1">
+                          <a:avLst/>
+                        </a:prstGeom>
+                        <a:ln>
+                          <a:tailEnd type="triangle"/>
+                        </a:ln>
+                      </wps:spPr>
+                      <wps:style>
+                        <a:lnRef idx="1">
+                          <a:schemeClr val="accent1"/>
+                        </a:lnRef>
+                        <a:fillRef idx="0">
+                          <a:schemeClr val="accent1"/>
+                        </a:fillRef>
+                        <a:effectRef idx="0">
+                          <a:schemeClr val="accent1"/>
+                        </a:effectRef>
+                        <a:fontRef idx="minor">
+                          <a:schemeClr val="tx1"/>
+                        </a:fontRef>
+                      </wps:style>
+                      <wps:bodyPr/>
+                    </wps:wsp>
+                  </a:graphicData>
+                </a:graphic>
+                <wp14:sizeRelH relativeFrom="page">
+                  <wp14:pctWidth>0</wp14:pctWidth>
+                </wp14:sizeRelH>
+                <wp14:sizeRelV relativeFrom="page">
+                  <wp14:pctHeight>0</wp14:pctHeight>
+                </wp14:sizeRelV>
+              </wp:anchor>
+            </w:drawing>
+          </mc:Choice>
+          <mc:Fallback>
+            <w:pict>
+              <v:shape w14:anchorId="1869FD08" id="Straight Arrow Connector 31" o:spid="_x0000_s1026" type="#_x0000_t32" style="position:absolute;margin-left:478.8pt;margin-top:13.45pt;width:0;height:30pt;z-index:251724800;visibility:visible;mso-wrap-style:square;mso-width-percent:0;mso-height-percent:0;mso-wrap-distance-left:3.17497mm;mso-wrap-distance-top:0;mso-wrap-distance-right:3.17497mm;mso-wrap-distance-bottom:0;mso-position-horizontal:absolute;mso-position-horizontal-relative:text;mso-position-vertical:absolute;mso-position-vertical-relative:text;mso-width-percent:0;mso-height-percent:0;mso-width-relative:page;mso-height-relative:page" o:gfxdata="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" strokecolor="#4579b8 [3044]">
+                <v:stroke endarrow="block"/>
+                <o:lock v:ext="edit" shapetype="f"/>
+              </v:shape>
+            </w:pict>
+          </mc:Fallback>
+        </mc:AlternateContent>
+      </w:r>
+      <w:r>
+        <w:rPr>
+          <w:b/>
+          <w:noProof/>
+          <w:sz w:val="26"/>
+          <w:szCs w:val="26"/>
+          <w:lang w:eastAsia="en-US" w:bidi="ar-SA"/>
+        </w:rPr>
+        <mc:AlternateContent>
+          <mc:Choice Requires="wps">
+            <w:drawing>
+              <wp:anchor distT="0" distB="0" distL="114299" distR="114299" simplePos="0" relativeHeight="251739136" behindDoc="0" locked="0" layoutInCell="1" allowOverlap="1" wp14:anchorId="487C7085" wp14:editId="498FA365">
+                <wp:simplePos x="0" y="0"/>
+                <wp:positionH relativeFrom="column">
+                  <wp:posOffset>8166735</wp:posOffset>
+                </wp:positionH>
+                <wp:positionV relativeFrom="paragraph">
+                  <wp:posOffset>170815</wp:posOffset>
+                </wp:positionV>
+                <wp:extent cx="0" cy="381000"/>
+                <wp:effectExtent l="76200" t="0" r="95250" b="57150"/>
+                <wp:wrapNone/>
+                <wp:docPr id="41" name="Straight Arrow Connector 41"/>
+                <wp:cNvGraphicFramePr>
+                  <a:graphicFrameLocks xmlns:a="http://schemas.openxmlformats.org/drawingml/2006/main"/>
+                </wp:cNvGraphicFramePr>
+                <a:graphic xmlns:a="http://schemas.openxmlformats.org/drawingml/2006/main">
+                  <a:graphicData uri="http://schemas.microsoft.com/office/word/2010/wordprocessingShape">
+                    <wps:wsp>
+                      <wps:cNvCnPr>
+                        <a:cxnSpLocks/>
+                      </wps:cNvCnPr>
+                      <wps:spPr>
+                        <a:xfrm>
+                          <a:off x="0" y="0"/>
+                          <a:ext cx="0" cy="381000"/>
+                        </a:xfrm>
+                        <a:prstGeom prst="straightConnector1">
+                          <a:avLst/>
+                        </a:prstGeom>
+                        <a:ln>
+                          <a:tailEnd type="triangle"/>
+                        </a:ln>
+                      </wps:spPr>
+                      <wps:style>
+                        <a:lnRef idx="1">
+                          <a:schemeClr val="accent1"/>
+                        </a:lnRef>
+                        <a:fillRef idx="0">
+                          <a:schemeClr val="accent1"/>
+                        </a:fillRef>
+                        <a:effectRef idx="0">
+                          <a:schemeClr val="accent1"/>
+                        </a:effectRef>
+                        <a:fontRef idx="minor">
+                          <a:schemeClr val="tx1"/>
+                        </a:fontRef>
+                      </wps:style>
+                      <wps:bodyPr/>
+                    </wps:wsp>
+                  </a:graphicData>
+                </a:graphic>
+                <wp14:sizeRelH relativeFrom="page">
+                  <wp14:pctWidth>0</wp14:pctWidth>
+                </wp14:sizeRelH>
+                <wp14:sizeRelV relativeFrom="page">
+                  <wp14:pctHeight>0</wp14:pctHeight>
+                </wp14:sizeRelV>
+              </wp:anchor>
+            </w:drawing>
+          </mc:Choice>
+          <mc:Fallback>
+            <w:pict>
+              <v:shape w14:anchorId="1BDF5F5F" id="Straight Arrow Connector 41" o:spid="_x0000_s1026" type="#_x0000_t32" style="position:absolute;margin-left:643.05pt;margin-top:13.45pt;width:0;height:30pt;z-index:251739136;visibility:visible;mso-wrap-style:square;mso-width-percent:0;mso-height-percent:0;mso-wrap-distance-left:3.17497mm;mso-wrap-distance-top:0;mso-wrap-distance-right:3.17497mm;mso-wrap-distance-bottom:0;mso-position-horizontal:absolute;mso-position-horizontal-relative:text;mso-position-vertical:absolute;mso-position-vertical-relative:text;mso-width-percent:0;mso-height-percent:0;mso-width-relative:page;mso-height-relative:page" o:gfxdata="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" strokecolor="#4579b8 [3044]">
+                <v:stroke endarrow="block"/>
+                <o:lock v:ext="edit" shapetype="f"/>
+              </v:shape>
+            </w:pict>
+          </mc:Fallback>
+        </mc:AlternateContent>
+      </w:r>
+      <w:r>
+        <w:rPr>
+          <w:noProof/>
+          <w:sz w:val="26"/>
+          <w:szCs w:val="26"/>
+          <w:lang w:eastAsia="en-US" w:bidi="ar-SA"/>
+        </w:rPr>
+        <mc:AlternateContent>
+          <mc:Choice Requires="wps">
+            <w:drawing>
+              <wp:anchor distT="0" distB="0" distL="114300" distR="114300" simplePos="0" relativeHeight="251737088" behindDoc="0" locked="0" layoutInCell="1" allowOverlap="1" wp14:anchorId="38754761" wp14:editId="25322D62">
+                <wp:simplePos x="0" y="0"/>
+                <wp:positionH relativeFrom="column">
+                  <wp:posOffset>8302625</wp:posOffset>
+                </wp:positionH>
+                <wp:positionV relativeFrom="paragraph">
+                  <wp:posOffset>155575</wp:posOffset>
+                </wp:positionV>
+                <wp:extent cx="0" cy="395605"/>
+                <wp:effectExtent l="76200" t="38100" r="57150" b="23495"/>
+                <wp:wrapNone/>
+                <wp:docPr id="40" name="Straight Arrow Connector 1"/>
+                <wp:cNvGraphicFramePr/>
+                <a:graphic xmlns:a="http://schemas.openxmlformats.org/drawingml/2006/main">
+                  <a:graphicData uri="http://schemas.microsoft.com/office/word/2010/wordprocessingShape">
+                    <wps:wsp>
+                      <wps:cNvCnPr/>
+                      <wps:spPr>
+                        <a:xfrm flipV="1">
+                          <a:off x="0" y="0"/>
+                          <a:ext cx="0" cy="395605"/>
+                        </a:xfrm>
+                        <a:prstGeom prst="straightConnector1">
+                          <a:avLst/>
+                        </a:prstGeom>
+                        <a:ln>
+                          <a:prstDash val="dash"/>
+                          <a:tailEnd type="triangle"/>
+                        </a:ln>
+                      </wps:spPr>
+                      <wps:style>
+                        <a:lnRef idx="1">
+                          <a:schemeClr val="accent1"/>
+                        </a:lnRef>
+                        <a:fillRef idx="0">
+                          <a:schemeClr val="accent1"/>
+                        </a:fillRef>
+                        <a:effectRef idx="0">
+                          <a:schemeClr val="accent1"/>
+                        </a:effectRef>
+                        <a:fontRef idx="minor">
+                          <a:schemeClr val="tx1"/>
+                        </a:fontRef>
+                      </wps:style>
+                      <wps:bodyPr/>
+                    </wps:wsp>
+                  </a:graphicData>
+                </a:graphic>
+                <wp14:sizeRelV relativeFrom="margin">
+                  <wp14:pctHeight>0</wp14:pctHeight>
+                </wp14:sizeRelV>
+              </wp:anchor>
+            </w:drawing>
+          </mc:Choice>
+          <mc:Fallback>
+            <w:pict>
+              <v:shape w14:anchorId="7D79DDDC" id="Straight Arrow Connector 1" o:spid="_x0000_s1026" type="#_x0000_t32" style="position:absolute;margin-left:653.75pt;margin-top:12.25pt;width:0;height:31.15pt;flip:y;z-index:251737088;visibility:visible;mso-wrap-style:square;mso-height-percent:0;mso-wrap-distance-left:9pt;mso-wrap-distance-top:0;mso-wrap-distance-right:9pt;mso-wrap-distance-bottom:0;mso-position-horizontal:absolute;mso-position-horizontal-relative:text;mso-position-vertical:absolute;mso-position-vertical-relative:text;mso-height-percent:0;mso-height-relative:margin" o:gfxdata="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" strokecolor="#4579b8 [3044]">
+                <v:stroke dashstyle="dash" endarrow="block"/>
+              </v:shape>
+            </w:pict>
+          </mc:Fallback>
+        </mc:AlternateContent>
+      </w:r>
+      <w:r>
+        <w:rPr>
+          <w:noProof/>
+          <w:sz w:val="26"/>
+          <w:szCs w:val="26"/>
+          <w:lang w:eastAsia="en-US" w:bidi="ar-SA"/>
+        </w:rPr>
+        <mc:AlternateContent>
+          <mc:Choice Requires="wps">
+            <w:drawing>
+              <wp:anchor distT="0" distB="0" distL="114300" distR="114300" simplePos="0" relativeHeight="251735040" behindDoc="0" locked="0" layoutInCell="1" allowOverlap="1" wp14:anchorId="1DCD9DD3" wp14:editId="333E983A">
+                <wp:simplePos x="0" y="0"/>
+                <wp:positionH relativeFrom="column">
+                  <wp:posOffset>1568450</wp:posOffset>
+                </wp:positionH>
+                <wp:positionV relativeFrom="paragraph">
+                  <wp:posOffset>174625</wp:posOffset>
+                </wp:positionV>
+                <wp:extent cx="0" cy="395605"/>
+                <wp:effectExtent l="76200" t="38100" r="57150" b="23495"/>
+                <wp:wrapNone/>
+                <wp:docPr id="39" name="Straight Arrow Connector 1"/>
+                <wp:cNvGraphicFramePr/>
+                <a:graphic xmlns:a="http://schemas.openxmlformats.org/drawingml/2006/main">
+                  <a:graphicData uri="http://schemas.microsoft.com/office/word/2010/wordprocessingShape">
+                    <wps:wsp>
+                      <wps:cNvCnPr/>
+                      <wps:spPr>
+                        <a:xfrm flipV="1">
+                          <a:off x="0" y="0"/>
+                          <a:ext cx="0" cy="395605"/>
+                        </a:xfrm>
+                        <a:prstGeom prst="straightConnector1">
+                          <a:avLst/>
+                        </a:prstGeom>
+                        <a:ln>
+                          <a:prstDash val="dash"/>
+                          <a:tailEnd type="triangle"/>
+                        </a:ln>
+                      </wps:spPr>
+                      <wps:style>
+                        <a:lnRef idx="1">
+                          <a:schemeClr val="accent1"/>
+                        </a:lnRef>
+                        <a:fillRef idx="0">
+                          <a:schemeClr val="accent1"/>
+                        </a:fillRef>
+                        <a:effectRef idx="0">
+                          <a:schemeClr val="accent1"/>
+                        </a:effectRef>
+                        <a:fontRef idx="minor">
+                          <a:schemeClr val="tx1"/>
+                        </a:fontRef>
+                      </wps:style>
+                      <wps:bodyPr/>
+                    </wps:wsp>
+                  </a:graphicData>
+                </a:graphic>
+                <wp14:sizeRelV relativeFrom="margin">
+                  <wp14:pctHeight>0</wp14:pctHeight>
+                </wp14:sizeRelV>
+              </wp:anchor>
+            </w:drawing>
+          </mc:Choice>
+          <mc:Fallback>
+            <w:pict>
+              <v:shape w14:anchorId="14486A40" id="Straight Arrow Connector 1" o:spid="_x0000_s1026" type="#_x0000_t32" style="position:absolute;margin-left:123.5pt;margin-top:13.75pt;width:0;height:31.15pt;flip:y;z-index:251735040;visibility:visible;mso-wrap-style:square;mso-height-percent:0;mso-wrap-distance-left:9pt;mso-wrap-distance-top:0;mso-wrap-distance-right:9pt;mso-wrap-distance-bottom:0;mso-position-horizontal:absolute;mso-position-horizontal-relative:text;mso-position-vertical:absolute;mso-position-vertical-relative:text;mso-height-percent:0;mso-height-relative:margin" o:gfxdata="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" strokecolor="#4579b8 [3044]">
+                <v:stroke dashstyle="dash" endarrow="block"/>
+              </v:shape>
+            </w:pict>
+          </mc:Fallback>
+        </mc:AlternateContent>
+      </w:r>
+      <w:r>
+        <w:rPr>
+          <w:b/>
+          <w:noProof/>
+          <w:sz w:val="26"/>
+          <w:szCs w:val="26"/>
+          <w:lang w:eastAsia="en-US" w:bidi="ar-SA"/>
+        </w:rPr>
+        <mc:AlternateContent>
+          <mc:Choice Requires="wps">
+            <w:drawing>
+              <wp:anchor distT="0" distB="0" distL="114299" distR="114299" simplePos="0" relativeHeight="251732992" behindDoc="0" locked="0" layoutInCell="1" allowOverlap="1" wp14:anchorId="669760EA" wp14:editId="2EBD2662">
+                <wp:simplePos x="0" y="0"/>
+                <wp:positionH relativeFrom="column">
+                  <wp:posOffset>1461135</wp:posOffset>
+                </wp:positionH>
+                <wp:positionV relativeFrom="paragraph">
+                  <wp:posOffset>180340</wp:posOffset>
+                </wp:positionV>
+                <wp:extent cx="0" cy="381000"/>
+                <wp:effectExtent l="76200" t="0" r="95250" b="57150"/>
+                <wp:wrapNone/>
+                <wp:docPr id="38" name="Straight Arrow Connector 38"/>
+                <wp:cNvGraphicFramePr>
+                  <a:graphicFrameLocks xmlns:a="http://schemas.openxmlformats.org/drawingml/2006/main"/>
+                </wp:cNvGraphicFramePr>
+                <a:graphic xmlns:a="http://schemas.openxmlformats.org/drawingml/2006/main">
+                  <a:graphicData uri="http://schemas.microsoft.com/office/word/2010/wordprocessingShape">
+                    <wps:wsp>
+                      <wps:cNvCnPr>
+                        <a:cxnSpLocks/>
+                      </wps:cNvCnPr>
+                      <wps:spPr>
+                        <a:xfrm>
+                          <a:off x="0" y="0"/>
+                          <a:ext cx="0" cy="381000"/>
+                        </a:xfrm>
+                        <a:prstGeom prst="straightConnector1">
+                          <a:avLst/>
+                        </a:prstGeom>
+                        <a:ln>
+                          <a:tailEnd type="triangle"/>
+                        </a:ln>
+                      </wps:spPr>
+                      <wps:style>
+                        <a:lnRef idx="1">
+                          <a:schemeClr val="accent1"/>
+                        </a:lnRef>
+                        <a:fillRef idx="0">
+                          <a:schemeClr val="accent1"/>
+                        </a:fillRef>
+                        <a:effectRef idx="0">
+                          <a:schemeClr val="accent1"/>
+                        </a:effectRef>
+                        <a:fontRef idx="minor">
+                          <a:schemeClr val="tx1"/>
+                        </a:fontRef>
+                      </wps:style>
+                      <wps:bodyPr/>
+                    </wps:wsp>
+                  </a:graphicData>
+                </a:graphic>
+                <wp14:sizeRelH relativeFrom="page">
+                  <wp14:pctWidth>0</wp14:pctWidth>
+                </wp14:sizeRelH>
+                <wp14:sizeRelV relativeFrom="page">
+                  <wp14:pctHeight>0</wp14:pctHeight>
+                </wp14:sizeRelV>
+              </wp:anchor>
+            </w:drawing>
+          </mc:Choice>
+          <mc:Fallback>
+            <w:pict>
+              <v:shape w14:anchorId="4D0BF9E3" id="Straight Arrow Connector 38" o:spid="_x0000_s1026" type="#_x0000_t32" style="position:absolute;margin-left:115.05pt;margin-top:14.2pt;width:0;height:30pt;z-index:251732992;visibility:visible;mso-wrap-style:square;mso-width-percent:0;mso-height-percent:0;mso-wrap-distance-left:3.17497mm;mso-wrap-distance-top:0;mso-wrap-distance-right:3.17497mm;mso-wrap-distance-bottom:0;mso-position-horizontal:absolute;mso-position-horizontal-relative:text;mso-position-vertical:absolute;mso-position-vertical-relative:text;mso-width-percent:0;mso-height-percent:0;mso-width-relative:page;mso-height-relative:page" o:gfxdata="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" strokecolor="#4579b8 [3044]">
+                <v:stroke endarrow="block"/>
+                <o:lock v:ext="edit" shapetype="f"/>
+              </v:shape>
+            </w:pict>
+          </mc:Fallback>
+        </mc:AlternateContent>
+      </w:r>
+      <w:r>
+        <w:rPr>
+          <w:b/>
+          <w:noProof/>
+          <w:sz w:val="26"/>
+          <w:szCs w:val="26"/>
+          <w:lang w:eastAsia="en-US" w:bidi="ar-SA"/>
+        </w:rPr>
+        <mc:AlternateContent>
+          <mc:Choice Requires="wps">
+            <w:drawing>
+              <wp:anchor distT="0" distB="0" distL="114299" distR="114299" simplePos="0" relativeHeight="251728896" behindDoc="0" locked="0" layoutInCell="1" allowOverlap="1" wp14:anchorId="729507EE" wp14:editId="5B6754C1">
+                <wp:simplePos x="0" y="0"/>
+                <wp:positionH relativeFrom="column">
+                  <wp:posOffset>3585210</wp:posOffset>
+                </wp:positionH>
+                <wp:positionV relativeFrom="paragraph">
+                  <wp:posOffset>180340</wp:posOffset>
+                </wp:positionV>
+                <wp:extent cx="0" cy="381000"/>
+                <wp:effectExtent l="76200" t="0" r="95250" b="57150"/>
+                <wp:wrapNone/>
+                <wp:docPr id="36" name="Straight Arrow Connector 36"/>
+                <wp:cNvGraphicFramePr>
+                  <a:graphicFrameLocks xmlns:a="http://schemas.openxmlformats.org/drawingml/2006/main"/>
+                </wp:cNvGraphicFramePr>
+                <a:graphic xmlns:a="http://schemas.openxmlformats.org/drawingml/2006/main">
+                  <a:graphicData uri="http://schemas.microsoft.com/office/word/2010/wordprocessingShape">
+                    <wps:wsp>
+                      <wps:cNvCnPr>
+                        <a:cxnSpLocks/>
+                      </wps:cNvCnPr>
+                      <wps:spPr>
+                        <a:xfrm>
+                          <a:off x="0" y="0"/>
+                          <a:ext cx="0" cy="381000"/>
+                        </a:xfrm>
+                        <a:prstGeom prst="straightConnector1">
+                          <a:avLst/>
+                        </a:prstGeom>
+                        <a:ln>
+                          <a:tailEnd type="triangle"/>
+                        </a:ln>
+                      </wps:spPr>
+                      <wps:style>
+                        <a:lnRef idx="1">
+                          <a:schemeClr val="accent1"/>
+                        </a:lnRef>
+                        <a:fillRef idx="0">
+                          <a:schemeClr val="accent1"/>
+                        </a:fillRef>
+                        <a:effectRef idx="0">
+                          <a:schemeClr val="accent1"/>
+                        </a:effectRef>
+                        <a:fontRef idx="minor">
+                          <a:schemeClr val="tx1"/>
+                        </a:fontRef>
+                      </wps:style>
+                      <wps:bodyPr/>
+                    </wps:wsp>
+                  </a:graphicData>
+                </a:graphic>
+                <wp14:sizeRelH relativeFrom="page">
+                  <wp14:pctWidth>0</wp14:pctWidth>
+                </wp14:sizeRelH>
+                <wp14:sizeRelV relativeFrom="page">
+                  <wp14:pctHeight>0</wp14:pctHeight>
+                </wp14:sizeRelV>
+              </wp:anchor>
+            </w:drawing>
+          </mc:Choice>
+          <mc:Fallback>
+            <w:pict>
+              <v:shape w14:anchorId="3D12A2BF" id="Straight Arrow Connector 36" o:spid="_x0000_s1026" type="#_x0000_t32" style="position:absolute;margin-left:282.3pt;margin-top:14.2pt;width:0;height:30pt;z-index:251728896;visibility:visible;mso-wrap-style:square;mso-width-percent:0;mso-height-percent:0;mso-wrap-distance-left:3.17497mm;mso-wrap-distance-top:0;mso-wrap-distance-right:3.17497mm;mso-wrap-distance-bottom:0;mso-position-horizontal:absolute;mso-position-horizontal-relative:text;mso-position-vertical:absolute;mso-position-vertical-relative:text;mso-width-percent:0;mso-height-percent:0;mso-width-relative:page;mso-height-relative:page" o:gfxdata="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" strokecolor="#4579b8 [3044]">
+                <v:stroke endarrow="block"/>
+                <o:lock v:ext="edit" shapetype="f"/>
+              </v:shape>
+            </w:pict>
+          </mc:Fallback>
+        </mc:AlternateContent>
+      </w:r>
+      <w:r>
+        <w:rPr>
+          <w:noProof/>
+          <w:sz w:val="26"/>
+          <w:szCs w:val="26"/>
+          <w:lang w:eastAsia="en-US" w:bidi="ar-SA"/>
+        </w:rPr>
+        <mc:AlternateContent>
+          <mc:Choice Requires="wps">
+            <w:drawing>
+              <wp:anchor distT="0" distB="0" distL="114300" distR="114300" simplePos="0" relativeHeight="251730944" behindDoc="0" locked="0" layoutInCell="1" allowOverlap="1" wp14:anchorId="36618E8C" wp14:editId="3988A520">
+                <wp:simplePos x="0" y="0"/>
+                <wp:positionH relativeFrom="column">
+                  <wp:posOffset>3711575</wp:posOffset>
+                </wp:positionH>
+                <wp:positionV relativeFrom="paragraph">
+                  <wp:posOffset>174625</wp:posOffset>
+                </wp:positionV>
+                <wp:extent cx="0" cy="395605"/>
+                <wp:effectExtent l="76200" t="38100" r="57150" b="23495"/>
+                <wp:wrapNone/>
+                <wp:docPr id="37" name="Straight Arrow Connector 1"/>
+                <wp:cNvGraphicFramePr/>
+                <a:graphic xmlns:a="http://schemas.openxmlformats.org/drawingml/2006/main">
+                  <a:graphicData uri="http://schemas.microsoft.com/office/word/2010/wordprocessingShape">
+                    <wps:wsp>
+                      <wps:cNvCnPr/>
+                      <wps:spPr>
+                        <a:xfrm flipV="1">
+                          <a:off x="0" y="0"/>
+                          <a:ext cx="0" cy="395605"/>
+                        </a:xfrm>
+                        <a:prstGeom prst="straightConnector1">
+                          <a:avLst/>
+                        </a:prstGeom>
+                        <a:ln>
+                          <a:prstDash val="dash"/>
+                          <a:tailEnd type="triangle"/>
+                        </a:ln>
+                      </wps:spPr>
+                      <wps:style>
+                        <a:lnRef idx="1">
+                          <a:schemeClr val="accent1"/>
+                        </a:lnRef>
+                        <a:fillRef idx="0">
+                          <a:schemeClr val="accent1"/>
+                        </a:fillRef>
+                        <a:effectRef idx="0">
+                          <a:schemeClr val="accent1"/>
+                        </a:effectRef>
+                        <a:fontRef idx="minor">
+                          <a:schemeClr val="tx1"/>
+                        </a:fontRef>
+                      </wps:style>
+                      <wps:bodyPr/>
+                    </wps:wsp>
+                  </a:graphicData>
+                </a:graphic>
+                <wp14:sizeRelV relativeFrom="margin">
+                  <wp14:pctHeight>0</wp14:pctHeight>
+                </wp14:sizeRelV>
+              </wp:anchor>
+            </w:drawing>
+          </mc:Choice>
+          <mc:Fallback>
+            <w:pict>
+              <v:shape w14:anchorId="75B6DD85" id="Straight Arrow Connector 1" o:spid="_x0000_s1026" type="#_x0000_t32" style="position:absolute;margin-left:292.25pt;margin-top:13.75pt;width:0;height:31.15pt;flip:y;z-index:251730944;visibility:visible;mso-wrap-style:square;mso-height-percent:0;mso-wrap-distance-left:9pt;mso-wrap-distance-top:0;mso-wrap-distance-right:9pt;mso-wrap-distance-bottom:0;mso-position-horizontal:absolute;mso-position-horizontal-relative:text;mso-position-vertical:absolute;mso-position-vertical-relative:text;mso-height-percent:0;mso-height-relative:margin" o:gfxdata="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" strokecolor="#4579b8 [3044]">
+                <v:stroke dashstyle="dash" endarrow="block"/>
+              </v:shape>
+            </w:pict>
+          </mc:Fallback>
+        </mc:AlternateContent>
+      </w:r>
+      <w:r>
+        <w:rPr>
+          <w:b/>
+          <w:noProof/>
+          <w:sz w:val="26"/>
+          <w:szCs w:val="26"/>
+          <w:lang w:eastAsia="en-US" w:bidi="ar-SA"/>
+        </w:rPr>
+        <mc:AlternateContent>
+          <mc:Choice Requires="wps">
+            <w:drawing>
+              <wp:anchor distT="0" distB="0" distL="114300" distR="114300" simplePos="0" relativeHeight="251674624" behindDoc="0" locked="0" layoutInCell="1" allowOverlap="1" wp14:anchorId="6C40883F" wp14:editId="755DE671">
+                <wp:simplePos x="0" y="0"/>
+                <wp:positionH relativeFrom="column">
+                  <wp:posOffset>1461134</wp:posOffset>
+                </wp:positionH>
+                <wp:positionV relativeFrom="paragraph">
+                  <wp:posOffset>166369</wp:posOffset>
+                </wp:positionV>
+                <wp:extent cx="6829425" cy="9525"/>
+                <wp:effectExtent l="0" t="0" r="28575" b="28575"/>
                 <wp:wrapNone/>
                 <wp:docPr id="26" name="Straight Connector 26"/>
                 <wp:cNvGraphicFramePr>
@@ -3305,7 +3621,7 @@
                       <wps:spPr>
                         <a:xfrm flipV="1">
                           <a:off x="0" y="0"/>
-                          <a:ext cx="5381625" cy="635"/>
+                          <a:ext cx="6829425" cy="9525"/>
                         </a:xfrm>
                         <a:prstGeom prst="line">
                           <a:avLst/>
@@ -3340,86 +3656,23 @@
           </mc:Choice>
           <mc:Fallback>
             <w:pict>
-              <v:line w14:anchorId="588A4601" id="Straight Connector 26" o:spid="_x0000_s1026" style="position:absolute;flip:y;z-index:251674624;visibility:visible;mso-wrap-style:square;mso-width-percent:0;mso-height-percent:0;mso-wrap-distance-left:9pt;mso-wrap-distance-top:0;mso-wrap-distance-right:9pt;mso-wrap-distance-bottom:0;mso-position-horizontal:absolute;mso-position-horizontal-relative:text;mso-position-vertical:absolute;mso-position-vertical-relative:text;mso-width-percent:0;mso-height-percent:0;mso-width-relative:margin;mso-height-relative:margin" from="6.45pt,18.75pt" to="430.2pt,18.8pt" o:gfxdata="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" strokecolor="#4579b8 [3044]">
+              <v:line w14:anchorId="57DEB116" id="Straight Connector 26" o:spid="_x0000_s1026" style="position:absolute;flip:y;z-index:251674624;visibility:visible;mso-wrap-style:square;mso-width-percent:0;mso-height-percent:0;mso-wrap-distance-left:9pt;mso-wrap-distance-top:0;mso-wrap-distance-right:9pt;mso-wrap-distance-bottom:0;mso-position-horizontal:absolute;mso-position-horizontal-relative:text;mso-position-vertical:absolute;mso-position-vertical-relative:text;mso-width-percent:0;mso-height-percent:0;mso-width-relative:margin;mso-height-relative:margin" from="115.05pt,13.1pt" to="652.8pt,13.85pt" o:gfxdata="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" strokecolor="#4579b8 [3044]">
                 <o:lock v:ext="edit" shapetype="f"/>
               </v:line>
             </w:pict>
           </mc:Fallback>
         </mc:AlternateContent>
       </w:r>
-      <w:r>
+    </w:p>
+    <w:p>
+      <w:pPr>
+        <w:spacing w:line="360" w:lineRule="auto"/>
         <w:rPr>
-          <w:noProof/>
           <w:sz w:val="26"/>
           <w:szCs w:val="26"/>
           <w:lang w:eastAsia="en-US" w:bidi="ar-SA"/>
         </w:rPr>
-        <mc:AlternateContent>
-          <mc:Choice Requires="wps">
-            <w:drawing>
-              <wp:anchor distT="0" distB="0" distL="114300" distR="114300" simplePos="0" relativeHeight="251692032" behindDoc="0" locked="0" layoutInCell="1" allowOverlap="1" wp14:anchorId="6E61DD42" wp14:editId="3E32F1D2">
-                <wp:simplePos x="0" y="0"/>
-                <wp:positionH relativeFrom="column">
-                  <wp:posOffset>5245735</wp:posOffset>
-                </wp:positionH>
-                <wp:positionV relativeFrom="paragraph">
-                  <wp:posOffset>236220</wp:posOffset>
-                </wp:positionV>
-                <wp:extent cx="0" cy="575945"/>
-                <wp:effectExtent l="76200" t="38100" r="57150" b="14605"/>
-                <wp:wrapNone/>
-                <wp:docPr id="1807588604" name="Straight Arrow Connector 1"/>
-                <wp:cNvGraphicFramePr/>
-                <a:graphic xmlns:a="http://schemas.openxmlformats.org/drawingml/2006/main">
-                  <a:graphicData uri="http://schemas.microsoft.com/office/word/2010/wordprocessingShape">
-                    <wps:wsp>
-                      <wps:cNvCnPr/>
-                      <wps:spPr>
-                        <a:xfrm flipV="1">
-                          <a:off x="0" y="0"/>
-                          <a:ext cx="0" cy="575945"/>
-                        </a:xfrm>
-                        <a:prstGeom prst="straightConnector1">
-                          <a:avLst/>
-                        </a:prstGeom>
-                        <a:ln>
-                          <a:prstDash val="dash"/>
-                          <a:tailEnd type="triangle"/>
-                        </a:ln>
-                      </wps:spPr>
-                      <wps:style>
-                        <a:lnRef idx="1">
-                          <a:schemeClr val="accent1"/>
-                        </a:lnRef>
-                        <a:fillRef idx="0">
-                          <a:schemeClr val="accent1"/>
-                        </a:fillRef>
-                        <a:effectRef idx="0">
-                          <a:schemeClr val="accent1"/>
-                        </a:effectRef>
-                        <a:fontRef idx="minor">
-                          <a:schemeClr val="tx1"/>
-                        </a:fontRef>
-                      </wps:style>
-                      <wps:bodyPr/>
-                    </wps:wsp>
-                  </a:graphicData>
-                </a:graphic>
-                <wp14:sizeRelV relativeFrom="margin">
-                  <wp14:pctHeight>0</wp14:pctHeight>
-                </wp14:sizeRelV>
-              </wp:anchor>
-            </w:drawing>
-          </mc:Choice>
-          <mc:Fallback>
-            <w:pict>
-              <v:shape w14:anchorId="70FFD7C2" id="Straight Arrow Connector 1" o:spid="_x0000_s1026" type="#_x0000_t32" style="position:absolute;margin-left:413.05pt;margin-top:18.6pt;width:0;height:45.35pt;flip:y;z-index:251692032;visibility:visible;mso-wrap-style:square;mso-height-percent:0;mso-wrap-distance-left:9pt;mso-wrap-distance-top:0;mso-wrap-distance-right:9pt;mso-wrap-distance-bottom:0;mso-position-horizontal:absolute;mso-position-horizontal-relative:text;mso-position-vertical:absolute;mso-position-vertical-relative:text;mso-height-percent:0;mso-height-relative:margin" o:gfxdata="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" strokecolor="#4579b8 [3044]">
-                <v:stroke dashstyle="dash" endarrow="block"/>
-              </v:shape>
-            </w:pict>
-          </mc:Fallback>
-        </mc:AlternateContent>
-      </w:r>
+      </w:pPr>
       <w:r>
         <w:rPr>
           <w:b/>
@@ -3431,338 +3684,18 @@
         <mc:AlternateContent>
           <mc:Choice Requires="wps">
             <w:drawing>
-              <wp:anchor distT="0" distB="0" distL="114299" distR="114299" simplePos="0" relativeHeight="251680768" behindDoc="0" locked="0" layoutInCell="1" allowOverlap="1" wp14:anchorId="57CAE948" wp14:editId="3EA44079">
+              <wp:anchor distT="0" distB="0" distL="114300" distR="114300" simplePos="0" relativeHeight="251664384" behindDoc="0" locked="0" layoutInCell="1" allowOverlap="1" wp14:anchorId="3FDC2764" wp14:editId="070BA968">
                 <wp:simplePos x="0" y="0"/>
-                <wp:positionH relativeFrom="column">
-                  <wp:posOffset>5442585</wp:posOffset>
+                <wp:positionH relativeFrom="page">
+                  <wp:posOffset>7972425</wp:posOffset>
                 </wp:positionH>
                 <wp:positionV relativeFrom="paragraph">
-                  <wp:posOffset>229235</wp:posOffset>
+                  <wp:posOffset>272415</wp:posOffset>
                 </wp:positionV>
-                <wp:extent cx="0" cy="600075"/>
-                <wp:effectExtent l="76200" t="0" r="57150" b="47625"/>
+                <wp:extent cx="2190750" cy="1019175"/>
+                <wp:effectExtent l="0" t="0" r="19050" b="28575"/>
                 <wp:wrapNone/>
-                <wp:docPr id="35" name="Straight Arrow Connector 35"/>
-                <wp:cNvGraphicFramePr>
-                  <a:graphicFrameLocks xmlns:a="http://schemas.openxmlformats.org/drawingml/2006/main"/>
-                </wp:cNvGraphicFramePr>
-                <a:graphic xmlns:a="http://schemas.openxmlformats.org/drawingml/2006/main">
-                  <a:graphicData uri="http://schemas.microsoft.com/office/word/2010/wordprocessingShape">
-                    <wps:wsp>
-                      <wps:cNvCnPr>
-                        <a:cxnSpLocks/>
-                      </wps:cNvCnPr>
-                      <wps:spPr>
-                        <a:xfrm>
-                          <a:off x="0" y="0"/>
-                          <a:ext cx="0" cy="600075"/>
-                        </a:xfrm>
-                        <a:prstGeom prst="straightConnector1">
-                          <a:avLst/>
-                        </a:prstGeom>
-                        <a:ln>
-                          <a:tailEnd type="triangle"/>
-                        </a:ln>
-                      </wps:spPr>
-                      <wps:style>
-                        <a:lnRef idx="1">
-                          <a:schemeClr val="accent1"/>
-                        </a:lnRef>
-                        <a:fillRef idx="0">
-                          <a:schemeClr val="accent1"/>
-                        </a:fillRef>
-                        <a:effectRef idx="0">
-                          <a:schemeClr val="accent1"/>
-                        </a:effectRef>
-                        <a:fontRef idx="minor">
-                          <a:schemeClr val="tx1"/>
-                        </a:fontRef>
-                      </wps:style>
-                      <wps:bodyPr/>
-                    </wps:wsp>
-                  </a:graphicData>
-                </a:graphic>
-                <wp14:sizeRelH relativeFrom="page">
-                  <wp14:pctWidth>0</wp14:pctWidth>
-                </wp14:sizeRelH>
-                <wp14:sizeRelV relativeFrom="page">
-                  <wp14:pctHeight>0</wp14:pctHeight>
-                </wp14:sizeRelV>
-              </wp:anchor>
-            </w:drawing>
-          </mc:Choice>
-          <mc:Fallback>
-            <w:pict>
-              <v:shape w14:anchorId="5F5F0865" id="Straight Arrow Connector 35" o:spid="_x0000_s1026" type="#_x0000_t32" style="position:absolute;margin-left:428.55pt;margin-top:18.05pt;width:0;height:47.25pt;z-index:251680768;visibility:visible;mso-wrap-style:square;mso-width-percent:0;mso-height-percent:0;mso-wrap-distance-left:3.17497mm;mso-wrap-distance-top:0;mso-wrap-distance-right:3.17497mm;mso-wrap-distance-bottom:0;mso-position-horizontal:absolute;mso-position-horizontal-relative:text;mso-position-vertical:absolute;mso-position-vertical-relative:text;mso-width-percent:0;mso-height-percent:0;mso-width-relative:page;mso-height-relative:page" o:gfxdata="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" strokecolor="#4579b8 [3044]">
-                <v:stroke endarrow="block"/>
-                <o:lock v:ext="edit" shapetype="f"/>
-              </v:shape>
-            </w:pict>
-          </mc:Fallback>
-        </mc:AlternateContent>
-      </w:r>
-      <w:r>
-        <w:rPr>
-          <w:noProof/>
-          <w:sz w:val="26"/>
-          <w:szCs w:val="26"/>
-          <w:lang w:eastAsia="en-US" w:bidi="ar-SA"/>
-        </w:rPr>
-        <mc:AlternateContent>
-          <mc:Choice Requires="wps">
-            <w:drawing>
-              <wp:anchor distT="0" distB="0" distL="114300" distR="114300" simplePos="0" relativeHeight="251689984" behindDoc="0" locked="0" layoutInCell="1" allowOverlap="1" wp14:anchorId="2B0BFEB7" wp14:editId="6D06E7D6">
-                <wp:simplePos x="0" y="0"/>
-                <wp:positionH relativeFrom="column">
-                  <wp:posOffset>3948821</wp:posOffset>
-                </wp:positionH>
-                <wp:positionV relativeFrom="paragraph">
-                  <wp:posOffset>227379</wp:posOffset>
-                </wp:positionV>
-                <wp:extent cx="0" cy="576000"/>
-                <wp:effectExtent l="76200" t="38100" r="57150" b="14605"/>
-                <wp:wrapNone/>
-                <wp:docPr id="2129457306" name="Straight Arrow Connector 1"/>
-                <wp:cNvGraphicFramePr/>
-                <a:graphic xmlns:a="http://schemas.openxmlformats.org/drawingml/2006/main">
-                  <a:graphicData uri="http://schemas.microsoft.com/office/word/2010/wordprocessingShape">
-                    <wps:wsp>
-                      <wps:cNvCnPr/>
-                      <wps:spPr>
-                        <a:xfrm flipV="1">
-                          <a:off x="0" y="0"/>
-                          <a:ext cx="0" cy="576000"/>
-                        </a:xfrm>
-                        <a:prstGeom prst="straightConnector1">
-                          <a:avLst/>
-                        </a:prstGeom>
-                        <a:ln>
-                          <a:prstDash val="dash"/>
-                          <a:tailEnd type="triangle"/>
-                        </a:ln>
-                      </wps:spPr>
-                      <wps:style>
-                        <a:lnRef idx="1">
-                          <a:schemeClr val="accent1"/>
-                        </a:lnRef>
-                        <a:fillRef idx="0">
-                          <a:schemeClr val="accent1"/>
-                        </a:fillRef>
-                        <a:effectRef idx="0">
-                          <a:schemeClr val="accent1"/>
-                        </a:effectRef>
-                        <a:fontRef idx="minor">
-                          <a:schemeClr val="tx1"/>
-                        </a:fontRef>
-                      </wps:style>
-                      <wps:bodyPr/>
-                    </wps:wsp>
-                  </a:graphicData>
-                </a:graphic>
-                <wp14:sizeRelV relativeFrom="margin">
-                  <wp14:pctHeight>0</wp14:pctHeight>
-                </wp14:sizeRelV>
-              </wp:anchor>
-            </w:drawing>
-          </mc:Choice>
-          <mc:Fallback>
-            <w:pict>
-              <v:shape w14:anchorId="0B8F492D" id="Straight Arrow Connector 1" o:spid="_x0000_s1026" type="#_x0000_t32" style="position:absolute;margin-left:310.95pt;margin-top:17.9pt;width:0;height:45.35pt;flip:y;z-index:251689984;visibility:visible;mso-wrap-style:square;mso-height-percent:0;mso-wrap-distance-left:9pt;mso-wrap-distance-top:0;mso-wrap-distance-right:9pt;mso-wrap-distance-bottom:0;mso-position-horizontal:absolute;mso-position-horizontal-relative:text;mso-position-vertical:absolute;mso-position-vertical-relative:text;mso-height-percent:0;mso-height-relative:margin" o:gfxdata="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" strokecolor="#4579b8 [3044]">
-                <v:stroke dashstyle="dash" endarrow="block"/>
-              </v:shape>
-            </w:pict>
-          </mc:Fallback>
-        </mc:AlternateContent>
-      </w:r>
-      <w:r>
-        <w:rPr>
-          <w:noProof/>
-          <w:sz w:val="26"/>
-          <w:szCs w:val="26"/>
-          <w:lang w:eastAsia="en-US" w:bidi="ar-SA"/>
-        </w:rPr>
-        <mc:AlternateContent>
-          <mc:Choice Requires="wps">
-            <w:drawing>
-              <wp:anchor distT="0" distB="0" distL="114300" distR="114300" simplePos="0" relativeHeight="251687936" behindDoc="0" locked="0" layoutInCell="1" allowOverlap="1" wp14:anchorId="41537EE5" wp14:editId="3CF8E38B">
-                <wp:simplePos x="0" y="0"/>
-                <wp:positionH relativeFrom="column">
-                  <wp:posOffset>2085780</wp:posOffset>
-                </wp:positionH>
-                <wp:positionV relativeFrom="paragraph">
-                  <wp:posOffset>258836</wp:posOffset>
-                </wp:positionV>
-                <wp:extent cx="0" cy="576000"/>
-                <wp:effectExtent l="76200" t="38100" r="57150" b="14605"/>
-                <wp:wrapNone/>
-                <wp:docPr id="174796744" name="Straight Arrow Connector 1"/>
-                <wp:cNvGraphicFramePr/>
-                <a:graphic xmlns:a="http://schemas.openxmlformats.org/drawingml/2006/main">
-                  <a:graphicData uri="http://schemas.microsoft.com/office/word/2010/wordprocessingShape">
-                    <wps:wsp>
-                      <wps:cNvCnPr/>
-                      <wps:spPr>
-                        <a:xfrm flipV="1">
-                          <a:off x="0" y="0"/>
-                          <a:ext cx="0" cy="576000"/>
-                        </a:xfrm>
-                        <a:prstGeom prst="straightConnector1">
-                          <a:avLst/>
-                        </a:prstGeom>
-                        <a:ln>
-                          <a:prstDash val="dash"/>
-                          <a:tailEnd type="triangle"/>
-                        </a:ln>
-                      </wps:spPr>
-                      <wps:style>
-                        <a:lnRef idx="1">
-                          <a:schemeClr val="accent1"/>
-                        </a:lnRef>
-                        <a:fillRef idx="0">
-                          <a:schemeClr val="accent1"/>
-                        </a:fillRef>
-                        <a:effectRef idx="0">
-                          <a:schemeClr val="accent1"/>
-                        </a:effectRef>
-                        <a:fontRef idx="minor">
-                          <a:schemeClr val="tx1"/>
-                        </a:fontRef>
-                      </wps:style>
-                      <wps:bodyPr/>
-                    </wps:wsp>
-                  </a:graphicData>
-                </a:graphic>
-                <wp14:sizeRelV relativeFrom="margin">
-                  <wp14:pctHeight>0</wp14:pctHeight>
-                </wp14:sizeRelV>
-              </wp:anchor>
-            </w:drawing>
-          </mc:Choice>
-          <mc:Fallback>
-            <w:pict>
-              <v:shape w14:anchorId="79CAB8EC" id="Straight Arrow Connector 1" o:spid="_x0000_s1026" type="#_x0000_t32" style="position:absolute;margin-left:164.25pt;margin-top:20.4pt;width:0;height:45.35pt;flip:y;z-index:251687936;visibility:visible;mso-wrap-style:square;mso-height-percent:0;mso-wrap-distance-left:9pt;mso-wrap-distance-top:0;mso-wrap-distance-right:9pt;mso-wrap-distance-bottom:0;mso-position-horizontal:absolute;mso-position-horizontal-relative:text;mso-position-vertical:absolute;mso-position-vertical-relative:text;mso-height-percent:0;mso-height-relative:margin" o:gfxdata="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" strokecolor="#4579b8 [3044]">
-                <v:stroke dashstyle="dash" endarrow="block"/>
-              </v:shape>
-            </w:pict>
-          </mc:Fallback>
-        </mc:AlternateContent>
-      </w:r>
-      <w:r>
-        <w:rPr>
-          <w:noProof/>
-          <w:sz w:val="26"/>
-          <w:szCs w:val="26"/>
-          <w:lang w:eastAsia="en-US" w:bidi="ar-SA"/>
-        </w:rPr>
-        <mc:AlternateContent>
-          <mc:Choice Requires="wps">
-            <w:drawing>
-              <wp:anchor distT="0" distB="0" distL="114300" distR="114300" simplePos="0" relativeHeight="251685888" behindDoc="0" locked="0" layoutInCell="1" allowOverlap="1" wp14:anchorId="649F41FE" wp14:editId="333E2D6E">
-                <wp:simplePos x="0" y="0"/>
-                <wp:positionH relativeFrom="column">
-                  <wp:posOffset>218488</wp:posOffset>
-                </wp:positionH>
-                <wp:positionV relativeFrom="paragraph">
-                  <wp:posOffset>233240</wp:posOffset>
-                </wp:positionV>
-                <wp:extent cx="0" cy="576000"/>
-                <wp:effectExtent l="76200" t="38100" r="57150" b="14605"/>
-                <wp:wrapNone/>
-                <wp:docPr id="1305473254" name="Straight Arrow Connector 1"/>
-                <wp:cNvGraphicFramePr/>
-                <a:graphic xmlns:a="http://schemas.openxmlformats.org/drawingml/2006/main">
-                  <a:graphicData uri="http://schemas.microsoft.com/office/word/2010/wordprocessingShape">
-                    <wps:wsp>
-                      <wps:cNvCnPr/>
-                      <wps:spPr>
-                        <a:xfrm flipV="1">
-                          <a:off x="0" y="0"/>
-                          <a:ext cx="0" cy="576000"/>
-                        </a:xfrm>
-                        <a:prstGeom prst="straightConnector1">
-                          <a:avLst/>
-                        </a:prstGeom>
-                        <a:ln>
-                          <a:prstDash val="dash"/>
-                          <a:tailEnd type="triangle"/>
-                        </a:ln>
-                      </wps:spPr>
-                      <wps:style>
-                        <a:lnRef idx="1">
-                          <a:schemeClr val="accent1"/>
-                        </a:lnRef>
-                        <a:fillRef idx="0">
-                          <a:schemeClr val="accent1"/>
-                        </a:fillRef>
-                        <a:effectRef idx="0">
-                          <a:schemeClr val="accent1"/>
-                        </a:effectRef>
-                        <a:fontRef idx="minor">
-                          <a:schemeClr val="tx1"/>
-                        </a:fontRef>
-                      </wps:style>
-                      <wps:bodyPr/>
-                    </wps:wsp>
-                  </a:graphicData>
-                </a:graphic>
-                <wp14:sizeRelV relativeFrom="margin">
-                  <wp14:pctHeight>0</wp14:pctHeight>
-                </wp14:sizeRelV>
-              </wp:anchor>
-            </w:drawing>
-          </mc:Choice>
-          <mc:Fallback>
-            <w:pict>
-              <v:shape w14:anchorId="527AB0B0" id="Straight Arrow Connector 1" o:spid="_x0000_s1026" type="#_x0000_t32" style="position:absolute;margin-left:17.2pt;margin-top:18.35pt;width:0;height:45.35pt;flip:y;z-index:251685888;visibility:visible;mso-wrap-style:square;mso-height-percent:0;mso-wrap-distance-left:9pt;mso-wrap-distance-top:0;mso-wrap-distance-right:9pt;mso-wrap-distance-bottom:0;mso-position-horizontal:absolute;mso-position-horizontal-relative:text;mso-position-vertical:absolute;mso-position-vertical-relative:text;mso-height-percent:0;mso-height-relative:margin" o:gfxdata="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" strokecolor="#4579b8 [3044]">
-                <v:stroke dashstyle="dash" endarrow="block"/>
-              </v:shape>
-            </w:pict>
-          </mc:Fallback>
-        </mc:AlternateContent>
-      </w:r>
-    </w:p>
-    <w:p>
-      <w:pPr>
-        <w:spacing w:line="360" w:lineRule="auto"/>
-        <w:rPr>
-          <w:sz w:val="26"/>
-          <w:szCs w:val="26"/>
-          <w:lang w:eastAsia="en-US" w:bidi="ar-SA"/>
-        </w:rPr>
-      </w:pPr>
-    </w:p>
-    <w:p>
-      <w:pPr>
-        <w:spacing w:line="360" w:lineRule="auto"/>
-        <w:rPr>
-          <w:sz w:val="26"/>
-          <w:szCs w:val="26"/>
-          <w:lang w:eastAsia="en-US" w:bidi="ar-SA"/>
-        </w:rPr>
-      </w:pPr>
-      <w:r>
-        <w:rPr>
-          <w:b/>
-          <w:noProof/>
-          <w:sz w:val="26"/>
-          <w:szCs w:val="26"/>
-          <w:lang w:eastAsia="en-US" w:bidi="ar-SA"/>
-        </w:rPr>
-        <mc:AlternateContent>
-          <mc:Choice Requires="wps">
-            <w:drawing>
-              <wp:anchor distT="0" distB="0" distL="114300" distR="114300" simplePos="0" relativeHeight="251663360" behindDoc="0" locked="0" layoutInCell="1" allowOverlap="1" wp14:anchorId="59A856AA" wp14:editId="57B53DB5">
-                <wp:simplePos x="0" y="0"/>
-                <wp:positionH relativeFrom="column">
-                  <wp:posOffset>2834639</wp:posOffset>
-                </wp:positionH>
-                <wp:positionV relativeFrom="paragraph">
-                  <wp:posOffset>259080</wp:posOffset>
-                </wp:positionV>
-                <wp:extent cx="1743075" cy="1781175"/>
-                <wp:effectExtent l="0" t="0" r="28575" b="28575"/>
-                <wp:wrapNone/>
-                <wp:docPr id="6" name="Rectangle 6"/>
+                <wp:docPr id="7" name="Rectangle 7"/>
                 <wp:cNvGraphicFramePr>
                   <a:graphicFrameLocks xmlns:a="http://schemas.openxmlformats.org/drawingml/2006/main"/>
                 </wp:cNvGraphicFramePr>
@@ -3775,7 +3708,7 @@
                       <wps:spPr>
                         <a:xfrm>
                           <a:off x="0" y="0"/>
-                          <a:ext cx="1743075" cy="1781175"/>
+                          <a:ext cx="2190750" cy="1019175"/>
                         </a:xfrm>
                         <a:prstGeom prst="rect">
                           <a:avLst/>
@@ -3802,259 +3735,510 @@
                               <w:jc w:val="center"/>
                               <w:rPr>
                                 <w:b/>
-                                <w:sz w:val="26"/>
-                                <w:szCs w:val="26"/>
+                                <w:sz w:val="22"/>
+                                <w:szCs w:val="22"/>
                                 <w:u w:val="single"/>
                               </w:rPr>
                             </w:pPr>
-                            <w:proofErr w:type="spellStart"/>
                             <w:r>
                               <w:rPr>
                                 <w:b/>
-                                <w:sz w:val="26"/>
-                                <w:szCs w:val="26"/>
+                                <w:sz w:val="22"/>
+                                <w:szCs w:val="22"/>
                                 <w:u w:val="single"/>
                               </w:rPr>
-                              <w:t>Bộ</w:t>
+                              <w:t>Bộ phận Nuôi cấy</w:t>
                             </w:r>
-                            <w:proofErr w:type="spellEnd"/>
+                          </w:p>
+                          <w:p>
+                            <w:pPr>
+                              <w:rPr>
+                                <w:sz w:val="22"/>
+                                <w:szCs w:val="22"/>
+                              </w:rPr>
+                            </w:pPr>
                             <w:r>
                               <w:rPr>
-                                <w:b/>
-                                <w:sz w:val="26"/>
-                                <w:szCs w:val="26"/>
-                                <w:u w:val="single"/>
+                                <w:sz w:val="22"/>
+                                <w:szCs w:val="22"/>
+                              </w:rPr>
+                              <w:t>CN.</w:t>
+                            </w:r>
+                            <w:r>
+                              <w:rPr>
+                                <w:sz w:val="22"/>
+                                <w:szCs w:val="22"/>
+                              </w:rPr>
+                              <w:t>Nguyễ</w:t>
+                            </w:r>
+                            <w:r>
+                              <w:rPr>
+                                <w:sz w:val="22"/>
+                                <w:szCs w:val="22"/>
+                              </w:rPr>
+                              <w:t>n T.</w:t>
+                            </w:r>
+                            <w:r>
+                              <w:rPr>
+                                <w:sz w:val="22"/>
+                                <w:szCs w:val="22"/>
+                              </w:rPr>
+                              <w:t>Ngọc Trâm</w:t>
+                            </w:r>
+                            <w:r>
+                              <w:rPr>
+                                <w:sz w:val="22"/>
+                                <w:szCs w:val="22"/>
                               </w:rPr>
                               <w:t xml:space="preserve"> </w:t>
                             </w:r>
-                            <w:proofErr w:type="spellStart"/>
                             <w:r>
                               <w:rPr>
-                                <w:b/>
-                                <w:sz w:val="26"/>
-                                <w:szCs w:val="26"/>
-                                <w:u w:val="single"/>
-                              </w:rPr>
-                              <w:t>phận</w:t>
+                                <w:sz w:val="22"/>
+                                <w:szCs w:val="22"/>
+                              </w:rPr>
+                              <w:t>(</w:t>
                             </w:r>
-                            <w:proofErr w:type="spellEnd"/>
                             <w:r>
                               <w:rPr>
-                                <w:b/>
-                                <w:sz w:val="26"/>
-                                <w:szCs w:val="26"/>
-                                <w:u w:val="single"/>
-                              </w:rPr>
-                              <w:t xml:space="preserve"> </w:t>
+                                <w:i/>
+                                <w:sz w:val="22"/>
+                                <w:szCs w:val="22"/>
+                              </w:rPr>
+                              <w:t>NV.An toàn</w:t>
                             </w:r>
-                            <w:proofErr w:type="spellStart"/>
                             <w:r>
                               <w:rPr>
-                                <w:b/>
-                                <w:sz w:val="26"/>
-                                <w:szCs w:val="26"/>
-                                <w:u w:val="single"/>
-                              </w:rPr>
-                              <w:t>Soi</w:t>
+                                <w:sz w:val="22"/>
+                                <w:szCs w:val="22"/>
+                              </w:rPr>
+                              <w:t>)</w:t>
                             </w:r>
-                            <w:proofErr w:type="spellEnd"/>
+                          </w:p>
+                          <w:p>
+                            <w:pPr>
+                              <w:rPr>
+                                <w:sz w:val="22"/>
+                                <w:szCs w:val="22"/>
+                              </w:rPr>
+                            </w:pPr>
                             <w:r>
                               <w:rPr>
-                                <w:b/>
-                                <w:sz w:val="26"/>
-                                <w:szCs w:val="26"/>
-                                <w:u w:val="single"/>
-                              </w:rPr>
-                              <w:t xml:space="preserve"> </w:t>
+                                <w:sz w:val="22"/>
+                                <w:szCs w:val="22"/>
+                              </w:rPr>
+                              <w:t>CN. Trần Thị Cẩm Ly</w:t>
                             </w:r>
-                            <w:proofErr w:type="spellStart"/>
+                          </w:p>
+                          <w:p>
+                            <w:pPr>
+                              <w:rPr>
+                                <w:sz w:val="22"/>
+                                <w:szCs w:val="22"/>
+                              </w:rPr>
+                            </w:pPr>
                             <w:r>
                               <w:rPr>
-                                <w:b/>
-                                <w:sz w:val="26"/>
-                                <w:szCs w:val="26"/>
-                                <w:u w:val="single"/>
-                              </w:rPr>
-                              <w:t>tươi</w:t>
+                                <w:sz w:val="22"/>
+                                <w:szCs w:val="22"/>
+                              </w:rPr>
+                              <w:t>CN. Nguyễn Thị</w:t>
                             </w:r>
-                            <w:proofErr w:type="spellEnd"/>
+                            <w:r>
+                              <w:rPr>
+                                <w:sz w:val="22"/>
+                                <w:szCs w:val="22"/>
+                              </w:rPr>
+                              <w:t xml:space="preserve"> Tú </w:t>
+                            </w:r>
                           </w:p>
                           <w:p>
                             <w:pPr>
                               <w:jc w:val="center"/>
                               <w:rPr>
-                                <w:sz w:val="26"/>
-                                <w:szCs w:val="26"/>
+                                <w:szCs w:val="24"/>
                               </w:rPr>
                             </w:pPr>
                           </w:p>
                           <w:p>
                             <w:pPr>
-                              <w:rPr>
-                                <w:szCs w:val="24"/>
-                              </w:rPr>
-                            </w:pPr>
-                            <w:r>
+                              <w:jc w:val="center"/>
                               <w:rPr>
                                 <w:sz w:val="26"/>
                                 <w:szCs w:val="26"/>
                               </w:rPr>
-                              <w:t>-</w:t>
-                            </w:r>
-                            <w:r>
-                              <w:rPr>
-                                <w:szCs w:val="24"/>
-                              </w:rPr>
-                              <w:t xml:space="preserve">CN. </w:t>
-                            </w:r>
-                            <w:proofErr w:type="spellStart"/>
-                            <w:r>
-                              <w:rPr>
-                                <w:szCs w:val="24"/>
-                              </w:rPr>
-                              <w:t>Nguyễn</w:t>
-                            </w:r>
-                            <w:proofErr w:type="spellEnd"/>
-                            <w:r>
-                              <w:rPr>
-                                <w:szCs w:val="24"/>
-                              </w:rPr>
-                              <w:t xml:space="preserve"> T. </w:t>
-                            </w:r>
-                            <w:proofErr w:type="spellStart"/>
-                            <w:r>
-                              <w:rPr>
-                                <w:szCs w:val="24"/>
-                              </w:rPr>
-                              <w:t>Bích</w:t>
-                            </w:r>
-                            <w:proofErr w:type="spellEnd"/>
-                            <w:r>
-                              <w:rPr>
-                                <w:szCs w:val="24"/>
-                              </w:rPr>
-                              <w:t xml:space="preserve"> </w:t>
-                            </w:r>
-                            <w:proofErr w:type="spellStart"/>
-                            <w:r>
-                              <w:rPr>
-                                <w:szCs w:val="24"/>
-                              </w:rPr>
-                              <w:t>Phượng</w:t>
-                            </w:r>
-                            <w:proofErr w:type="spellEnd"/>
+                            </w:pPr>
                           </w:p>
                           <w:p>
                             <w:pPr>
-                              <w:rPr>
-                                <w:szCs w:val="24"/>
+                              <w:jc w:val="center"/>
+                              <w:rPr>
+                                <w:sz w:val="22"/>
+                                <w:szCs w:val="22"/>
                               </w:rPr>
                             </w:pPr>
-                            <w:r>
-                              <w:rPr>
-                                <w:szCs w:val="24"/>
-                              </w:rPr>
-                              <w:t>-</w:t>
-                            </w:r>
-                            <w:r>
-                              <w:rPr>
-                                <w:szCs w:val="24"/>
-                              </w:rPr>
-                              <w:t xml:space="preserve">CN. </w:t>
-                            </w:r>
-                            <w:proofErr w:type="spellStart"/>
-                            <w:r>
-                              <w:rPr>
-                                <w:szCs w:val="24"/>
-                              </w:rPr>
-                              <w:t>Nguyễn</w:t>
-                            </w:r>
-                            <w:proofErr w:type="spellEnd"/>
-                            <w:r>
-                              <w:rPr>
-                                <w:szCs w:val="24"/>
-                              </w:rPr>
-                              <w:t xml:space="preserve"> </w:t>
-                            </w:r>
-                            <w:proofErr w:type="spellStart"/>
-                            <w:proofErr w:type="gramStart"/>
-                            <w:r>
-                              <w:rPr>
-                                <w:szCs w:val="24"/>
-                              </w:rPr>
-                              <w:t>T.Thùy</w:t>
-                            </w:r>
-                            <w:proofErr w:type="spellEnd"/>
-                            <w:proofErr w:type="gramEnd"/>
-                            <w:r>
-                              <w:rPr>
-                                <w:szCs w:val="24"/>
-                              </w:rPr>
-                              <w:t xml:space="preserve"> </w:t>
-                            </w:r>
-                            <w:proofErr w:type="spellStart"/>
-                            <w:r>
-                              <w:rPr>
-                                <w:szCs w:val="24"/>
-                              </w:rPr>
-                              <w:t>Linh</w:t>
-                            </w:r>
-                            <w:proofErr w:type="spellEnd"/>
                           </w:p>
                           <w:p>
                             <w:pPr>
-                              <w:rPr>
+                              <w:jc w:val="center"/>
+                              <w:rPr>
+                                <w:sz w:val="22"/>
+                                <w:szCs w:val="22"/>
+                              </w:rPr>
+                            </w:pPr>
+                          </w:p>
+                          <w:p>
+                            <w:pPr>
+                              <w:jc w:val="center"/>
+                              <w:rPr>
+                                <w:sz w:val="22"/>
+                                <w:szCs w:val="22"/>
+                              </w:rPr>
+                            </w:pPr>
+                          </w:p>
+                          <w:p>
+                            <w:pPr>
+                              <w:jc w:val="center"/>
+                              <w:rPr>
+                                <w:sz w:val="22"/>
+                                <w:szCs w:val="22"/>
+                              </w:rPr>
+                            </w:pPr>
+                          </w:p>
+                        </w:txbxContent>
+                      </wps:txbx>
+                      <wps:bodyPr rot="0" spcFirstLastPara="0" vertOverflow="overflow" horzOverflow="overflow" vert="horz" wrap="square" lIns="91440" tIns="45720" rIns="91440" bIns="45720" numCol="1" spcCol="0" rtlCol="0" fromWordArt="0" anchor="ctr" anchorCtr="0" forceAA="0" compatLnSpc="1">
+                        <a:prstTxWarp prst="textNoShape">
+                          <a:avLst/>
+                        </a:prstTxWarp>
+                        <a:noAutofit/>
+                      </wps:bodyPr>
+                    </wps:wsp>
+                  </a:graphicData>
+                </a:graphic>
+                <wp14:sizeRelH relativeFrom="margin">
+                  <wp14:pctWidth>0</wp14:pctWidth>
+                </wp14:sizeRelH>
+                <wp14:sizeRelV relativeFrom="margin">
+                  <wp14:pctHeight>0</wp14:pctHeight>
+                </wp14:sizeRelV>
+              </wp:anchor>
+            </w:drawing>
+          </mc:Choice>
+          <mc:Fallback>
+            <w:pict>
+              <v:rect w14:anchorId="3FDC2764" id="Rectangle 7" o:spid="_x0000_s1031" style="position:absolute;margin-left:627.75pt;margin-top:21.45pt;width:172.5pt;height:80.25pt;z-index:251664384;visibility:visible;mso-wrap-style:square;mso-width-percent:0;mso-height-percent:0;mso-wrap-distance-left:9pt;mso-wrap-distance-top:0;mso-wrap-distance-right:9pt;mso-wrap-distance-bottom:0;mso-position-horizontal:absolute;mso-position-horizontal-relative:page;mso-position-vertical:absolute;mso-position-vertical-relative:text;mso-width-percent:0;mso-height-percent:0;mso-width-relative:margin;mso-height-relative:margin;v-text-anchor:middle" o:gfxdata="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" fillcolor="white [3201]" strokecolor="black [3200]" strokeweight="2pt">
+                <v:path arrowok="t"/>
+                <v:textbox>
+                  <w:txbxContent>
+                    <w:p>
+                      <w:pPr>
+                        <w:jc w:val="center"/>
+                        <w:rPr>
+                          <w:b/>
+                          <w:sz w:val="22"/>
+                          <w:szCs w:val="22"/>
+                          <w:u w:val="single"/>
+                        </w:rPr>
+                      </w:pPr>
+                      <w:r>
+                        <w:rPr>
+                          <w:b/>
+                          <w:sz w:val="22"/>
+                          <w:szCs w:val="22"/>
+                          <w:u w:val="single"/>
+                        </w:rPr>
+                        <w:t>Bộ phận Nuôi cấy</w:t>
+                      </w:r>
+                    </w:p>
+                    <w:p>
+                      <w:pPr>
+                        <w:rPr>
+                          <w:sz w:val="22"/>
+                          <w:szCs w:val="22"/>
+                        </w:rPr>
+                      </w:pPr>
+                      <w:r>
+                        <w:rPr>
+                          <w:sz w:val="22"/>
+                          <w:szCs w:val="22"/>
+                        </w:rPr>
+                        <w:t>CN.</w:t>
+                      </w:r>
+                      <w:r>
+                        <w:rPr>
+                          <w:sz w:val="22"/>
+                          <w:szCs w:val="22"/>
+                        </w:rPr>
+                        <w:t>Nguyễ</w:t>
+                      </w:r>
+                      <w:r>
+                        <w:rPr>
+                          <w:sz w:val="22"/>
+                          <w:szCs w:val="22"/>
+                        </w:rPr>
+                        <w:t>n T.</w:t>
+                      </w:r>
+                      <w:r>
+                        <w:rPr>
+                          <w:sz w:val="22"/>
+                          <w:szCs w:val="22"/>
+                        </w:rPr>
+                        <w:t>Ngọc Trâm</w:t>
+                      </w:r>
+                      <w:r>
+                        <w:rPr>
+                          <w:sz w:val="22"/>
+                          <w:szCs w:val="22"/>
+                        </w:rPr>
+                        <w:t xml:space="preserve"> </w:t>
+                      </w:r>
+                      <w:r>
+                        <w:rPr>
+                          <w:sz w:val="22"/>
+                          <w:szCs w:val="22"/>
+                        </w:rPr>
+                        <w:t>(</w:t>
+                      </w:r>
+                      <w:r>
+                        <w:rPr>
+                          <w:i/>
+                          <w:sz w:val="22"/>
+                          <w:szCs w:val="22"/>
+                        </w:rPr>
+                        <w:t>NV.An toàn</w:t>
+                      </w:r>
+                      <w:r>
+                        <w:rPr>
+                          <w:sz w:val="22"/>
+                          <w:szCs w:val="22"/>
+                        </w:rPr>
+                        <w:t>)</w:t>
+                      </w:r>
+                    </w:p>
+                    <w:p>
+                      <w:pPr>
+                        <w:rPr>
+                          <w:sz w:val="22"/>
+                          <w:szCs w:val="22"/>
+                        </w:rPr>
+                      </w:pPr>
+                      <w:r>
+                        <w:rPr>
+                          <w:sz w:val="22"/>
+                          <w:szCs w:val="22"/>
+                        </w:rPr>
+                        <w:t>CN. Trần Thị Cẩm Ly</w:t>
+                      </w:r>
+                    </w:p>
+                    <w:p>
+                      <w:pPr>
+                        <w:rPr>
+                          <w:sz w:val="22"/>
+                          <w:szCs w:val="22"/>
+                        </w:rPr>
+                      </w:pPr>
+                      <w:r>
+                        <w:rPr>
+                          <w:sz w:val="22"/>
+                          <w:szCs w:val="22"/>
+                        </w:rPr>
+                        <w:t>CN. Nguyễn Thị</w:t>
+                      </w:r>
+                      <w:r>
+                        <w:rPr>
+                          <w:sz w:val="22"/>
+                          <w:szCs w:val="22"/>
+                        </w:rPr>
+                        <w:t xml:space="preserve"> Tú </w:t>
+                      </w:r>
+                    </w:p>
+                    <w:p>
+                      <w:pPr>
+                        <w:jc w:val="center"/>
+                        <w:rPr>
+                          <w:szCs w:val="24"/>
+                        </w:rPr>
+                      </w:pPr>
+                    </w:p>
+                    <w:p>
+                      <w:pPr>
+                        <w:jc w:val="center"/>
+                        <w:rPr>
+                          <w:sz w:val="26"/>
+                          <w:szCs w:val="26"/>
+                        </w:rPr>
+                      </w:pPr>
+                    </w:p>
+                    <w:p>
+                      <w:pPr>
+                        <w:jc w:val="center"/>
+                        <w:rPr>
+                          <w:sz w:val="22"/>
+                          <w:szCs w:val="22"/>
+                        </w:rPr>
+                      </w:pPr>
+                    </w:p>
+                    <w:p>
+                      <w:pPr>
+                        <w:jc w:val="center"/>
+                        <w:rPr>
+                          <w:sz w:val="22"/>
+                          <w:szCs w:val="22"/>
+                        </w:rPr>
+                      </w:pPr>
+                    </w:p>
+                    <w:p>
+                      <w:pPr>
+                        <w:jc w:val="center"/>
+                        <w:rPr>
+                          <w:sz w:val="22"/>
+                          <w:szCs w:val="22"/>
+                        </w:rPr>
+                      </w:pPr>
+                    </w:p>
+                    <w:p>
+                      <w:pPr>
+                        <w:jc w:val="center"/>
+                        <w:rPr>
+                          <w:sz w:val="22"/>
+                          <w:szCs w:val="22"/>
+                        </w:rPr>
+                      </w:pPr>
+                    </w:p>
+                  </w:txbxContent>
+                </v:textbox>
+                <w10:wrap anchorx="page"/>
+              </v:rect>
+            </w:pict>
+          </mc:Fallback>
+        </mc:AlternateContent>
+      </w:r>
+      <w:r>
+        <w:rPr>
+          <w:b/>
+          <w:noProof/>
+          <w:sz w:val="26"/>
+          <w:szCs w:val="26"/>
+          <w:lang w:eastAsia="en-US" w:bidi="ar-SA"/>
+        </w:rPr>
+        <mc:AlternateContent>
+          <mc:Choice Requires="wps">
+            <w:drawing>
+              <wp:anchor distT="0" distB="0" distL="114300" distR="114300" simplePos="0" relativeHeight="251663360" behindDoc="0" locked="0" layoutInCell="1" allowOverlap="1" wp14:anchorId="59A856AA" wp14:editId="461CFD1E">
+                <wp:simplePos x="0" y="0"/>
+                <wp:positionH relativeFrom="column">
+                  <wp:posOffset>5185410</wp:posOffset>
+                </wp:positionH>
+                <wp:positionV relativeFrom="paragraph">
+                  <wp:posOffset>281940</wp:posOffset>
+                </wp:positionV>
+                <wp:extent cx="1952625" cy="1019175"/>
+                <wp:effectExtent l="0" t="0" r="28575" b="28575"/>
+                <wp:wrapNone/>
+                <wp:docPr id="6" name="Rectangle 6"/>
+                <wp:cNvGraphicFramePr>
+                  <a:graphicFrameLocks xmlns:a="http://schemas.openxmlformats.org/drawingml/2006/main"/>
+                </wp:cNvGraphicFramePr>
+                <a:graphic xmlns:a="http://schemas.openxmlformats.org/drawingml/2006/main">
+                  <a:graphicData uri="http://schemas.microsoft.com/office/word/2010/wordprocessingShape">
+                    <wps:wsp>
+                      <wps:cNvSpPr>
+                        <a:spLocks/>
+                      </wps:cNvSpPr>
+                      <wps:spPr>
+                        <a:xfrm>
+                          <a:off x="0" y="0"/>
+                          <a:ext cx="1952625" cy="1019175"/>
+                        </a:xfrm>
+                        <a:prstGeom prst="rect">
+                          <a:avLst/>
+                        </a:prstGeom>
+                      </wps:spPr>
+                      <wps:style>
+                        <a:lnRef idx="2">
+                          <a:schemeClr val="dk1"/>
+                        </a:lnRef>
+                        <a:fillRef idx="1">
+                          <a:schemeClr val="lt1"/>
+                        </a:fillRef>
+                        <a:effectRef idx="0">
+                          <a:schemeClr val="dk1"/>
+                        </a:effectRef>
+                        <a:fontRef idx="minor">
+                          <a:schemeClr val="dk1"/>
+                        </a:fontRef>
+                      </wps:style>
+                      <wps:txbx>
+                        <w:txbxContent>
+                          <w:p>
+                            <w:pPr>
+                              <w:jc w:val="center"/>
+                              <w:rPr>
+                                <w:b/>
                                 <w:szCs w:val="24"/>
+                                <w:u w:val="single"/>
                               </w:rPr>
                             </w:pPr>
                             <w:r>
                               <w:rPr>
+                                <w:b/>
                                 <w:szCs w:val="24"/>
-                              </w:rPr>
-                              <w:t>-</w:t>
+                                <w:u w:val="single"/>
+                              </w:rPr>
+                              <w:t>Bộ phận Soi tươi</w:t>
+                            </w:r>
+                          </w:p>
+                          <w:p>
+                            <w:pPr>
+                              <w:rPr>
+                                <w:szCs w:val="24"/>
+                              </w:rPr>
+                            </w:pPr>
+                            <w:r>
+                              <w:rPr>
+                                <w:szCs w:val="24"/>
+                              </w:rPr>
+                              <w:t>CN. Nguyễ</w:t>
                             </w:r>
                             <w:r>
                               <w:rPr>
                                 <w:szCs w:val="24"/>
                               </w:rPr>
-                              <w:t xml:space="preserve">CN. </w:t>
+                              <w:t>n T.</w:t>
                             </w:r>
-                            <w:proofErr w:type="spellStart"/>
                             <w:r>
                               <w:rPr>
                                 <w:szCs w:val="24"/>
                               </w:rPr>
-                              <w:t>Nguyễn</w:t>
+                              <w:t>Bích Phượng</w:t>
                             </w:r>
-                            <w:proofErr w:type="spellEnd"/>
+                          </w:p>
+                          <w:p>
+                            <w:pPr>
+                              <w:rPr>
+                                <w:szCs w:val="24"/>
+                              </w:rPr>
+                            </w:pPr>
                             <w:r>
                               <w:rPr>
                                 <w:szCs w:val="24"/>
                               </w:rPr>
-                              <w:t xml:space="preserve"> </w:t>
+                              <w:t>CN. Nguyễn T.Thùy Linh</w:t>
                             </w:r>
-                            <w:proofErr w:type="spellStart"/>
+                          </w:p>
+                          <w:p>
+                            <w:pPr>
+                              <w:rPr>
+                                <w:szCs w:val="24"/>
+                              </w:rPr>
+                            </w:pPr>
                             <w:r>
                               <w:rPr>
                                 <w:szCs w:val="24"/>
                               </w:rPr>
-                              <w:t>Hồng</w:t>
+                              <w:t>CN. Nguyễn Hồng Lợi</w:t>
                             </w:r>
-                            <w:proofErr w:type="spellEnd"/>
-                            <w:r>
-                              <w:rPr>
-                                <w:szCs w:val="24"/>
-                              </w:rPr>
-                              <w:t xml:space="preserve"> </w:t>
-                            </w:r>
-                            <w:proofErr w:type="spellStart"/>
-                            <w:r>
-                              <w:rPr>
-                                <w:szCs w:val="24"/>
-                              </w:rPr>
-                              <w:t>Lợi</w:t>
-                            </w:r>
-                            <w:proofErr w:type="spellEnd"/>
                           </w:p>
                           <w:p>
                             <w:pPr>
@@ -4108,7 +4292,7 @@
           </mc:Choice>
           <mc:Fallback>
             <w:pict>
-              <v:rect w14:anchorId="59A856AA" id="Rectangle 6" o:spid="_x0000_s1031" style="position:absolute;margin-left:223.2pt;margin-top:20.4pt;width:137.25pt;height:140.25pt;z-index:251663360;visibility:visible;mso-wrap-style:square;mso-width-percent:0;mso-height-percent:0;mso-wrap-distance-left:9pt;mso-wrap-distance-top:0;mso-wrap-distance-right:9pt;mso-wrap-distance-bottom:0;mso-position-horizontal:absolute;mso-position-horizontal-relative:text;mso-position-vertical:absolute;mso-position-vertical-relative:text;mso-width-percent:0;mso-height-percent:0;mso-width-relative:margin;mso-height-relative:margin;v-text-anchor:middle" o:gfxdata="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" fillcolor="white [3201]" strokecolor="black [3200]" strokeweight="2pt">
+              <v:rect w14:anchorId="59A856AA" id="Rectangle 6" o:spid="_x0000_s1032" style="position:absolute;margin-left:408.3pt;margin-top:22.2pt;width:153.75pt;height:80.25pt;z-index:251663360;visibility:visible;mso-wrap-style:square;mso-width-percent:0;mso-height-percent:0;mso-wrap-distance-left:9pt;mso-wrap-distance-top:0;mso-wrap-distance-right:9pt;mso-wrap-distance-bottom:0;mso-position-horizontal:absolute;mso-position-horizontal-relative:text;mso-position-vertical:absolute;mso-position-vertical-relative:text;mso-width-percent:0;mso-height-percent:0;mso-width-relative:margin;mso-height-relative:margin;v-text-anchor:middle" o:gfxdata="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" fillcolor="white [3201]" strokecolor="black [3200]" strokeweight="2pt">
                 <v:path arrowok="t"/>
                 <v:textbox>
                   <w:txbxContent>
@@ -4117,8 +4301,7 @@
                         <w:jc w:val="center"/>
                         <w:rPr>
                           <w:b/>
-                          <w:sz w:val="26"/>
-                          <w:szCs w:val="26"/>
+                          <w:szCs w:val="24"/>
                           <w:u w:val="single"/>
                         </w:rPr>
                       </w:pPr>
@@ -4126,8 +4309,7 @@
                       <w:r>
                         <w:rPr>
                           <w:b/>
-                          <w:sz w:val="26"/>
-                          <w:szCs w:val="26"/>
+                          <w:szCs w:val="24"/>
                           <w:u w:val="single"/>
                         </w:rPr>
                         <w:t>Bộ</w:t>
@@ -4136,8 +4318,7 @@
                       <w:r>
                         <w:rPr>
                           <w:b/>
-                          <w:sz w:val="26"/>
-                          <w:szCs w:val="26"/>
+                          <w:szCs w:val="24"/>
                           <w:u w:val="single"/>
                         </w:rPr>
                         <w:t xml:space="preserve"> </w:t>
@@ -4146,8 +4327,7 @@
                       <w:r>
                         <w:rPr>
                           <w:b/>
-                          <w:sz w:val="26"/>
-                          <w:szCs w:val="26"/>
+                          <w:szCs w:val="24"/>
                           <w:u w:val="single"/>
                         </w:rPr>
                         <w:t>phận</w:t>
@@ -4156,8 +4336,7 @@
                       <w:r>
                         <w:rPr>
                           <w:b/>
-                          <w:sz w:val="26"/>
-                          <w:szCs w:val="26"/>
+                          <w:szCs w:val="24"/>
                           <w:u w:val="single"/>
                         </w:rPr>
                         <w:t xml:space="preserve"> </w:t>
@@ -4166,8 +4345,7 @@
                       <w:r>
                         <w:rPr>
                           <w:b/>
-                          <w:sz w:val="26"/>
-                          <w:szCs w:val="26"/>
+                          <w:szCs w:val="24"/>
                           <w:u w:val="single"/>
                         </w:rPr>
                         <w:t>Soi</w:t>
@@ -4176,8 +4354,7 @@
                       <w:r>
                         <w:rPr>
                           <w:b/>
-                          <w:sz w:val="26"/>
-                          <w:szCs w:val="26"/>
+                          <w:szCs w:val="24"/>
                           <w:u w:val="single"/>
                         </w:rPr>
                         <w:t xml:space="preserve"> </w:t>
@@ -4186,8 +4363,7 @@
                       <w:r>
                         <w:rPr>
                           <w:b/>
-                          <w:sz w:val="26"/>
-                          <w:szCs w:val="26"/>
+                          <w:szCs w:val="24"/>
                           <w:u w:val="single"/>
                         </w:rPr>
                         <w:t>tươi</w:t>
@@ -4196,54 +4372,52 @@
                     </w:p>
                     <w:p>
                       <w:pPr>
-                        <w:jc w:val="center"/>
-                        <w:rPr>
-                          <w:sz w:val="26"/>
-                          <w:szCs w:val="26"/>
+                        <w:rPr>
+                          <w:szCs w:val="24"/>
                         </w:rPr>
                       </w:pPr>
-                    </w:p>
-                    <w:p>
-                      <w:pPr>
+                      <w:r>
                         <w:rPr>
                           <w:szCs w:val="24"/>
                         </w:rPr>
-                      </w:pPr>
-                      <w:r>
-                        <w:rPr>
-                          <w:sz w:val="26"/>
-                          <w:szCs w:val="26"/>
-                        </w:rPr>
-                        <w:t>-</w:t>
-                      </w:r>
+                        <w:t xml:space="preserve">CN. </w:t>
+                      </w:r>
+                      <w:proofErr w:type="spellStart"/>
                       <w:r>
                         <w:rPr>
                           <w:szCs w:val="24"/>
                         </w:rPr>
-                        <w:t xml:space="preserve">CN. </w:t>
+                        <w:t>Nguyễ</w:t>
+                      </w:r>
+                      <w:r>
+                        <w:rPr>
+                          <w:szCs w:val="24"/>
+                        </w:rPr>
+                        <w:t>n</w:t>
+                      </w:r>
+                      <w:proofErr w:type="spellEnd"/>
+                      <w:r>
+                        <w:rPr>
+                          <w:szCs w:val="24"/>
+                        </w:rPr>
+                        <w:t xml:space="preserve"> </w:t>
                       </w:r>
                       <w:proofErr w:type="spellStart"/>
+                      <w:proofErr w:type="gramStart"/>
                       <w:r>
                         <w:rPr>
                           <w:szCs w:val="24"/>
                         </w:rPr>
-                        <w:t>Nguyễn</w:t>
+                        <w:t>T.</w:t>
+                      </w:r>
+                      <w:r>
+                        <w:rPr>
+                          <w:szCs w:val="24"/>
+                        </w:rPr>
+                        <w:t>Bích</w:t>
                       </w:r>
                       <w:proofErr w:type="spellEnd"/>
-                      <w:r>
-                        <w:rPr>
-                          <w:szCs w:val="24"/>
-                        </w:rPr>
-                        <w:t xml:space="preserve"> T. </w:t>
-                      </w:r>
-                      <w:proofErr w:type="spellStart"/>
-                      <w:r>
-                        <w:rPr>
-                          <w:szCs w:val="24"/>
-                        </w:rPr>
-                        <w:t>Bích</w:t>
-                      </w:r>
-                      <w:proofErr w:type="spellEnd"/>
+                      <w:proofErr w:type="gramEnd"/>
                       <w:r>
                         <w:rPr>
                           <w:szCs w:val="24"/>
@@ -4269,12 +4443,6 @@
                         <w:rPr>
                           <w:szCs w:val="24"/>
                         </w:rPr>
-                        <w:t>-</w:t>
-                      </w:r>
-                      <w:r>
-                        <w:rPr>
-                          <w:szCs w:val="24"/>
-                        </w:rPr>
                         <w:t xml:space="preserve">CN. </w:t>
                       </w:r>
                       <w:proofErr w:type="spellStart"/>
@@ -4322,12 +4490,6 @@
                           <w:szCs w:val="24"/>
                         </w:rPr>
                       </w:pPr>
-                      <w:r>
-                        <w:rPr>
-                          <w:szCs w:val="24"/>
-                        </w:rPr>
-                        <w:t>-</w:t>
-                      </w:r>
                       <w:r>
                         <w:rPr>
                           <w:szCs w:val="24"/>
@@ -4408,6 +4570,16 @@
           </mc:Fallback>
         </mc:AlternateContent>
       </w:r>
+    </w:p>
+    <w:p>
+      <w:pPr>
+        <w:spacing w:line="360" w:lineRule="auto"/>
+        <w:rPr>
+          <w:sz w:val="26"/>
+          <w:szCs w:val="26"/>
+          <w:lang w:eastAsia="en-US" w:bidi="ar-SA"/>
+        </w:rPr>
+      </w:pPr>
       <w:r>
         <w:rPr>
           <w:b/>
@@ -4419,16 +4591,16 @@
         <mc:AlternateContent>
           <mc:Choice Requires="wps">
             <w:drawing>
-              <wp:anchor distT="0" distB="0" distL="114300" distR="114300" simplePos="0" relativeHeight="251665408" behindDoc="0" locked="0" layoutInCell="1" allowOverlap="1" wp14:anchorId="0854102F" wp14:editId="6A61614F">
+              <wp:anchor distT="0" distB="0" distL="114300" distR="114300" simplePos="0" relativeHeight="251665408" behindDoc="0" locked="0" layoutInCell="1" allowOverlap="1" wp14:anchorId="0854102F" wp14:editId="2E9728B7">
                 <wp:simplePos x="0" y="0"/>
                 <wp:positionH relativeFrom="margin">
-                  <wp:posOffset>1024890</wp:posOffset>
+                  <wp:posOffset>2623185</wp:posOffset>
                 </wp:positionH>
                 <wp:positionV relativeFrom="paragraph">
-                  <wp:posOffset>259080</wp:posOffset>
+                  <wp:posOffset>6350</wp:posOffset>
                 </wp:positionV>
-                <wp:extent cx="1743075" cy="1762125"/>
-                <wp:effectExtent l="0" t="0" r="28575" b="28575"/>
+                <wp:extent cx="2476500" cy="990600"/>
+                <wp:effectExtent l="0" t="0" r="19050" b="19050"/>
                 <wp:wrapNone/>
                 <wp:docPr id="8" name="Rectangle 8"/>
                 <wp:cNvGraphicFramePr>
@@ -4443,7 +4615,7 @@
                       <wps:spPr>
                         <a:xfrm>
                           <a:off x="0" y="0"/>
-                          <a:ext cx="1743075" cy="1762125"/>
+                          <a:ext cx="2476500" cy="990600"/>
                         </a:xfrm>
                         <a:prstGeom prst="rect">
                           <a:avLst/>
@@ -4473,72 +4645,26 @@
                                 <w:u w:val="single"/>
                               </w:rPr>
                             </w:pPr>
-                            <w:proofErr w:type="spellStart"/>
                             <w:r>
                               <w:rPr>
                                 <w:b/>
                                 <w:u w:val="single"/>
                               </w:rPr>
-                              <w:t>Bộ</w:t>
+                              <w:t>Bộ phận Miễn dịch</w:t>
                             </w:r>
-                            <w:proofErr w:type="spellEnd"/>
-                            <w:r>
-                              <w:rPr>
-                                <w:b/>
-                                <w:u w:val="single"/>
-                              </w:rPr>
-                              <w:t xml:space="preserve"> </w:t>
-                            </w:r>
-                            <w:proofErr w:type="spellStart"/>
-                            <w:r>
-                              <w:rPr>
-                                <w:b/>
-                                <w:u w:val="single"/>
-                              </w:rPr>
-                              <w:t>phận</w:t>
-                            </w:r>
-                            <w:proofErr w:type="spellEnd"/>
-                            <w:r>
-                              <w:rPr>
-                                <w:b/>
-                                <w:u w:val="single"/>
-                              </w:rPr>
-                              <w:t xml:space="preserve"> </w:t>
-                            </w:r>
-                            <w:proofErr w:type="spellStart"/>
-                            <w:r>
-                              <w:rPr>
-                                <w:b/>
-                                <w:u w:val="single"/>
-                              </w:rPr>
-                              <w:t>Miễn</w:t>
-                            </w:r>
-                            <w:proofErr w:type="spellEnd"/>
-                            <w:r>
-                              <w:rPr>
-                                <w:b/>
-                                <w:u w:val="single"/>
-                              </w:rPr>
-                              <w:t xml:space="preserve"> </w:t>
-                            </w:r>
-                            <w:proofErr w:type="spellStart"/>
-                            <w:r>
-                              <w:rPr>
-                                <w:b/>
-                                <w:u w:val="single"/>
-                              </w:rPr>
-                              <w:t>dịch</w:t>
-                            </w:r>
-                            <w:proofErr w:type="spellEnd"/>
                           </w:p>
                           <w:p>
                             <w:pPr>
-                              <w:jc w:val="center"/>
-                              <w:rPr>
-                                <w:sz w:val="22"/>
-                                <w:szCs w:val="22"/>
+                              <w:rPr>
+                                <w:szCs w:val="24"/>
                               </w:rPr>
                             </w:pPr>
+                            <w:r>
+                              <w:rPr>
+                                <w:szCs w:val="24"/>
+                              </w:rPr>
+                              <w:t>CN.Nguyễn T. Kim Phượng</w:t>
+                            </w:r>
                           </w:p>
                           <w:p>
                             <w:pPr>
@@ -4550,32 +4676,14 @@
                               <w:rPr>
                                 <w:szCs w:val="24"/>
                               </w:rPr>
-                              <w:t>-</w:t>
+                              <w:t>CN.</w:t>
                             </w:r>
-                            <w:proofErr w:type="spellStart"/>
-                            <w:proofErr w:type="gramStart"/>
                             <w:r>
                               <w:rPr>
                                 <w:szCs w:val="24"/>
                               </w:rPr>
-                              <w:t>CN.Nguyễn</w:t>
+                              <w:t>Lê Diệu Đan</w:t>
                             </w:r>
-                            <w:proofErr w:type="spellEnd"/>
-                            <w:proofErr w:type="gramEnd"/>
-                            <w:r>
-                              <w:rPr>
-                                <w:szCs w:val="24"/>
-                              </w:rPr>
-                              <w:t xml:space="preserve"> T. Kim </w:t>
-                            </w:r>
-                            <w:proofErr w:type="spellStart"/>
-                            <w:r>
-                              <w:rPr>
-                                <w:szCs w:val="24"/>
-                              </w:rPr>
-                              <w:t>Phượng</w:t>
-                            </w:r>
-                            <w:proofErr w:type="spellEnd"/>
                           </w:p>
                           <w:p>
                             <w:pPr>
@@ -4587,50 +4695,27 @@
                               <w:rPr>
                                 <w:szCs w:val="24"/>
                               </w:rPr>
-                              <w:t>-</w:t>
+                              <w:t>CN. Nguyễn Gia Khang</w:t>
                             </w:r>
                             <w:r>
                               <w:rPr>
                                 <w:szCs w:val="24"/>
                               </w:rPr>
-                              <w:t xml:space="preserve">CN. </w:t>
+                              <w:t>(</w:t>
                             </w:r>
-                            <w:proofErr w:type="spellStart"/>
                             <w:r>
                               <w:rPr>
+                                <w:i/>
                                 <w:szCs w:val="24"/>
                               </w:rPr>
-                              <w:t>Lê</w:t>
+                              <w:t>NV.QLKT</w:t>
                             </w:r>
-                            <w:proofErr w:type="spellEnd"/>
                             <w:r>
                               <w:rPr>
                                 <w:szCs w:val="24"/>
                               </w:rPr>
-                              <w:t xml:space="preserve"> </w:t>
+                              <w:t>)</w:t>
                             </w:r>
-                            <w:proofErr w:type="spellStart"/>
-                            <w:r>
-                              <w:rPr>
-                                <w:szCs w:val="24"/>
-                              </w:rPr>
-                              <w:t>Diệu</w:t>
-                            </w:r>
-                            <w:proofErr w:type="spellEnd"/>
-                            <w:r>
-                              <w:rPr>
-                                <w:szCs w:val="24"/>
-                              </w:rPr>
-                              <w:t xml:space="preserve"> </w:t>
-                            </w:r>
-                            <w:proofErr w:type="spellStart"/>
-                            <w:r>
-                              <w:rPr>
-                                <w:szCs w:val="24"/>
-                              </w:rPr>
-                              <w:t>Đan</w:t>
-                            </w:r>
-                            <w:proofErr w:type="spellEnd"/>
                           </w:p>
                           <w:p>
                             <w:pPr>
@@ -4642,118 +4727,13 @@
                               <w:rPr>
                                 <w:szCs w:val="24"/>
                               </w:rPr>
-                              <w:t xml:space="preserve">CN. </w:t>
-                            </w:r>
-                            <w:proofErr w:type="spellStart"/>
-                            <w:r>
-                              <w:rPr>
-                                <w:szCs w:val="24"/>
-                              </w:rPr>
-                              <w:t>Nguyễn</w:t>
-                            </w:r>
-                            <w:proofErr w:type="spellEnd"/>
-                            <w:r>
-                              <w:rPr>
-                                <w:szCs w:val="24"/>
-                              </w:rPr>
-                              <w:t xml:space="preserve"> </w:t>
-                            </w:r>
-                            <w:proofErr w:type="spellStart"/>
-                            <w:r>
-                              <w:rPr>
-                                <w:szCs w:val="24"/>
-                              </w:rPr>
-                              <w:t>Gia</w:t>
-                            </w:r>
-                            <w:proofErr w:type="spellEnd"/>
-                            <w:r>
-                              <w:rPr>
-                                <w:szCs w:val="24"/>
-                              </w:rPr>
-                              <w:t xml:space="preserve"> </w:t>
-                            </w:r>
-                            <w:proofErr w:type="spellStart"/>
-                            <w:r>
-                              <w:rPr>
-                                <w:szCs w:val="24"/>
-                              </w:rPr>
-                              <w:t>Khang</w:t>
-                            </w:r>
-                            <w:proofErr w:type="spellEnd"/>
-                          </w:p>
-                          <w:p>
-                            <w:pPr>
-                              <w:rPr>
-                                <w:szCs w:val="24"/>
-                              </w:rPr>
-                            </w:pPr>
-                            <w:r>
-                              <w:rPr>
-                                <w:szCs w:val="24"/>
-                              </w:rPr>
-                              <w:t>-</w:t>
+                              <w:t>CN. Bùi Thị Tiến Phướ</w:t>
                             </w:r>
                             <w:r>
                               <w:rPr>
                                 <w:szCs w:val="24"/>
                               </w:rPr>
-                              <w:t xml:space="preserve">CN. </w:t>
-                            </w:r>
-                            <w:proofErr w:type="spellStart"/>
-                            <w:r>
-                              <w:rPr>
-                                <w:szCs w:val="24"/>
-                              </w:rPr>
-                              <w:t>Bùi</w:t>
-                            </w:r>
-                            <w:proofErr w:type="spellEnd"/>
-                            <w:r>
-                              <w:rPr>
-                                <w:szCs w:val="24"/>
-                              </w:rPr>
-                              <w:t xml:space="preserve"> </w:t>
-                            </w:r>
-                            <w:proofErr w:type="spellStart"/>
-                            <w:r>
-                              <w:rPr>
-                                <w:szCs w:val="24"/>
-                              </w:rPr>
-                              <w:t>Thị</w:t>
-                            </w:r>
-                            <w:proofErr w:type="spellEnd"/>
-                            <w:r>
-                              <w:rPr>
-                                <w:szCs w:val="24"/>
-                              </w:rPr>
-                              <w:t xml:space="preserve"> </w:t>
-                            </w:r>
-                            <w:proofErr w:type="spellStart"/>
-                            <w:r>
-                              <w:rPr>
-                                <w:szCs w:val="24"/>
-                              </w:rPr>
-                              <w:t>Tiến</w:t>
-                            </w:r>
-                            <w:proofErr w:type="spellEnd"/>
-                            <w:r>
-                              <w:rPr>
-                                <w:szCs w:val="24"/>
-                              </w:rPr>
-                              <w:t xml:space="preserve"> </w:t>
-                            </w:r>
-                            <w:proofErr w:type="spellStart"/>
-                            <w:r>
-                              <w:rPr>
-                                <w:szCs w:val="24"/>
-                              </w:rPr>
-                              <w:t>Phước</w:t>
-                            </w:r>
-                            <w:proofErr w:type="spellEnd"/>
-                            <w:r>
-                              <w:rPr>
-                                <w:szCs w:val="24"/>
-                              </w:rPr>
-                              <w:t xml:space="preserve"> (1)</w:t>
+                              <w:t xml:space="preserve">c </w:t>
                             </w:r>
                           </w:p>
                           <w:p>
@@ -4823,7 +4803,7 @@
           </mc:Choice>
           <mc:Fallback>
             <w:pict>
-              <v:rect w14:anchorId="0854102F" id="Rectangle 8" o:spid="_x0000_s1032" style="position:absolute;margin-left:80.7pt;margin-top:20.4pt;width:137.25pt;height:138.75pt;z-index:251665408;visibility:visible;mso-wrap-style:square;mso-width-percent:0;mso-height-percent:0;mso-wrap-distance-left:9pt;mso-wrap-distance-top:0;mso-wrap-distance-right:9pt;mso-wrap-distance-bottom:0;mso-position-horizontal:absolute;mso-position-horizontal-relative:margin;mso-position-vertical:absolute;mso-position-vertical-relative:text;mso-width-percent:0;mso-height-percent:0;mso-width-relative:margin;mso-height-relative:margin;v-text-anchor:middle" o:gfxdata="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" fillcolor="white [3201]" strokecolor="black [3200]" strokeweight="2pt">
+              <v:rect w14:anchorId="0854102F" id="Rectangle 8" o:spid="_x0000_s1033" style="position:absolute;margin-left:206.55pt;margin-top:.5pt;width:195pt;height:78pt;z-index:251665408;visibility:visible;mso-wrap-style:square;mso-width-percent:0;mso-height-percent:0;mso-wrap-distance-left:9pt;mso-wrap-distance-top:0;mso-wrap-distance-right:9pt;mso-wrap-distance-bottom:0;mso-position-horizontal:absolute;mso-position-horizontal-relative:margin;mso-position-vertical:absolute;mso-position-vertical-relative:text;mso-width-percent:0;mso-height-percent:0;mso-width-relative:margin;mso-height-relative:margin;v-text-anchor:middle" o:gfxdata="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" fillcolor="white [3201]" strokecolor="black [3200]" strokeweight="2pt">
                 <v:path arrowok="t"/>
                 <v:textbox>
                   <w:txbxContent>
@@ -4895,25 +4875,10 @@
                     </w:p>
                     <w:p>
                       <w:pPr>
-                        <w:jc w:val="center"/>
-                        <w:rPr>
-                          <w:sz w:val="22"/>
-                          <w:szCs w:val="22"/>
+                        <w:rPr>
+                          <w:szCs w:val="24"/>
                         </w:rPr>
                       </w:pPr>
-                    </w:p>
-                    <w:p>
-                      <w:pPr>
-                        <w:rPr>
-                          <w:szCs w:val="24"/>
-                        </w:rPr>
-                      </w:pPr>
-                      <w:r>
-                        <w:rPr>
-                          <w:szCs w:val="24"/>
-                        </w:rPr>
-                        <w:t>-</w:t>
-                      </w:r>
                       <w:proofErr w:type="spellStart"/>
                       <w:proofErr w:type="gramStart"/>
                       <w:r>
@@ -4945,26 +4910,22 @@
                           <w:szCs w:val="24"/>
                         </w:rPr>
                       </w:pPr>
+                      <w:proofErr w:type="spellStart"/>
+                      <w:proofErr w:type="gramStart"/>
                       <w:r>
                         <w:rPr>
                           <w:szCs w:val="24"/>
                         </w:rPr>
-                        <w:t>-</w:t>
+                        <w:t>CN.</w:t>
                       </w:r>
                       <w:r>
                         <w:rPr>
                           <w:szCs w:val="24"/>
                         </w:rPr>
-                        <w:t xml:space="preserve">CN. </w:t>
-                      </w:r>
-                      <w:proofErr w:type="spellStart"/>
-                      <w:r>
-                        <w:rPr>
-                          <w:szCs w:val="24"/>
-                        </w:rPr>
                         <w:t>Lê</w:t>
                       </w:r>
                       <w:proofErr w:type="spellEnd"/>
+                      <w:proofErr w:type="gramEnd"/>
                       <w:r>
                         <w:rPr>
                           <w:szCs w:val="24"/>
@@ -5042,6 +5003,27 @@
                         <w:t>Khang</w:t>
                       </w:r>
                       <w:proofErr w:type="spellEnd"/>
+                      <w:r>
+                        <w:rPr>
+                          <w:szCs w:val="24"/>
+                        </w:rPr>
+                        <w:t>(</w:t>
+                      </w:r>
+                      <w:proofErr w:type="gramStart"/>
+                      <w:r>
+                        <w:rPr>
+                          <w:i/>
+                          <w:szCs w:val="24"/>
+                        </w:rPr>
+                        <w:t>NV.QLKT</w:t>
+                      </w:r>
+                      <w:proofErr w:type="gramEnd"/>
+                      <w:r>
+                        <w:rPr>
+                          <w:szCs w:val="24"/>
+                        </w:rPr>
+                        <w:t>)</w:t>
+                      </w:r>
                     </w:p>
                     <w:p>
                       <w:pPr>
@@ -5053,20 +5035,28 @@
                         <w:rPr>
                           <w:szCs w:val="24"/>
                         </w:rPr>
-                        <w:t>-</w:t>
-                      </w:r>
+                        <w:t xml:space="preserve">CN. </w:t>
+                      </w:r>
+                      <w:proofErr w:type="spellStart"/>
                       <w:r>
                         <w:rPr>
                           <w:szCs w:val="24"/>
                         </w:rPr>
-                        <w:t xml:space="preserve">CN. </w:t>
+                        <w:t>Bùi</w:t>
+                      </w:r>
+                      <w:proofErr w:type="spellEnd"/>
+                      <w:r>
+                        <w:rPr>
+                          <w:szCs w:val="24"/>
+                        </w:rPr>
+                        <w:t xml:space="preserve"> </w:t>
                       </w:r>
                       <w:proofErr w:type="spellStart"/>
                       <w:r>
                         <w:rPr>
                           <w:szCs w:val="24"/>
                         </w:rPr>
-                        <w:t>Bùi</w:t>
+                        <w:t>Thị</w:t>
                       </w:r>
                       <w:proofErr w:type="spellEnd"/>
                       <w:r>
@@ -5080,7 +5070,7 @@
                         <w:rPr>
                           <w:szCs w:val="24"/>
                         </w:rPr>
-                        <w:t>Thị</w:t>
+                        <w:t>Tiến</w:t>
                       </w:r>
                       <w:proofErr w:type="spellEnd"/>
                       <w:r>
@@ -5094,7 +5084,13 @@
                         <w:rPr>
                           <w:szCs w:val="24"/>
                         </w:rPr>
-                        <w:t>Tiến</w:t>
+                        <w:t>Phướ</w:t>
+                      </w:r>
+                      <w:r>
+                        <w:rPr>
+                          <w:szCs w:val="24"/>
+                        </w:rPr>
+                        <w:t>c</w:t>
                       </w:r>
                       <w:proofErr w:type="spellEnd"/>
                       <w:r>
@@ -5102,20 +5098,6 @@
                           <w:szCs w:val="24"/>
                         </w:rPr>
                         <w:t xml:space="preserve"> </w:t>
-                      </w:r>
-                      <w:proofErr w:type="spellStart"/>
-                      <w:r>
-                        <w:rPr>
-                          <w:szCs w:val="24"/>
-                        </w:rPr>
-                        <w:t>Phước</w:t>
-                      </w:r>
-                      <w:proofErr w:type="spellEnd"/>
-                      <w:r>
-                        <w:rPr>
-                          <w:szCs w:val="24"/>
-                        </w:rPr>
-                        <w:t xml:space="preserve"> (1)</w:t>
                       </w:r>
                     </w:p>
                     <w:p>
@@ -5182,16 +5164,16 @@
         <mc:AlternateContent>
           <mc:Choice Requires="wps">
             <w:drawing>
-              <wp:anchor distT="0" distB="0" distL="114300" distR="114300" simplePos="0" relativeHeight="251666432" behindDoc="0" locked="0" layoutInCell="1" allowOverlap="1" wp14:anchorId="68A330C8" wp14:editId="01CB3F73">
+              <wp:anchor distT="0" distB="0" distL="114300" distR="114300" simplePos="0" relativeHeight="251666432" behindDoc="0" locked="0" layoutInCell="1" allowOverlap="1" wp14:anchorId="68A330C8" wp14:editId="0ED0BDC4">
                 <wp:simplePos x="0" y="0"/>
                 <wp:positionH relativeFrom="column">
-                  <wp:posOffset>-851535</wp:posOffset>
+                  <wp:posOffset>308610</wp:posOffset>
                 </wp:positionH>
                 <wp:positionV relativeFrom="paragraph">
-                  <wp:posOffset>259080</wp:posOffset>
+                  <wp:posOffset>6350</wp:posOffset>
                 </wp:positionV>
-                <wp:extent cx="1828800" cy="1733550"/>
-                <wp:effectExtent l="0" t="0" r="19050" b="19050"/>
+                <wp:extent cx="2219325" cy="990600"/>
+                <wp:effectExtent l="0" t="0" r="28575" b="19050"/>
                 <wp:wrapNone/>
                 <wp:docPr id="9" name="Rectangle 9"/>
                 <wp:cNvGraphicFramePr>
@@ -5206,7 +5188,7 @@
                       <wps:spPr>
                         <a:xfrm>
                           <a:off x="0" y="0"/>
-                          <a:ext cx="1828800" cy="1733550"/>
+                          <a:ext cx="2219325" cy="990600"/>
                         </a:xfrm>
                         <a:prstGeom prst="rect">
                           <a:avLst/>
@@ -5235,164 +5217,15 @@
                                 <w:b/>
                                 <w:sz w:val="26"/>
                                 <w:szCs w:val="26"/>
-                                <w:u w:val="single"/>
                               </w:rPr>
                             </w:pPr>
-                            <w:proofErr w:type="spellStart"/>
                             <w:r>
                               <w:rPr>
                                 <w:b/>
                                 <w:sz w:val="26"/>
                                 <w:szCs w:val="26"/>
-                                <w:u w:val="single"/>
-                              </w:rPr>
-                              <w:t>Bộ</w:t>
-                            </w:r>
-                            <w:proofErr w:type="spellEnd"/>
-                            <w:r>
-                              <w:rPr>
-                                <w:b/>
-                                <w:sz w:val="26"/>
-                                <w:szCs w:val="26"/>
-                                <w:u w:val="single"/>
-                              </w:rPr>
-                              <w:t xml:space="preserve"> </w:t>
-                            </w:r>
-                            <w:proofErr w:type="spellStart"/>
-                            <w:r>
-                              <w:rPr>
-                                <w:b/>
-                                <w:sz w:val="26"/>
-                                <w:szCs w:val="26"/>
-                                <w:u w:val="single"/>
-                              </w:rPr>
-                              <w:t>phận</w:t>
-                            </w:r>
-                            <w:proofErr w:type="spellEnd"/>
-                            <w:r>
-                              <w:rPr>
-                                <w:b/>
-                                <w:sz w:val="26"/>
-                                <w:szCs w:val="26"/>
-                                <w:u w:val="single"/>
-                              </w:rPr>
-                              <w:t xml:space="preserve"> in </w:t>
-                            </w:r>
-                            <w:proofErr w:type="spellStart"/>
-                            <w:r>
-                              <w:rPr>
-                                <w:b/>
-                                <w:sz w:val="26"/>
-                                <w:szCs w:val="26"/>
-                                <w:u w:val="single"/>
-                              </w:rPr>
-                              <w:t>kết</w:t>
-                            </w:r>
-                            <w:proofErr w:type="spellEnd"/>
-                            <w:r>
-                              <w:rPr>
-                                <w:b/>
-                                <w:sz w:val="26"/>
-                                <w:szCs w:val="26"/>
-                                <w:u w:val="single"/>
-                              </w:rPr>
-                              <w:t xml:space="preserve"> </w:t>
-                            </w:r>
-                            <w:proofErr w:type="spellStart"/>
-                            <w:r>
-                              <w:rPr>
-                                <w:b/>
-                                <w:sz w:val="26"/>
-                                <w:szCs w:val="26"/>
-                                <w:u w:val="single"/>
-                              </w:rPr>
-                              <w:t>quả</w:t>
-                            </w:r>
-                            <w:proofErr w:type="spellEnd"/>
-                          </w:p>
-                          <w:p>
-                            <w:pPr>
-                              <w:jc w:val="center"/>
-                              <w:rPr>
-                                <w:sz w:val="26"/>
-                                <w:szCs w:val="26"/>
-                              </w:rPr>
-                            </w:pPr>
-                          </w:p>
-                          <w:p>
-                            <w:pPr>
-                              <w:rPr>
-                                <w:szCs w:val="24"/>
-                              </w:rPr>
-                            </w:pPr>
-                            <w:r>
-                              <w:rPr>
-                                <w:sz w:val="26"/>
-                                <w:szCs w:val="26"/>
-                              </w:rPr>
-                              <w:t>-</w:t>
-                            </w:r>
-                            <w:r>
-                              <w:rPr>
-                                <w:szCs w:val="24"/>
-                              </w:rPr>
-                              <w:t xml:space="preserve">CN. </w:t>
-                            </w:r>
-                            <w:proofErr w:type="spellStart"/>
-                            <w:r>
-                              <w:rPr>
-                                <w:szCs w:val="24"/>
-                              </w:rPr>
-                              <w:t>Bùi</w:t>
-                            </w:r>
-                            <w:proofErr w:type="spellEnd"/>
-                            <w:r>
-                              <w:rPr>
-                                <w:szCs w:val="24"/>
-                              </w:rPr>
-                              <w:t xml:space="preserve"> </w:t>
-                            </w:r>
-                            <w:proofErr w:type="spellStart"/>
-                            <w:r>
-                              <w:rPr>
-                                <w:szCs w:val="24"/>
-                              </w:rPr>
-                              <w:t>Thị</w:t>
-                            </w:r>
-                            <w:proofErr w:type="spellEnd"/>
-                            <w:r>
-                              <w:rPr>
-                                <w:szCs w:val="24"/>
-                              </w:rPr>
-                              <w:t xml:space="preserve"> </w:t>
-                            </w:r>
-                            <w:proofErr w:type="spellStart"/>
-                            <w:r>
-                              <w:rPr>
-                                <w:szCs w:val="24"/>
-                              </w:rPr>
-                              <w:t>Tiến</w:t>
-                            </w:r>
-                            <w:proofErr w:type="spellEnd"/>
-                            <w:r>
-                              <w:rPr>
-                                <w:szCs w:val="24"/>
-                              </w:rPr>
-                              <w:t xml:space="preserve"> </w:t>
-                            </w:r>
-                            <w:proofErr w:type="spellStart"/>
-                            <w:r>
-                              <w:rPr>
-                                <w:szCs w:val="24"/>
-                              </w:rPr>
-                              <w:t>Phước</w:t>
-                            </w:r>
-                            <w:proofErr w:type="spellEnd"/>
-                            <w:r>
-                              <w:rPr>
-                                <w:szCs w:val="24"/>
-                              </w:rPr>
-                              <w:t xml:space="preserve"> (1)</w:t>
+                              </w:rPr>
+                              <w:t>Xem xét/Duyệt kết quả</w:t>
                             </w:r>
                           </w:p>
                           <w:p>
@@ -5405,55 +5238,7 @@
                               <w:rPr>
                                 <w:szCs w:val="24"/>
                               </w:rPr>
-                              <w:t>-</w:t>
-                            </w:r>
-                            <w:r>
-                              <w:rPr>
-                                <w:szCs w:val="24"/>
-                              </w:rPr>
-                              <w:t xml:space="preserve">CN. </w:t>
-                            </w:r>
-                            <w:proofErr w:type="spellStart"/>
-                            <w:r>
-                              <w:rPr>
-                                <w:szCs w:val="24"/>
-                              </w:rPr>
-                              <w:t>Nguyễn</w:t>
-                            </w:r>
-                            <w:proofErr w:type="spellEnd"/>
-                            <w:r>
-                              <w:rPr>
-                                <w:szCs w:val="24"/>
-                              </w:rPr>
-                              <w:t xml:space="preserve"> </w:t>
-                            </w:r>
-                            <w:proofErr w:type="spellStart"/>
-                            <w:r>
-                              <w:rPr>
-                                <w:szCs w:val="24"/>
-                              </w:rPr>
-                              <w:t>Thị</w:t>
-                            </w:r>
-                            <w:proofErr w:type="spellEnd"/>
-                            <w:r>
-                              <w:rPr>
-                                <w:szCs w:val="24"/>
-                              </w:rPr>
-                              <w:t xml:space="preserve"> </w:t>
-                            </w:r>
-                            <w:proofErr w:type="spellStart"/>
-                            <w:r>
-                              <w:rPr>
-                                <w:szCs w:val="24"/>
-                              </w:rPr>
-                              <w:t>Tú</w:t>
-                            </w:r>
-                            <w:proofErr w:type="spellEnd"/>
-                            <w:r>
-                              <w:rPr>
-                                <w:szCs w:val="24"/>
-                              </w:rPr>
-                              <w:t xml:space="preserve"> (1)</w:t>
+                              <w:t>CN. Bùi Thị Tiến Phước (1)</w:t>
                             </w:r>
                           </w:p>
                           <w:p>
@@ -5466,51 +5251,64 @@
                               <w:rPr>
                                 <w:szCs w:val="24"/>
                               </w:rPr>
-                              <w:t>-</w:t>
+                              <w:t>CN. Nguyễn Thị Tú (1)</w:t>
                             </w:r>
-                            <w:proofErr w:type="spellStart"/>
-                            <w:proofErr w:type="gramStart"/>
+                          </w:p>
+                          <w:p>
+                            <w:pPr>
+                              <w:rPr>
+                                <w:szCs w:val="24"/>
+                              </w:rPr>
+                            </w:pPr>
                             <w:r>
                               <w:rPr>
                                 <w:szCs w:val="24"/>
                               </w:rPr>
-                              <w:t>CN.Trần</w:t>
+                              <w:t>CN.Trần Thị Cẩm Ly (1)</w:t>
                             </w:r>
-                            <w:proofErr w:type="spellEnd"/>
-                            <w:proofErr w:type="gramEnd"/>
+                          </w:p>
+                          <w:p>
+                            <w:pPr>
+                              <w:rPr>
+                                <w:szCs w:val="24"/>
+                              </w:rPr>
+                            </w:pPr>
+                            <w:bookmarkStart w:id="0" w:name="_GoBack"/>
+                            <w:bookmarkEnd w:id="0"/>
                             <w:r>
                               <w:rPr>
-                                <w:szCs w:val="24"/>
-                              </w:rPr>
-                              <w:t xml:space="preserve"> </w:t>
+                                <w:sz w:val="22"/>
+                                <w:szCs w:val="22"/>
+                              </w:rPr>
+                              <w:t>CN.</w:t>
                             </w:r>
-                            <w:proofErr w:type="spellStart"/>
                             <w:r>
                               <w:rPr>
-                                <w:szCs w:val="24"/>
-                              </w:rPr>
-                              <w:t>Thị</w:t>
+                                <w:sz w:val="22"/>
+                                <w:szCs w:val="22"/>
+                              </w:rPr>
+                              <w:t>Nguyễ</w:t>
                             </w:r>
-                            <w:proofErr w:type="spellEnd"/>
                             <w:r>
                               <w:rPr>
-                                <w:szCs w:val="24"/>
-                              </w:rPr>
-                              <w:t xml:space="preserve"> </w:t>
+                                <w:sz w:val="22"/>
+                                <w:szCs w:val="22"/>
+                              </w:rPr>
+                              <w:t>n T.</w:t>
                             </w:r>
-                            <w:proofErr w:type="spellStart"/>
                             <w:r>
                               <w:rPr>
-                                <w:szCs w:val="24"/>
-                              </w:rPr>
-                              <w:t>Cẩm</w:t>
+                                <w:sz w:val="22"/>
+                                <w:szCs w:val="22"/>
+                              </w:rPr>
+                              <w:t>Ngọc Trâm</w:t>
                             </w:r>
-                            <w:proofErr w:type="spellEnd"/>
                             <w:r>
                               <w:rPr>
-                                <w:szCs w:val="24"/>
-                              </w:rPr>
-                              <w:t xml:space="preserve"> Ly (1)</w:t>
+                                <w:sz w:val="22"/>
+                                <w:szCs w:val="22"/>
+                              </w:rPr>
+                              <w:t xml:space="preserve"> (1)</w:t>
                             </w:r>
                           </w:p>
                           <w:p>
@@ -5575,7 +5373,7 @@
           </mc:Choice>
           <mc:Fallback>
             <w:pict>
-              <v:rect w14:anchorId="68A330C8" id="Rectangle 9" o:spid="_x0000_s1033" style="position:absolute;margin-left:-67.05pt;margin-top:20.4pt;width:2in;height:136.5pt;z-index:251666432;visibility:visible;mso-wrap-style:square;mso-width-percent:0;mso-height-percent:0;mso-wrap-distance-left:9pt;mso-wrap-distance-top:0;mso-wrap-distance-right:9pt;mso-wrap-distance-bottom:0;mso-position-horizontal:absolute;mso-position-horizontal-relative:text;mso-position-vertical:absolute;mso-position-vertical-relative:text;mso-width-percent:0;mso-height-percent:0;mso-width-relative:margin;mso-height-relative:margin;v-text-anchor:middle" o:gfxdata="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" fillcolor="white [3201]" strokecolor="black [3200]" strokeweight="2pt">
+              <v:rect w14:anchorId="68A330C8" id="Rectangle 9" o:spid="_x0000_s1034" style="position:absolute;margin-left:24.3pt;margin-top:.5pt;width:174.75pt;height:78pt;z-index:251666432;visibility:visible;mso-wrap-style:square;mso-width-percent:0;mso-height-percent:0;mso-wrap-distance-left:9pt;mso-wrap-distance-top:0;mso-wrap-distance-right:9pt;mso-wrap-distance-bottom:0;mso-position-horizontal:absolute;mso-position-horizontal-relative:text;mso-position-vertical:absolute;mso-position-vertical-relative:text;mso-width-percent:0;mso-height-percent:0;mso-width-relative:margin;mso-height-relative:margin;v-text-anchor:middle" o:gfxdata="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" fillcolor="white [3201]" strokecolor="black [3200]" strokeweight="2pt">
                 <v:path arrowok="t"/>
                 <v:textbox>
                   <w:txbxContent>
@@ -5586,89 +5384,29 @@
                           <w:b/>
                           <w:sz w:val="26"/>
                           <w:szCs w:val="26"/>
-                          <w:u w:val="single"/>
                         </w:rPr>
                       </w:pPr>
-                      <w:proofErr w:type="spellStart"/>
                       <w:r>
                         <w:rPr>
                           <w:b/>
                           <w:sz w:val="26"/>
                           <w:szCs w:val="26"/>
-                          <w:u w:val="single"/>
-                        </w:rPr>
-                        <w:t>Bộ</w:t>
-                      </w:r>
-                      <w:proofErr w:type="spellEnd"/>
-                      <w:r>
-                        <w:rPr>
-                          <w:b/>
-                          <w:sz w:val="26"/>
-                          <w:szCs w:val="26"/>
-                          <w:u w:val="single"/>
-                        </w:rPr>
-                        <w:t xml:space="preserve"> </w:t>
-                      </w:r>
-                      <w:proofErr w:type="spellStart"/>
-                      <w:r>
-                        <w:rPr>
-                          <w:b/>
-                          <w:sz w:val="26"/>
-                          <w:szCs w:val="26"/>
-                          <w:u w:val="single"/>
-                        </w:rPr>
-                        <w:t>phận</w:t>
-                      </w:r>
-                      <w:proofErr w:type="spellEnd"/>
-                      <w:r>
-                        <w:rPr>
-                          <w:b/>
-                          <w:sz w:val="26"/>
-                          <w:szCs w:val="26"/>
-                          <w:u w:val="single"/>
-                        </w:rPr>
-                        <w:t xml:space="preserve"> in </w:t>
-                      </w:r>
-                      <w:proofErr w:type="spellStart"/>
-                      <w:r>
-                        <w:rPr>
-                          <w:b/>
-                          <w:sz w:val="26"/>
-                          <w:szCs w:val="26"/>
-                          <w:u w:val="single"/>
-                        </w:rPr>
-                        <w:t>kết</w:t>
-                      </w:r>
-                      <w:proofErr w:type="spellEnd"/>
-                      <w:r>
-                        <w:rPr>
-                          <w:b/>
-                          <w:sz w:val="26"/>
-                          <w:szCs w:val="26"/>
-                          <w:u w:val="single"/>
-                        </w:rPr>
-                        <w:t xml:space="preserve"> </w:t>
-                      </w:r>
-                      <w:proofErr w:type="spellStart"/>
-                      <w:r>
-                        <w:rPr>
-                          <w:b/>
-                          <w:sz w:val="26"/>
-                          <w:szCs w:val="26"/>
-                          <w:u w:val="single"/>
-                        </w:rPr>
-                        <w:t>quả</w:t>
-                      </w:r>
-                      <w:proofErr w:type="spellEnd"/>
+                        </w:rPr>
+                        <w:t>Xem xét/Duyệt kết quả</w:t>
+                      </w:r>
                     </w:p>
                     <w:p>
                       <w:pPr>
-                        <w:jc w:val="center"/>
-                        <w:rPr>
-                          <w:sz w:val="26"/>
-                          <w:szCs w:val="26"/>
+                        <w:rPr>
+                          <w:szCs w:val="24"/>
                         </w:rPr>
                       </w:pPr>
+                      <w:r>
+                        <w:rPr>
+                          <w:szCs w:val="24"/>
+                        </w:rPr>
+                        <w:t>CN. Bùi Thị Tiến Phước (1)</w:t>
+                      </w:r>
                     </w:p>
                     <w:p>
                       <w:pPr>
@@ -5678,72 +5416,9 @@
                       </w:pPr>
                       <w:r>
                         <w:rPr>
-                          <w:sz w:val="26"/>
-                          <w:szCs w:val="26"/>
-                        </w:rPr>
-                        <w:t>-</w:t>
-                      </w:r>
-                      <w:r>
-                        <w:rPr>
                           <w:szCs w:val="24"/>
                         </w:rPr>
-                        <w:t xml:space="preserve">CN. </w:t>
-                      </w:r>
-                      <w:proofErr w:type="spellStart"/>
-                      <w:r>
-                        <w:rPr>
-                          <w:szCs w:val="24"/>
-                        </w:rPr>
-                        <w:t>Bùi</w:t>
-                      </w:r>
-                      <w:proofErr w:type="spellEnd"/>
-                      <w:r>
-                        <w:rPr>
-                          <w:szCs w:val="24"/>
-                        </w:rPr>
-                        <w:t xml:space="preserve"> </w:t>
-                      </w:r>
-                      <w:proofErr w:type="spellStart"/>
-                      <w:r>
-                        <w:rPr>
-                          <w:szCs w:val="24"/>
-                        </w:rPr>
-                        <w:t>Thị</w:t>
-                      </w:r>
-                      <w:proofErr w:type="spellEnd"/>
-                      <w:r>
-                        <w:rPr>
-                          <w:szCs w:val="24"/>
-                        </w:rPr>
-                        <w:t xml:space="preserve"> </w:t>
-                      </w:r>
-                      <w:proofErr w:type="spellStart"/>
-                      <w:r>
-                        <w:rPr>
-                          <w:szCs w:val="24"/>
-                        </w:rPr>
-                        <w:t>Tiến</w:t>
-                      </w:r>
-                      <w:proofErr w:type="spellEnd"/>
-                      <w:r>
-                        <w:rPr>
-                          <w:szCs w:val="24"/>
-                        </w:rPr>
-                        <w:t xml:space="preserve"> </w:t>
-                      </w:r>
-                      <w:proofErr w:type="spellStart"/>
-                      <w:r>
-                        <w:rPr>
-                          <w:szCs w:val="24"/>
-                        </w:rPr>
-                        <w:t>Phước</w:t>
-                      </w:r>
-                      <w:proofErr w:type="spellEnd"/>
-                      <w:r>
-                        <w:rPr>
-                          <w:szCs w:val="24"/>
-                        </w:rPr>
-                        <w:t xml:space="preserve"> (1)</w:t>
+                        <w:t>CN. Nguyễn Thị Tú (1)</w:t>
                       </w:r>
                     </w:p>
                     <w:p>
@@ -5756,55 +5431,7 @@
                         <w:rPr>
                           <w:szCs w:val="24"/>
                         </w:rPr>
-                        <w:t>-</w:t>
-                      </w:r>
-                      <w:r>
-                        <w:rPr>
-                          <w:szCs w:val="24"/>
-                        </w:rPr>
-                        <w:t xml:space="preserve">CN. </w:t>
-                      </w:r>
-                      <w:proofErr w:type="spellStart"/>
-                      <w:r>
-                        <w:rPr>
-                          <w:szCs w:val="24"/>
-                        </w:rPr>
-                        <w:t>Nguyễn</w:t>
-                      </w:r>
-                      <w:proofErr w:type="spellEnd"/>
-                      <w:r>
-                        <w:rPr>
-                          <w:szCs w:val="24"/>
-                        </w:rPr>
-                        <w:t xml:space="preserve"> </w:t>
-                      </w:r>
-                      <w:proofErr w:type="spellStart"/>
-                      <w:r>
-                        <w:rPr>
-                          <w:szCs w:val="24"/>
-                        </w:rPr>
-                        <w:t>Thị</w:t>
-                      </w:r>
-                      <w:proofErr w:type="spellEnd"/>
-                      <w:r>
-                        <w:rPr>
-                          <w:szCs w:val="24"/>
-                        </w:rPr>
-                        <w:t xml:space="preserve"> </w:t>
-                      </w:r>
-                      <w:proofErr w:type="spellStart"/>
-                      <w:r>
-                        <w:rPr>
-                          <w:szCs w:val="24"/>
-                        </w:rPr>
-                        <w:t>Tú</w:t>
-                      </w:r>
-                      <w:proofErr w:type="spellEnd"/>
-                      <w:r>
-                        <w:rPr>
-                          <w:szCs w:val="24"/>
-                        </w:rPr>
-                        <w:t xml:space="preserve"> (1)</w:t>
+                        <w:t>CN.Trần Thị Cẩm Ly (1)</w:t>
                       </w:r>
                     </w:p>
                     <w:p>
@@ -5813,55 +5440,42 @@
                           <w:szCs w:val="24"/>
                         </w:rPr>
                       </w:pPr>
-                      <w:r>
-                        <w:rPr>
-                          <w:szCs w:val="24"/>
-                        </w:rPr>
-                        <w:t>-</w:t>
-                      </w:r>
-                      <w:proofErr w:type="spellStart"/>
-                      <w:proofErr w:type="gramStart"/>
-                      <w:r>
-                        <w:rPr>
-                          <w:szCs w:val="24"/>
-                        </w:rPr>
-                        <w:t>CN.Trần</w:t>
-                      </w:r>
-                      <w:proofErr w:type="spellEnd"/>
-                      <w:proofErr w:type="gramEnd"/>
-                      <w:r>
-                        <w:rPr>
-                          <w:szCs w:val="24"/>
-                        </w:rPr>
-                        <w:t xml:space="preserve"> </w:t>
-                      </w:r>
-                      <w:proofErr w:type="spellStart"/>
-                      <w:r>
-                        <w:rPr>
-                          <w:szCs w:val="24"/>
-                        </w:rPr>
-                        <w:t>Thị</w:t>
-                      </w:r>
-                      <w:proofErr w:type="spellEnd"/>
-                      <w:r>
-                        <w:rPr>
-                          <w:szCs w:val="24"/>
-                        </w:rPr>
-                        <w:t xml:space="preserve"> </w:t>
-                      </w:r>
-                      <w:proofErr w:type="spellStart"/>
-                      <w:r>
-                        <w:rPr>
-                          <w:szCs w:val="24"/>
-                        </w:rPr>
-                        <w:t>Cẩm</w:t>
-                      </w:r>
-                      <w:proofErr w:type="spellEnd"/>
-                      <w:r>
-                        <w:rPr>
-                          <w:szCs w:val="24"/>
-                        </w:rPr>
-                        <w:t xml:space="preserve"> Ly (1)</w:t>
+                      <w:bookmarkStart w:id="1" w:name="_GoBack"/>
+                      <w:bookmarkEnd w:id="1"/>
+                      <w:r>
+                        <w:rPr>
+                          <w:sz w:val="22"/>
+                          <w:szCs w:val="22"/>
+                        </w:rPr>
+                        <w:t>CN.</w:t>
+                      </w:r>
+                      <w:r>
+                        <w:rPr>
+                          <w:sz w:val="22"/>
+                          <w:szCs w:val="22"/>
+                        </w:rPr>
+                        <w:t>Nguyễ</w:t>
+                      </w:r>
+                      <w:r>
+                        <w:rPr>
+                          <w:sz w:val="22"/>
+                          <w:szCs w:val="22"/>
+                        </w:rPr>
+                        <w:t>n T.</w:t>
+                      </w:r>
+                      <w:r>
+                        <w:rPr>
+                          <w:sz w:val="22"/>
+                          <w:szCs w:val="22"/>
+                        </w:rPr>
+                        <w:t>Ngọc Trâm</w:t>
+                      </w:r>
+                      <w:r>
+                        <w:rPr>
+                          <w:sz w:val="22"/>
+                          <w:szCs w:val="22"/>
+                        </w:rPr>
+                        <w:t xml:space="preserve"> (1)</w:t>
                       </w:r>
                     </w:p>
                     <w:p>
@@ -5911,9 +5525,38 @@
           </mc:Fallback>
         </mc:AlternateContent>
       </w:r>
+    </w:p>
+    <w:p>
+      <w:pPr>
+        <w:spacing w:line="360" w:lineRule="auto"/>
+        <w:rPr>
+          <w:sz w:val="26"/>
+          <w:szCs w:val="26"/>
+          <w:lang w:eastAsia="en-US" w:bidi="ar-SA"/>
+        </w:rPr>
+      </w:pPr>
+    </w:p>
+    <w:p>
+      <w:pPr>
+        <w:spacing w:line="360" w:lineRule="auto"/>
+        <w:rPr>
+          <w:sz w:val="26"/>
+          <w:szCs w:val="26"/>
+          <w:lang w:eastAsia="en-US" w:bidi="ar-SA"/>
+        </w:rPr>
+      </w:pPr>
+    </w:p>
+    <w:p>
+      <w:pPr>
+        <w:spacing w:line="360" w:lineRule="auto"/>
+        <w:rPr>
+          <w:sz w:val="26"/>
+          <w:szCs w:val="26"/>
+          <w:lang w:eastAsia="en-US" w:bidi="ar-SA"/>
+        </w:rPr>
+      </w:pPr>
       <w:r>
         <w:rPr>
-          <w:b/>
           <w:noProof/>
           <w:sz w:val="26"/>
           <w:szCs w:val="26"/>
@@ -5922,382 +5565,120 @@
         <mc:AlternateContent>
           <mc:Choice Requires="wps">
             <w:drawing>
-              <wp:anchor distT="0" distB="0" distL="114300" distR="114300" simplePos="0" relativeHeight="251664384" behindDoc="0" locked="0" layoutInCell="1" allowOverlap="1" wp14:anchorId="3FDC2764" wp14:editId="33DBAB64">
+              <wp:anchor distT="0" distB="0" distL="114300" distR="114300" simplePos="0" relativeHeight="251744256" behindDoc="0" locked="0" layoutInCell="1" allowOverlap="1" wp14:anchorId="38130D50" wp14:editId="47C64DD5">
                 <wp:simplePos x="0" y="0"/>
-                <wp:positionH relativeFrom="page">
-                  <wp:posOffset>5734050</wp:posOffset>
+                <wp:positionH relativeFrom="column">
+                  <wp:posOffset>2320290</wp:posOffset>
                 </wp:positionH>
                 <wp:positionV relativeFrom="paragraph">
-                  <wp:posOffset>259080</wp:posOffset>
+                  <wp:posOffset>260350</wp:posOffset>
                 </wp:positionV>
-                <wp:extent cx="1638300" cy="1752600"/>
-                <wp:effectExtent l="0" t="0" r="19050" b="19050"/>
+                <wp:extent cx="0" cy="257175"/>
+                <wp:effectExtent l="76200" t="0" r="57150" b="47625"/>
                 <wp:wrapNone/>
-                <wp:docPr id="7" name="Rectangle 7"/>
-                <wp:cNvGraphicFramePr>
-                  <a:graphicFrameLocks xmlns:a="http://schemas.openxmlformats.org/drawingml/2006/main"/>
-                </wp:cNvGraphicFramePr>
+                <wp:docPr id="47" name="Straight Arrow Connector 47"/>
+                <wp:cNvGraphicFramePr/>
                 <a:graphic xmlns:a="http://schemas.openxmlformats.org/drawingml/2006/main">
                   <a:graphicData uri="http://schemas.microsoft.com/office/word/2010/wordprocessingShape">
                     <wps:wsp>
-                      <wps:cNvSpPr>
-                        <a:spLocks/>
-                      </wps:cNvSpPr>
+                      <wps:cNvCnPr/>
                       <wps:spPr>
                         <a:xfrm>
                           <a:off x="0" y="0"/>
-                          <a:ext cx="1638300" cy="1752600"/>
+                          <a:ext cx="0" cy="257175"/>
                         </a:xfrm>
-                        <a:prstGeom prst="rect">
+                        <a:prstGeom prst="straightConnector1">
                           <a:avLst/>
                         </a:prstGeom>
+                        <a:ln>
+                          <a:tailEnd type="triangle"/>
+                        </a:ln>
                       </wps:spPr>
                       <wps:style>
-                        <a:lnRef idx="2">
-                          <a:schemeClr val="dk1"/>
+                        <a:lnRef idx="1">
+                          <a:schemeClr val="accent1"/>
                         </a:lnRef>
-                        <a:fillRef idx="1">
-                          <a:schemeClr val="lt1"/>
+                        <a:fillRef idx="0">
+                          <a:schemeClr val="accent1"/>
                         </a:fillRef>
                         <a:effectRef idx="0">
-                          <a:schemeClr val="dk1"/>
+                          <a:schemeClr val="accent1"/>
                         </a:effectRef>
                         <a:fontRef idx="minor">
-                          <a:schemeClr val="dk1"/>
+                          <a:schemeClr val="tx1"/>
                         </a:fontRef>
                       </wps:style>
-                      <wps:txbx>
-                        <w:txbxContent>
-                          <w:p>
-                            <w:pPr>
-                              <w:jc w:val="center"/>
-                              <w:rPr>
-                                <w:b/>
-                                <w:sz w:val="26"/>
-                                <w:szCs w:val="26"/>
-                                <w:u w:val="single"/>
-                              </w:rPr>
-                            </w:pPr>
-                            <w:proofErr w:type="spellStart"/>
-                            <w:r>
-                              <w:rPr>
-                                <w:b/>
-                                <w:sz w:val="26"/>
-                                <w:szCs w:val="26"/>
-                                <w:u w:val="single"/>
-                              </w:rPr>
-                              <w:t>Bộ</w:t>
-                            </w:r>
-                            <w:proofErr w:type="spellEnd"/>
-                            <w:r>
-                              <w:rPr>
-                                <w:b/>
-                                <w:sz w:val="26"/>
-                                <w:szCs w:val="26"/>
-                                <w:u w:val="single"/>
-                              </w:rPr>
-                              <w:t xml:space="preserve"> </w:t>
-                            </w:r>
-                            <w:proofErr w:type="spellStart"/>
-                            <w:r>
-                              <w:rPr>
-                                <w:b/>
-                                <w:sz w:val="26"/>
-                                <w:szCs w:val="26"/>
-                                <w:u w:val="single"/>
-                              </w:rPr>
-                              <w:t>phận</w:t>
-                            </w:r>
-                            <w:proofErr w:type="spellEnd"/>
-                            <w:r>
-                              <w:rPr>
-                                <w:b/>
-                                <w:sz w:val="26"/>
-                                <w:szCs w:val="26"/>
-                                <w:u w:val="single"/>
-                              </w:rPr>
-                              <w:t xml:space="preserve"> </w:t>
-                            </w:r>
-                            <w:proofErr w:type="spellStart"/>
-                            <w:r>
-                              <w:rPr>
-                                <w:b/>
-                                <w:sz w:val="26"/>
-                                <w:szCs w:val="26"/>
-                                <w:u w:val="single"/>
-                              </w:rPr>
-                              <w:t>Nuôi</w:t>
-                            </w:r>
-                            <w:proofErr w:type="spellEnd"/>
-                            <w:r>
-                              <w:rPr>
-                                <w:b/>
-                                <w:sz w:val="26"/>
-                                <w:szCs w:val="26"/>
-                                <w:u w:val="single"/>
-                              </w:rPr>
-                              <w:t xml:space="preserve"> </w:t>
-                            </w:r>
-                            <w:proofErr w:type="spellStart"/>
-                            <w:r>
-                              <w:rPr>
-                                <w:b/>
-                                <w:sz w:val="26"/>
-                                <w:szCs w:val="26"/>
-                                <w:u w:val="single"/>
-                              </w:rPr>
-                              <w:t>cấy</w:t>
-                            </w:r>
-                            <w:proofErr w:type="spellEnd"/>
-                          </w:p>
-                          <w:p>
-                            <w:pPr>
-                              <w:jc w:val="center"/>
-                              <w:rPr>
-                                <w:sz w:val="26"/>
-                                <w:szCs w:val="26"/>
-                              </w:rPr>
-                            </w:pPr>
-                          </w:p>
-                          <w:p>
-                            <w:pPr>
-                              <w:rPr>
-                                <w:szCs w:val="24"/>
-                              </w:rPr>
-                            </w:pPr>
-                            <w:r>
-                              <w:rPr>
-                                <w:sz w:val="26"/>
-                                <w:szCs w:val="26"/>
-                              </w:rPr>
-                              <w:t>-</w:t>
-                            </w:r>
-                            <w:r>
-                              <w:rPr>
-                                <w:szCs w:val="24"/>
-                              </w:rPr>
-                              <w:t xml:space="preserve">CN. </w:t>
-                            </w:r>
-                            <w:proofErr w:type="spellStart"/>
-                            <w:r>
-                              <w:rPr>
-                                <w:szCs w:val="24"/>
-                              </w:rPr>
-                              <w:t>Nguyễn</w:t>
-                            </w:r>
-                            <w:proofErr w:type="spellEnd"/>
-                            <w:r>
-                              <w:rPr>
-                                <w:szCs w:val="24"/>
-                              </w:rPr>
-                              <w:t xml:space="preserve"> T. </w:t>
-                            </w:r>
-                            <w:proofErr w:type="spellStart"/>
-                            <w:r>
-                              <w:rPr>
-                                <w:szCs w:val="24"/>
-                              </w:rPr>
-                              <w:t>Ngọc</w:t>
-                            </w:r>
-                            <w:proofErr w:type="spellEnd"/>
-                            <w:r>
-                              <w:rPr>
-                                <w:szCs w:val="24"/>
-                              </w:rPr>
-                              <w:t xml:space="preserve"> </w:t>
-                            </w:r>
-                            <w:proofErr w:type="spellStart"/>
-                            <w:r>
-                              <w:rPr>
-                                <w:szCs w:val="24"/>
-                              </w:rPr>
-                              <w:t>Trâm</w:t>
-                            </w:r>
-                            <w:proofErr w:type="spellEnd"/>
-                          </w:p>
-                          <w:p>
-                            <w:pPr>
-                              <w:rPr>
-                                <w:szCs w:val="24"/>
-                              </w:rPr>
-                            </w:pPr>
-                            <w:r>
-                              <w:rPr>
-                                <w:szCs w:val="24"/>
-                              </w:rPr>
-                              <w:t>-</w:t>
-                            </w:r>
-                            <w:r>
-                              <w:rPr>
-                                <w:szCs w:val="24"/>
-                              </w:rPr>
-                              <w:t xml:space="preserve">CN. </w:t>
-                            </w:r>
-                            <w:proofErr w:type="spellStart"/>
-                            <w:r>
-                              <w:rPr>
-                                <w:szCs w:val="24"/>
-                              </w:rPr>
-                              <w:t>Trần</w:t>
-                            </w:r>
-                            <w:proofErr w:type="spellEnd"/>
-                            <w:r>
-                              <w:rPr>
-                                <w:szCs w:val="24"/>
-                              </w:rPr>
-                              <w:t xml:space="preserve"> </w:t>
-                            </w:r>
-                            <w:proofErr w:type="spellStart"/>
-                            <w:r>
-                              <w:rPr>
-                                <w:szCs w:val="24"/>
-                              </w:rPr>
-                              <w:t>Thị</w:t>
-                            </w:r>
-                            <w:proofErr w:type="spellEnd"/>
-                            <w:r>
-                              <w:rPr>
-                                <w:szCs w:val="24"/>
-                              </w:rPr>
-                              <w:t xml:space="preserve"> </w:t>
-                            </w:r>
-                            <w:proofErr w:type="spellStart"/>
-                            <w:r>
-                              <w:rPr>
-                                <w:szCs w:val="24"/>
-                              </w:rPr>
-                              <w:t>Cẩm</w:t>
-                            </w:r>
-                            <w:proofErr w:type="spellEnd"/>
-                            <w:r>
-                              <w:rPr>
-                                <w:szCs w:val="24"/>
-                              </w:rPr>
-                              <w:t xml:space="preserve"> Ly</w:t>
-                            </w:r>
-                          </w:p>
-                          <w:p>
-                            <w:pPr>
-                              <w:rPr>
-                                <w:szCs w:val="24"/>
-                              </w:rPr>
-                            </w:pPr>
-                            <w:r>
-                              <w:rPr>
-                                <w:szCs w:val="24"/>
-                              </w:rPr>
-                              <w:t>-</w:t>
-                            </w:r>
-                            <w:r>
-                              <w:rPr>
-                                <w:szCs w:val="24"/>
-                              </w:rPr>
-                              <w:t xml:space="preserve">CN. </w:t>
-                            </w:r>
-                            <w:proofErr w:type="spellStart"/>
-                            <w:r>
-                              <w:rPr>
-                                <w:szCs w:val="24"/>
-                              </w:rPr>
-                              <w:t>Nguyễn</w:t>
-                            </w:r>
-                            <w:proofErr w:type="spellEnd"/>
-                            <w:r>
-                              <w:rPr>
-                                <w:szCs w:val="24"/>
-                              </w:rPr>
-                              <w:t xml:space="preserve"> </w:t>
-                            </w:r>
-                            <w:proofErr w:type="spellStart"/>
-                            <w:r>
-                              <w:rPr>
-                                <w:szCs w:val="24"/>
-                              </w:rPr>
-                              <w:t>Thị</w:t>
-                            </w:r>
-                            <w:proofErr w:type="spellEnd"/>
-                            <w:r>
-                              <w:rPr>
-                                <w:szCs w:val="24"/>
-                              </w:rPr>
-                              <w:t xml:space="preserve"> </w:t>
-                            </w:r>
-                            <w:proofErr w:type="spellStart"/>
-                            <w:r>
-                              <w:rPr>
-                                <w:szCs w:val="24"/>
-                              </w:rPr>
-                              <w:t>Tú</w:t>
-                            </w:r>
-                            <w:proofErr w:type="spellEnd"/>
-                            <w:r>
-                              <w:rPr>
-                                <w:szCs w:val="24"/>
-                              </w:rPr>
-                              <w:t xml:space="preserve"> (1)</w:t>
-                            </w:r>
-                          </w:p>
-                          <w:p>
-                            <w:pPr>
-                              <w:jc w:val="center"/>
-                              <w:rPr>
-                                <w:szCs w:val="24"/>
-                              </w:rPr>
-                            </w:pPr>
-                          </w:p>
-                          <w:p>
-                            <w:pPr>
-                              <w:jc w:val="center"/>
-                              <w:rPr>
-                                <w:sz w:val="26"/>
-                                <w:szCs w:val="26"/>
-                              </w:rPr>
-                            </w:pPr>
-                          </w:p>
-                          <w:p>
-                            <w:pPr>
-                              <w:jc w:val="center"/>
-                              <w:rPr>
-                                <w:sz w:val="22"/>
-                                <w:szCs w:val="22"/>
-                              </w:rPr>
-                            </w:pPr>
-                          </w:p>
-                          <w:p>
-                            <w:pPr>
-                              <w:jc w:val="center"/>
-                              <w:rPr>
-                                <w:sz w:val="22"/>
-                                <w:szCs w:val="22"/>
-                              </w:rPr>
-                            </w:pPr>
-                          </w:p>
-                          <w:p>
-                            <w:pPr>
-                              <w:jc w:val="center"/>
-                              <w:rPr>
-                                <w:sz w:val="22"/>
-                                <w:szCs w:val="22"/>
-                              </w:rPr>
-                            </w:pPr>
-                          </w:p>
-                          <w:p>
-                            <w:pPr>
-                              <w:jc w:val="center"/>
-                              <w:rPr>
-                                <w:sz w:val="22"/>
-                                <w:szCs w:val="22"/>
-                              </w:rPr>
-                            </w:pPr>
-                          </w:p>
-                        </w:txbxContent>
-                      </wps:txbx>
-                      <wps:bodyPr rot="0" spcFirstLastPara="0" vertOverflow="overflow" horzOverflow="overflow" vert="horz" wrap="square" lIns="91440" tIns="45720" rIns="91440" bIns="45720" numCol="1" spcCol="0" rtlCol="0" fromWordArt="0" anchor="ctr" anchorCtr="0" forceAA="0" compatLnSpc="1">
-                        <a:prstTxWarp prst="textNoShape">
+                      <wps:bodyPr/>
+                    </wps:wsp>
+                  </a:graphicData>
+                </a:graphic>
+              </wp:anchor>
+            </w:drawing>
+          </mc:Choice>
+          <mc:Fallback>
+            <w:pict>
+              <v:shape w14:anchorId="381DCEC6" id="Straight Arrow Connector 47" o:spid="_x0000_s1026" type="#_x0000_t32" style="position:absolute;margin-left:182.7pt;margin-top:20.5pt;width:0;height:20.25pt;z-index:251744256;visibility:visible;mso-wrap-style:square;mso-wrap-distance-left:9pt;mso-wrap-distance-top:0;mso-wrap-distance-right:9pt;mso-wrap-distance-bottom:0;mso-position-horizontal:absolute;mso-position-horizontal-relative:text;mso-position-vertical:absolute;mso-position-vertical-relative:text" o:gfxdata="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" strokecolor="#4579b8 [3044]">
+                <v:stroke endarrow="block"/>
+              </v:shape>
+            </w:pict>
+          </mc:Fallback>
+        </mc:AlternateContent>
+      </w:r>
+      <w:r>
+        <w:rPr>
+          <w:noProof/>
+          <w:sz w:val="26"/>
+          <w:szCs w:val="26"/>
+          <w:lang w:eastAsia="en-US" w:bidi="ar-SA"/>
+        </w:rPr>
+        <mc:AlternateContent>
+          <mc:Choice Requires="wps">
+            <w:drawing>
+              <wp:anchor distT="0" distB="0" distL="114300" distR="114300" simplePos="0" relativeHeight="251742208" behindDoc="0" locked="0" layoutInCell="1" allowOverlap="1" wp14:anchorId="4F829EFF" wp14:editId="492CD6D4">
+                <wp:simplePos x="0" y="0"/>
+                <wp:positionH relativeFrom="column">
+                  <wp:posOffset>3143250</wp:posOffset>
+                </wp:positionH>
+                <wp:positionV relativeFrom="paragraph">
+                  <wp:posOffset>201295</wp:posOffset>
+                </wp:positionV>
+                <wp:extent cx="0" cy="287655"/>
+                <wp:effectExtent l="76200" t="38100" r="57150" b="17145"/>
+                <wp:wrapNone/>
+                <wp:docPr id="46" name="Straight Arrow Connector 1"/>
+                <wp:cNvGraphicFramePr/>
+                <a:graphic xmlns:a="http://schemas.openxmlformats.org/drawingml/2006/main">
+                  <a:graphicData uri="http://schemas.microsoft.com/office/word/2010/wordprocessingShape">
+                    <wps:wsp>
+                      <wps:cNvCnPr/>
+                      <wps:spPr>
+                        <a:xfrm flipV="1">
+                          <a:off x="0" y="0"/>
+                          <a:ext cx="0" cy="287655"/>
+                        </a:xfrm>
+                        <a:prstGeom prst="straightConnector1">
                           <a:avLst/>
-                        </a:prstTxWarp>
-                        <a:noAutofit/>
-                      </wps:bodyPr>
+                        </a:prstGeom>
+                        <a:ln>
+                          <a:prstDash val="dash"/>
+                          <a:tailEnd type="triangle"/>
+                        </a:ln>
+                      </wps:spPr>
+                      <wps:style>
+                        <a:lnRef idx="1">
+                          <a:schemeClr val="accent1"/>
+                        </a:lnRef>
+                        <a:fillRef idx="0">
+                          <a:schemeClr val="accent1"/>
+                        </a:fillRef>
+                        <a:effectRef idx="0">
+                          <a:schemeClr val="accent1"/>
+                        </a:effectRef>
+                        <a:fontRef idx="minor">
+                          <a:schemeClr val="tx1"/>
+                        </a:fontRef>
+                      </wps:style>
+                      <wps:bodyPr/>
                     </wps:wsp>
                   </a:graphicData>
                 </a:graphic>
@@ -6312,336 +5693,9 @@
           </mc:Choice>
           <mc:Fallback>
             <w:pict>
-              <v:rect w14:anchorId="3FDC2764" id="Rectangle 7" o:spid="_x0000_s1034" style="position:absolute;margin-left:451.5pt;margin-top:20.4pt;width:129pt;height:138pt;z-index:251664384;visibility:visible;mso-wrap-style:square;mso-width-percent:0;mso-height-percent:0;mso-wrap-distance-left:9pt;mso-wrap-distance-top:0;mso-wrap-distance-right:9pt;mso-wrap-distance-bottom:0;mso-position-horizontal:absolute;mso-position-horizontal-relative:page;mso-position-vertical:absolute;mso-position-vertical-relative:text;mso-width-percent:0;mso-height-percent:0;mso-width-relative:margin;mso-height-relative:margin;v-text-anchor:middle" o:gfxdata="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" fillcolor="white [3201]" strokecolor="black [3200]" strokeweight="2pt">
-                <v:path arrowok="t"/>
-                <v:textbox>
-                  <w:txbxContent>
-                    <w:p>
-                      <w:pPr>
-                        <w:jc w:val="center"/>
-                        <w:rPr>
-                          <w:b/>
-                          <w:sz w:val="26"/>
-                          <w:szCs w:val="26"/>
-                          <w:u w:val="single"/>
-                        </w:rPr>
-                      </w:pPr>
-                      <w:proofErr w:type="spellStart"/>
-                      <w:r>
-                        <w:rPr>
-                          <w:b/>
-                          <w:sz w:val="26"/>
-                          <w:szCs w:val="26"/>
-                          <w:u w:val="single"/>
-                        </w:rPr>
-                        <w:t>Bộ</w:t>
-                      </w:r>
-                      <w:proofErr w:type="spellEnd"/>
-                      <w:r>
-                        <w:rPr>
-                          <w:b/>
-                          <w:sz w:val="26"/>
-                          <w:szCs w:val="26"/>
-                          <w:u w:val="single"/>
-                        </w:rPr>
-                        <w:t xml:space="preserve"> </w:t>
-                      </w:r>
-                      <w:proofErr w:type="spellStart"/>
-                      <w:r>
-                        <w:rPr>
-                          <w:b/>
-                          <w:sz w:val="26"/>
-                          <w:szCs w:val="26"/>
-                          <w:u w:val="single"/>
-                        </w:rPr>
-                        <w:t>phận</w:t>
-                      </w:r>
-                      <w:proofErr w:type="spellEnd"/>
-                      <w:r>
-                        <w:rPr>
-                          <w:b/>
-                          <w:sz w:val="26"/>
-                          <w:szCs w:val="26"/>
-                          <w:u w:val="single"/>
-                        </w:rPr>
-                        <w:t xml:space="preserve"> </w:t>
-                      </w:r>
-                      <w:proofErr w:type="spellStart"/>
-                      <w:r>
-                        <w:rPr>
-                          <w:b/>
-                          <w:sz w:val="26"/>
-                          <w:szCs w:val="26"/>
-                          <w:u w:val="single"/>
-                        </w:rPr>
-                        <w:t>Nuôi</w:t>
-                      </w:r>
-                      <w:proofErr w:type="spellEnd"/>
-                      <w:r>
-                        <w:rPr>
-                          <w:b/>
-                          <w:sz w:val="26"/>
-                          <w:szCs w:val="26"/>
-                          <w:u w:val="single"/>
-                        </w:rPr>
-                        <w:t xml:space="preserve"> </w:t>
-                      </w:r>
-                      <w:proofErr w:type="spellStart"/>
-                      <w:r>
-                        <w:rPr>
-                          <w:b/>
-                          <w:sz w:val="26"/>
-                          <w:szCs w:val="26"/>
-                          <w:u w:val="single"/>
-                        </w:rPr>
-                        <w:t>cấy</w:t>
-                      </w:r>
-                      <w:proofErr w:type="spellEnd"/>
-                    </w:p>
-                    <w:p>
-                      <w:pPr>
-                        <w:jc w:val="center"/>
-                        <w:rPr>
-                          <w:sz w:val="26"/>
-                          <w:szCs w:val="26"/>
-                        </w:rPr>
-                      </w:pPr>
-                    </w:p>
-                    <w:p>
-                      <w:pPr>
-                        <w:rPr>
-                          <w:szCs w:val="24"/>
-                        </w:rPr>
-                      </w:pPr>
-                      <w:r>
-                        <w:rPr>
-                          <w:sz w:val="26"/>
-                          <w:szCs w:val="26"/>
-                        </w:rPr>
-                        <w:t>-</w:t>
-                      </w:r>
-                      <w:r>
-                        <w:rPr>
-                          <w:szCs w:val="24"/>
-                        </w:rPr>
-                        <w:t xml:space="preserve">CN. </w:t>
-                      </w:r>
-                      <w:proofErr w:type="spellStart"/>
-                      <w:r>
-                        <w:rPr>
-                          <w:szCs w:val="24"/>
-                        </w:rPr>
-                        <w:t>Nguyễn</w:t>
-                      </w:r>
-                      <w:proofErr w:type="spellEnd"/>
-                      <w:r>
-                        <w:rPr>
-                          <w:szCs w:val="24"/>
-                        </w:rPr>
-                        <w:t xml:space="preserve"> T. </w:t>
-                      </w:r>
-                      <w:proofErr w:type="spellStart"/>
-                      <w:r>
-                        <w:rPr>
-                          <w:szCs w:val="24"/>
-                        </w:rPr>
-                        <w:t>Ngọc</w:t>
-                      </w:r>
-                      <w:proofErr w:type="spellEnd"/>
-                      <w:r>
-                        <w:rPr>
-                          <w:szCs w:val="24"/>
-                        </w:rPr>
-                        <w:t xml:space="preserve"> </w:t>
-                      </w:r>
-                      <w:proofErr w:type="spellStart"/>
-                      <w:r>
-                        <w:rPr>
-                          <w:szCs w:val="24"/>
-                        </w:rPr>
-                        <w:t>Trâm</w:t>
-                      </w:r>
-                      <w:proofErr w:type="spellEnd"/>
-                    </w:p>
-                    <w:p>
-                      <w:pPr>
-                        <w:rPr>
-                          <w:szCs w:val="24"/>
-                        </w:rPr>
-                      </w:pPr>
-                      <w:r>
-                        <w:rPr>
-                          <w:szCs w:val="24"/>
-                        </w:rPr>
-                        <w:t>-</w:t>
-                      </w:r>
-                      <w:r>
-                        <w:rPr>
-                          <w:szCs w:val="24"/>
-                        </w:rPr>
-                        <w:t xml:space="preserve">CN. </w:t>
-                      </w:r>
-                      <w:proofErr w:type="spellStart"/>
-                      <w:r>
-                        <w:rPr>
-                          <w:szCs w:val="24"/>
-                        </w:rPr>
-                        <w:t>Trần</w:t>
-                      </w:r>
-                      <w:proofErr w:type="spellEnd"/>
-                      <w:r>
-                        <w:rPr>
-                          <w:szCs w:val="24"/>
-                        </w:rPr>
-                        <w:t xml:space="preserve"> </w:t>
-                      </w:r>
-                      <w:proofErr w:type="spellStart"/>
-                      <w:r>
-                        <w:rPr>
-                          <w:szCs w:val="24"/>
-                        </w:rPr>
-                        <w:t>Thị</w:t>
-                      </w:r>
-                      <w:proofErr w:type="spellEnd"/>
-                      <w:r>
-                        <w:rPr>
-                          <w:szCs w:val="24"/>
-                        </w:rPr>
-                        <w:t xml:space="preserve"> </w:t>
-                      </w:r>
-                      <w:proofErr w:type="spellStart"/>
-                      <w:r>
-                        <w:rPr>
-                          <w:szCs w:val="24"/>
-                        </w:rPr>
-                        <w:t>Cẩm</w:t>
-                      </w:r>
-                      <w:proofErr w:type="spellEnd"/>
-                      <w:r>
-                        <w:rPr>
-                          <w:szCs w:val="24"/>
-                        </w:rPr>
-                        <w:t xml:space="preserve"> Ly</w:t>
-                      </w:r>
-                    </w:p>
-                    <w:p>
-                      <w:pPr>
-                        <w:rPr>
-                          <w:szCs w:val="24"/>
-                        </w:rPr>
-                      </w:pPr>
-                      <w:r>
-                        <w:rPr>
-                          <w:szCs w:val="24"/>
-                        </w:rPr>
-                        <w:t>-</w:t>
-                      </w:r>
-                      <w:r>
-                        <w:rPr>
-                          <w:szCs w:val="24"/>
-                        </w:rPr>
-                        <w:t xml:space="preserve">CN. </w:t>
-                      </w:r>
-                      <w:proofErr w:type="spellStart"/>
-                      <w:r>
-                        <w:rPr>
-                          <w:szCs w:val="24"/>
-                        </w:rPr>
-                        <w:t>Nguyễn</w:t>
-                      </w:r>
-                      <w:proofErr w:type="spellEnd"/>
-                      <w:r>
-                        <w:rPr>
-                          <w:szCs w:val="24"/>
-                        </w:rPr>
-                        <w:t xml:space="preserve"> </w:t>
-                      </w:r>
-                      <w:proofErr w:type="spellStart"/>
-                      <w:r>
-                        <w:rPr>
-                          <w:szCs w:val="24"/>
-                        </w:rPr>
-                        <w:t>Thị</w:t>
-                      </w:r>
-                      <w:proofErr w:type="spellEnd"/>
-                      <w:r>
-                        <w:rPr>
-                          <w:szCs w:val="24"/>
-                        </w:rPr>
-                        <w:t xml:space="preserve"> </w:t>
-                      </w:r>
-                      <w:proofErr w:type="spellStart"/>
-                      <w:r>
-                        <w:rPr>
-                          <w:szCs w:val="24"/>
-                        </w:rPr>
-                        <w:t>Tú</w:t>
-                      </w:r>
-                      <w:proofErr w:type="spellEnd"/>
-                      <w:r>
-                        <w:rPr>
-                          <w:szCs w:val="24"/>
-                        </w:rPr>
-                        <w:t xml:space="preserve"> (1)</w:t>
-                      </w:r>
-                    </w:p>
-                    <w:p>
-                      <w:pPr>
-                        <w:jc w:val="center"/>
-                        <w:rPr>
-                          <w:szCs w:val="24"/>
-                        </w:rPr>
-                      </w:pPr>
-                    </w:p>
-                    <w:p>
-                      <w:pPr>
-                        <w:jc w:val="center"/>
-                        <w:rPr>
-                          <w:sz w:val="26"/>
-                          <w:szCs w:val="26"/>
-                        </w:rPr>
-                      </w:pPr>
-                    </w:p>
-                    <w:p>
-                      <w:pPr>
-                        <w:jc w:val="center"/>
-                        <w:rPr>
-                          <w:sz w:val="22"/>
-                          <w:szCs w:val="22"/>
-                        </w:rPr>
-                      </w:pPr>
-                    </w:p>
-                    <w:p>
-                      <w:pPr>
-                        <w:jc w:val="center"/>
-                        <w:rPr>
-                          <w:sz w:val="22"/>
-                          <w:szCs w:val="22"/>
-                        </w:rPr>
-                      </w:pPr>
-                    </w:p>
-                    <w:p>
-                      <w:pPr>
-                        <w:jc w:val="center"/>
-                        <w:rPr>
-                          <w:sz w:val="22"/>
-                          <w:szCs w:val="22"/>
-                        </w:rPr>
-                      </w:pPr>
-                    </w:p>
-                    <w:p>
-                      <w:pPr>
-                        <w:jc w:val="center"/>
-                        <w:rPr>
-                          <w:sz w:val="22"/>
-                          <w:szCs w:val="22"/>
-                        </w:rPr>
-                      </w:pPr>
-                    </w:p>
-                  </w:txbxContent>
-                </v:textbox>
-                <w10:wrap anchorx="page"/>
-              </v:rect>
+              <v:shape w14:anchorId="7EF0D14A" id="Straight Arrow Connector 1" o:spid="_x0000_s1026" type="#_x0000_t32" style="position:absolute;margin-left:247.5pt;margin-top:15.85pt;width:0;height:22.65pt;flip:y;z-index:251742208;visibility:visible;mso-wrap-style:square;mso-width-percent:0;mso-height-percent:0;mso-wrap-distance-left:9pt;mso-wrap-distance-top:0;mso-wrap-distance-right:9pt;mso-wrap-distance-bottom:0;mso-position-horizontal:absolute;mso-position-horizontal-relative:text;mso-position-vertical:absolute;mso-position-vertical-relative:text;mso-width-percent:0;mso-height-percent:0;mso-width-relative:margin;mso-height-relative:margin" o:gfxdata="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" strokecolor="#4579b8 [3044]">
+                <v:stroke dashstyle="dash" endarrow="block"/>
+              </v:shape>
             </w:pict>
           </mc:Fallback>
         </mc:AlternateContent>
@@ -6649,6 +5703,9 @@
     </w:p>
     <w:p>
       <w:pPr>
+        <w:tabs>
+          <w:tab w:val="left" w:pos="4200"/>
+        </w:tabs>
         <w:spacing w:line="360" w:lineRule="auto"/>
         <w:rPr>
           <w:sz w:val="26"/>
@@ -6656,101 +5713,13 @@
           <w:lang w:eastAsia="en-US" w:bidi="ar-SA"/>
         </w:rPr>
       </w:pPr>
-    </w:p>
-    <w:p>
-      <w:pPr>
-        <w:spacing w:line="360" w:lineRule="auto"/>
-        <w:rPr>
-          <w:sz w:val="26"/>
-          <w:szCs w:val="26"/>
-          <w:lang w:eastAsia="en-US" w:bidi="ar-SA"/>
-        </w:rPr>
-      </w:pPr>
-    </w:p>
-    <w:p>
-      <w:pPr>
-        <w:spacing w:line="360" w:lineRule="auto"/>
-        <w:rPr>
-          <w:sz w:val="26"/>
-          <w:szCs w:val="26"/>
-          <w:lang w:eastAsia="en-US" w:bidi="ar-SA"/>
-        </w:rPr>
-      </w:pPr>
-    </w:p>
-    <w:p>
-      <w:pPr>
-        <w:spacing w:line="360" w:lineRule="auto"/>
-        <w:rPr>
-          <w:sz w:val="26"/>
-          <w:szCs w:val="26"/>
-          <w:lang w:eastAsia="en-US" w:bidi="ar-SA"/>
-        </w:rPr>
-      </w:pPr>
-    </w:p>
-    <w:p>
-      <w:pPr>
-        <w:spacing w:line="360" w:lineRule="auto"/>
-        <w:rPr>
-          <w:sz w:val="26"/>
-          <w:szCs w:val="26"/>
-          <w:lang w:eastAsia="en-US" w:bidi="ar-SA"/>
-        </w:rPr>
-      </w:pPr>
-    </w:p>
-    <w:p>
-      <w:pPr>
-        <w:spacing w:line="360" w:lineRule="auto"/>
-        <w:rPr>
-          <w:sz w:val="26"/>
-          <w:szCs w:val="26"/>
-          <w:lang w:eastAsia="en-US" w:bidi="ar-SA"/>
-        </w:rPr>
-      </w:pPr>
-    </w:p>
-    <w:p>
-      <w:pPr>
-        <w:spacing w:line="360" w:lineRule="auto"/>
-        <w:rPr>
-          <w:sz w:val="26"/>
-          <w:szCs w:val="26"/>
-          <w:lang w:eastAsia="en-US" w:bidi="ar-SA"/>
-        </w:rPr>
-      </w:pPr>
-    </w:p>
-    <w:p>
-      <w:pPr>
-        <w:spacing w:line="360" w:lineRule="auto"/>
-        <w:rPr>
-          <w:sz w:val="26"/>
-          <w:szCs w:val="26"/>
-          <w:lang w:eastAsia="en-US" w:bidi="ar-SA"/>
-        </w:rPr>
-      </w:pPr>
       <w:r>
         <w:rPr>
           <w:sz w:val="26"/>
           <w:szCs w:val="26"/>
           <w:lang w:eastAsia="en-US" w:bidi="ar-SA"/>
         </w:rPr>
-        <w:t xml:space="preserve">Chi </w:t>
-      </w:r>
-      <w:proofErr w:type="spellStart"/>
-      <w:r>
-        <w:rPr>
-          <w:sz w:val="26"/>
-          <w:szCs w:val="26"/>
-          <w:lang w:eastAsia="en-US" w:bidi="ar-SA"/>
-        </w:rPr>
-        <w:t>chú</w:t>
-      </w:r>
-      <w:proofErr w:type="spellEnd"/>
-      <w:r>
-        <w:rPr>
-          <w:sz w:val="26"/>
-          <w:szCs w:val="26"/>
-          <w:lang w:eastAsia="en-US" w:bidi="ar-SA"/>
-        </w:rPr>
-        <w:t>: (</w:t>
+        <w:t xml:space="preserve">Chi chú: </w:t>
       </w:r>
       <w:r>
         <w:rPr>
@@ -6760,9 +5729,16 @@
           <w:szCs w:val="26"/>
           <w:lang w:eastAsia="en-US" w:bidi="ar-SA"/>
         </w:rPr>
-        <w:t xml:space="preserve">1) </w:t>
+        <w:t xml:space="preserve">Kiêm nhiệm </w:t>
       </w:r>
-      <w:proofErr w:type="spellStart"/>
+      <w:r>
+        <w:rPr>
+          <w:sz w:val="26"/>
+          <w:szCs w:val="26"/>
+          <w:lang w:eastAsia="en-US" w:bidi="ar-SA"/>
+        </w:rPr>
+        <w:t>(</w:t>
+      </w:r>
       <w:r>
         <w:rPr>
           <w:i/>
@@ -6771,9 +5747,8 @@
           <w:szCs w:val="26"/>
           <w:lang w:eastAsia="en-US" w:bidi="ar-SA"/>
         </w:rPr>
-        <w:t>Kiêm</w:t>
+        <w:t>1); Chỉ đạo</w:t>
       </w:r>
-      <w:proofErr w:type="spellEnd"/>
       <w:r>
         <w:rPr>
           <w:i/>
@@ -6782,9 +5757,8 @@
           <w:szCs w:val="26"/>
           <w:lang w:eastAsia="en-US" w:bidi="ar-SA"/>
         </w:rPr>
-        <w:t xml:space="preserve"> </w:t>
+        <w:t xml:space="preserve">    </w:t>
       </w:r>
-      <w:proofErr w:type="spellStart"/>
       <w:r>
         <w:rPr>
           <w:i/>
@@ -6793,331 +5767,14 @@
           <w:szCs w:val="26"/>
           <w:lang w:eastAsia="en-US" w:bidi="ar-SA"/>
         </w:rPr>
-        <w:t>nhiệm</w:t>
+        <w:t xml:space="preserve">; báo cáo </w:t>
       </w:r>
-      <w:proofErr w:type="spellEnd"/>
-      <w:r>
-        <w:rPr>
-          <w:i/>
-          <w:iCs/>
-          <w:sz w:val="26"/>
-          <w:szCs w:val="26"/>
-          <w:lang w:eastAsia="en-US" w:bidi="ar-SA"/>
-        </w:rPr>
-        <w:t xml:space="preserve"> </w:t>
-      </w:r>
-    </w:p>
-    <w:p>
-      <w:pPr>
-        <w:tabs>
-          <w:tab w:val="left" w:pos="5400"/>
-        </w:tabs>
-        <w:spacing w:line="360" w:lineRule="auto"/>
-        <w:jc w:val="center"/>
-        <w:rPr>
-          <w:rFonts w:cs="Times New Roman"/>
-          <w:i/>
-          <w:sz w:val="28"/>
-        </w:rPr>
-      </w:pPr>
-      <w:r>
-        <w:rPr>
-          <w:sz w:val="28"/>
-          <w:lang w:eastAsia="en-US" w:bidi="ar-SA"/>
-        </w:rPr>
-        <w:t xml:space="preserve">                                      </w:t>
-      </w:r>
-      <w:r>
-        <w:rPr>
-          <w:sz w:val="28"/>
-          <w:lang w:eastAsia="en-US" w:bidi="ar-SA"/>
-        </w:rPr>
-        <w:t xml:space="preserve">                               </w:t>
-      </w:r>
-      <w:proofErr w:type="spellStart"/>
-      <w:r>
-        <w:rPr>
-          <w:sz w:val="28"/>
-          <w:lang w:eastAsia="en-US" w:bidi="ar-SA"/>
-        </w:rPr>
-        <w:t>Gia</w:t>
-      </w:r>
-      <w:proofErr w:type="spellEnd"/>
-      <w:r>
-        <w:rPr>
-          <w:sz w:val="28"/>
-          <w:lang w:eastAsia="en-US" w:bidi="ar-SA"/>
-        </w:rPr>
-        <w:t xml:space="preserve"> Lai</w:t>
-      </w:r>
-      <w:r>
-        <w:rPr>
-          <w:rFonts w:cs="Times New Roman"/>
-          <w:i/>
-          <w:sz w:val="28"/>
-        </w:rPr>
-        <w:t xml:space="preserve">, </w:t>
-      </w:r>
-      <w:proofErr w:type="spellStart"/>
-      <w:r>
-        <w:rPr>
-          <w:rFonts w:cs="Times New Roman"/>
-          <w:i/>
-          <w:sz w:val="28"/>
-        </w:rPr>
-        <w:t>ngày</w:t>
-      </w:r>
-      <w:proofErr w:type="spellEnd"/>
-      <w:r>
-        <w:rPr>
-          <w:rFonts w:cs="Times New Roman"/>
-          <w:i/>
-          <w:sz w:val="28"/>
-        </w:rPr>
-        <w:t xml:space="preserve"> </w:t>
-      </w:r>
-      <w:r>
-        <w:rPr>
-          <w:rFonts w:cs="Times New Roman"/>
-          <w:i/>
-          <w:sz w:val="28"/>
-        </w:rPr>
-        <w:t>1</w:t>
-      </w:r>
-      <w:bookmarkStart w:id="0" w:name="_GoBack"/>
-      <w:bookmarkEnd w:id="0"/>
-      <w:r>
-        <w:rPr>
-          <w:rFonts w:cs="Times New Roman"/>
-          <w:i/>
-          <w:sz w:val="28"/>
-        </w:rPr>
-        <w:t>1</w:t>
-      </w:r>
-      <w:r>
-        <w:rPr>
-          <w:rFonts w:cs="Times New Roman"/>
-          <w:i/>
-          <w:sz w:val="28"/>
-        </w:rPr>
-        <w:t xml:space="preserve"> </w:t>
-      </w:r>
-      <w:proofErr w:type="spellStart"/>
-      <w:r>
-        <w:rPr>
-          <w:rFonts w:cs="Times New Roman"/>
-          <w:i/>
-          <w:sz w:val="28"/>
-        </w:rPr>
-        <w:t>tháng</w:t>
-      </w:r>
-      <w:proofErr w:type="spellEnd"/>
-      <w:r>
-        <w:rPr>
-          <w:rFonts w:cs="Times New Roman"/>
-          <w:i/>
-          <w:sz w:val="28"/>
-        </w:rPr>
-        <w:t xml:space="preserve"> </w:t>
-      </w:r>
-      <w:r>
-        <w:rPr>
-          <w:rFonts w:cs="Times New Roman"/>
-          <w:i/>
-          <w:sz w:val="28"/>
-        </w:rPr>
-        <w:t>01</w:t>
-      </w:r>
-      <w:r>
-        <w:rPr>
-          <w:rFonts w:cs="Times New Roman"/>
-          <w:i/>
-          <w:sz w:val="28"/>
-        </w:rPr>
-        <w:t xml:space="preserve"> </w:t>
-      </w:r>
-      <w:proofErr w:type="spellStart"/>
-      <w:r>
-        <w:rPr>
-          <w:rFonts w:cs="Times New Roman"/>
-          <w:i/>
-          <w:sz w:val="28"/>
-        </w:rPr>
-        <w:t>năm</w:t>
-      </w:r>
-      <w:proofErr w:type="spellEnd"/>
-      <w:r>
-        <w:rPr>
-          <w:rFonts w:cs="Times New Roman"/>
-          <w:i/>
-          <w:sz w:val="28"/>
-        </w:rPr>
-        <w:t xml:space="preserve"> 20</w:t>
-      </w:r>
-      <w:r>
-        <w:rPr>
-          <w:rFonts w:cs="Times New Roman"/>
-          <w:i/>
-          <w:sz w:val="28"/>
-        </w:rPr>
-        <w:t>2</w:t>
-      </w:r>
-      <w:r>
-        <w:rPr>
-          <w:rFonts w:cs="Times New Roman"/>
-          <w:i/>
-          <w:sz w:val="28"/>
-        </w:rPr>
-        <w:t>6</w:t>
-      </w:r>
-    </w:p>
-    <w:p>
-      <w:pPr>
-        <w:tabs>
-          <w:tab w:val="left" w:pos="5475"/>
-        </w:tabs>
-        <w:spacing w:line="360" w:lineRule="auto"/>
-        <w:rPr>
-          <w:rFonts w:cs="Times New Roman"/>
-          <w:b/>
-          <w:sz w:val="28"/>
-        </w:rPr>
-      </w:pPr>
-      <w:r>
-        <w:rPr>
-          <w:rFonts w:cs="Times New Roman"/>
-          <w:sz w:val="28"/>
-        </w:rPr>
-        <w:tab/>
-      </w:r>
-      <w:r>
-        <w:rPr>
-          <w:rFonts w:cs="Times New Roman"/>
-          <w:sz w:val="28"/>
-        </w:rPr>
-        <w:tab/>
-      </w:r>
-      <w:r>
-        <w:rPr>
-          <w:rFonts w:cs="Times New Roman"/>
-          <w:sz w:val="28"/>
-        </w:rPr>
-        <w:tab/>
-      </w:r>
-      <w:r>
-        <w:rPr>
-          <w:rFonts w:cs="Times New Roman"/>
-          <w:sz w:val="28"/>
-        </w:rPr>
-        <w:tab/>
-      </w:r>
-      <w:r>
-        <w:rPr>
-          <w:rFonts w:cs="Times New Roman"/>
-          <w:b/>
-          <w:sz w:val="28"/>
-        </w:rPr>
-        <w:t>TRƯỞNG KHOA</w:t>
-      </w:r>
-    </w:p>
-    <w:p>
-      <w:pPr>
-        <w:tabs>
-          <w:tab w:val="left" w:pos="5475"/>
-        </w:tabs>
-        <w:spacing w:line="360" w:lineRule="auto"/>
-        <w:rPr>
-          <w:rFonts w:cs="Times New Roman"/>
-          <w:b/>
-          <w:sz w:val="28"/>
-        </w:rPr>
-      </w:pPr>
-    </w:p>
-    <w:p>
-      <w:pPr>
-        <w:tabs>
-          <w:tab w:val="left" w:pos="5475"/>
-        </w:tabs>
-        <w:spacing w:line="360" w:lineRule="auto"/>
-        <w:rPr>
-          <w:rFonts w:cs="Times New Roman"/>
-          <w:b/>
-          <w:sz w:val="28"/>
-        </w:rPr>
-      </w:pPr>
-    </w:p>
-    <w:p>
-      <w:pPr>
-        <w:tabs>
-          <w:tab w:val="left" w:pos="5475"/>
-        </w:tabs>
-        <w:spacing w:line="360" w:lineRule="auto"/>
-        <w:rPr>
-          <w:b/>
-          <w:sz w:val="28"/>
-          <w:lang w:eastAsia="en-US" w:bidi="ar-SA"/>
-        </w:rPr>
-      </w:pPr>
-      <w:r>
-        <w:rPr>
-          <w:rFonts w:cs="Times New Roman"/>
-          <w:b/>
-          <w:sz w:val="28"/>
-        </w:rPr>
-        <w:t xml:space="preserve">                                                                                            </w:t>
-      </w:r>
-      <w:proofErr w:type="spellStart"/>
-      <w:r>
-        <w:rPr>
-          <w:rFonts w:cs="Times New Roman"/>
-          <w:b/>
-          <w:sz w:val="28"/>
-        </w:rPr>
-        <w:t>Nguyễn</w:t>
-      </w:r>
-      <w:proofErr w:type="spellEnd"/>
-      <w:r>
-        <w:rPr>
-          <w:rFonts w:cs="Times New Roman"/>
-          <w:b/>
-          <w:sz w:val="28"/>
-        </w:rPr>
-        <w:t xml:space="preserve"> </w:t>
-      </w:r>
-      <w:proofErr w:type="spellStart"/>
-      <w:r>
-        <w:rPr>
-          <w:rFonts w:cs="Times New Roman"/>
-          <w:b/>
-          <w:sz w:val="28"/>
-        </w:rPr>
-        <w:t>Thị</w:t>
-      </w:r>
-      <w:proofErr w:type="spellEnd"/>
-      <w:r>
-        <w:rPr>
-          <w:rFonts w:cs="Times New Roman"/>
-          <w:b/>
-          <w:sz w:val="28"/>
-        </w:rPr>
-        <w:t xml:space="preserve"> </w:t>
-      </w:r>
-      <w:proofErr w:type="spellStart"/>
-      <w:r>
-        <w:rPr>
-          <w:rFonts w:cs="Times New Roman"/>
-          <w:b/>
-          <w:sz w:val="28"/>
-        </w:rPr>
-        <w:t>Bình</w:t>
-      </w:r>
-      <w:proofErr w:type="spellEnd"/>
     </w:p>
     <w:sectPr>
       <w:headerReference w:type="default" r:id="rId8"/>
       <w:footerReference w:type="default" r:id="rId9"/>
-      <w:pgSz w:w="11906" w:h="16838" w:code="9"/>
-      <w:pgMar w:top="1134" w:right="1134" w:bottom="1134" w:left="1701" w:header="284" w:footer="561" w:gutter="0"/>
+      <w:pgSz w:w="16838" w:h="11906" w:orient="landscape" w:code="9"/>
+      <w:pgMar w:top="567" w:right="1134" w:bottom="567" w:left="1134" w:header="284" w:footer="561" w:gutter="0"/>
       <w:cols w:space="720"/>
       <w:docGrid w:linePitch="360"/>
     </w:sectPr>
@@ -7166,7 +5823,23 @@
         <w:sz w:val="20"/>
         <w:szCs w:val="20"/>
       </w:rPr>
-      <w:t>XN-BM 5.1.1/01</w:t>
+      <w:t>X</w:t>
+    </w:r>
+    <w:r>
+      <w:rPr>
+        <w:b/>
+        <w:sz w:val="20"/>
+        <w:szCs w:val="20"/>
+      </w:rPr>
+      <w:t>N-BM 5.1.1.</w:t>
+    </w:r>
+    <w:r>
+      <w:rPr>
+        <w:b/>
+        <w:sz w:val="20"/>
+        <w:szCs w:val="20"/>
+      </w:rPr>
+      <w:t>01</w:t>
     </w:r>
     <w:r>
       <w:rPr>
@@ -7182,43 +5855,23 @@
         <w:sz w:val="20"/>
         <w:szCs w:val="20"/>
       </w:rPr>
-      <w:t xml:space="preserve">                                   </w:t>
+      <w:t xml:space="preserve">                                </w:t>
     </w:r>
-    <w:proofErr w:type="spellStart"/>
     <w:r>
       <w:rPr>
         <w:b/>
         <w:sz w:val="20"/>
         <w:szCs w:val="20"/>
       </w:rPr>
-      <w:t>Lần</w:t>
+      <w:t xml:space="preserve">                                                        </w:t>
     </w:r>
-    <w:proofErr w:type="spellEnd"/>
     <w:r>
       <w:rPr>
         <w:b/>
         <w:sz w:val="20"/>
         <w:szCs w:val="20"/>
       </w:rPr>
-      <w:t xml:space="preserve"> ban </w:t>
-    </w:r>
-    <w:proofErr w:type="spellStart"/>
-    <w:r>
-      <w:rPr>
-        <w:b/>
-        <w:sz w:val="20"/>
-        <w:szCs w:val="20"/>
-      </w:rPr>
-      <w:t>hành</w:t>
-    </w:r>
-    <w:proofErr w:type="spellEnd"/>
-    <w:r>
-      <w:rPr>
-        <w:b/>
-        <w:sz w:val="20"/>
-        <w:szCs w:val="20"/>
-      </w:rPr>
-      <w:t xml:space="preserve">: 02.11/01/2026 </w:t>
+      <w:t xml:space="preserve">   Lần ban hành: 02.11/01/2026 </w:t>
     </w:r>
     <w:r>
       <w:rPr>
@@ -7250,8 +5903,7 @@
         <w:sz w:val="20"/>
         <w:szCs w:val="20"/>
       </w:rPr>
-      <w:tab/>
-      <w:t xml:space="preserve">                    </w:t>
+      <w:t xml:space="preserve">                                                                               </w:t>
     </w:r>
     <w:r>
       <w:rPr>
@@ -7381,9 +6033,52 @@
     <w:pPr>
       <w:pStyle w:val="Header"/>
       <w:jc w:val="center"/>
+      <w:rPr>
+        <w:sz w:val="32"/>
+        <w:szCs w:val="32"/>
+      </w:rPr>
     </w:pPr>
     <w:r>
-      <w:t>BỆNH VIỆN PHONG-DA LIỄU TW QUY HÒA</w:t>
+      <w:rPr>
+        <w:sz w:val="32"/>
+        <w:szCs w:val="32"/>
+      </w:rPr>
+      <w:t>BỘ Y TẾ</w:t>
+    </w:r>
+  </w:p>
+  <w:p>
+    <w:pPr>
+      <w:pStyle w:val="Header"/>
+      <w:jc w:val="center"/>
+      <w:rPr>
+        <w:b/>
+        <w:sz w:val="32"/>
+        <w:szCs w:val="32"/>
+      </w:rPr>
+    </w:pPr>
+    <w:r>
+      <w:rPr>
+        <w:b/>
+        <w:sz w:val="32"/>
+        <w:szCs w:val="32"/>
+      </w:rPr>
+      <w:t xml:space="preserve">BỆNH VIỆN PHONG-DA LIỄU </w:t>
+    </w:r>
+    <w:r>
+      <w:rPr>
+        <w:b/>
+        <w:sz w:val="32"/>
+        <w:szCs w:val="32"/>
+      </w:rPr>
+      <w:t>TRUNG ƯƠNG</w:t>
+    </w:r>
+    <w:r>
+      <w:rPr>
+        <w:b/>
+        <w:sz w:val="32"/>
+        <w:szCs w:val="32"/>
+      </w:rPr>
+      <w:t>QUY HÒA</w:t>
     </w:r>
   </w:p>
   <w:p>
@@ -7403,16 +6098,16 @@
       <mc:AlternateContent>
         <mc:Choice Requires="wps">
           <w:drawing>
-            <wp:anchor distT="4294967295" distB="4294967295" distL="114300" distR="114300" simplePos="0" relativeHeight="251659264" behindDoc="0" locked="0" layoutInCell="1" allowOverlap="1" wp14:anchorId="2F267A0E" wp14:editId="722548AB">
+            <wp:anchor distT="4294967295" distB="4294967295" distL="114300" distR="114300" simplePos="0" relativeHeight="251659264" behindDoc="0" locked="0" layoutInCell="1" allowOverlap="1" wp14:anchorId="2F267A0E" wp14:editId="243630D9">
               <wp:simplePos x="0" y="0"/>
               <wp:positionH relativeFrom="column">
-                <wp:posOffset>-881380</wp:posOffset>
+                <wp:posOffset>-882015</wp:posOffset>
               </wp:positionH>
               <wp:positionV relativeFrom="paragraph">
-                <wp:posOffset>168274</wp:posOffset>
+                <wp:posOffset>164465</wp:posOffset>
               </wp:positionV>
-              <wp:extent cx="7524750" cy="0"/>
-              <wp:effectExtent l="0" t="0" r="0" b="0"/>
+              <wp:extent cx="10706100" cy="57150"/>
+              <wp:effectExtent l="0" t="0" r="19050" b="19050"/>
               <wp:wrapNone/>
               <wp:docPr id="1" name="Straight Connector 1"/>
               <wp:cNvGraphicFramePr>
@@ -7427,7 +6122,7 @@
                     <wps:spPr>
                       <a:xfrm>
                         <a:off x="0" y="0"/>
-                        <a:ext cx="7524750" cy="0"/>
+                        <a:ext cx="10706100" cy="57150"/>
                       </a:xfrm>
                       <a:prstGeom prst="line">
                         <a:avLst/>
@@ -7460,20 +6155,14 @@
             </wp:anchor>
           </w:drawing>
         </mc:Choice>
-        <mc:Fallback xmlns:cx2="http://schemas.microsoft.com/office/drawing/2015/10/21/chartex" xmlns:cx3="http://schemas.microsoft.com/office/drawing/2016/5/9/chartex" xmlns:cx4="http://schemas.microsoft.com/office/drawing/2016/5/10/chartex" xmlns:cx5="http://schemas.microsoft.com/office/drawing/2016/5/11/chartex" xmlns:cx6="http://schemas.microsoft.com/office/drawing/2016/5/12/chartex" xmlns:cx7="http://schemas.microsoft.com/office/drawing/2016/5/13/chartex" xmlns:cx8="http://schemas.microsoft.com/office/drawing/2016/5/14/chartex" xmlns:aink="http://schemas.microsoft.com/office/drawing/2016/ink" xmlns:am3d="http://schemas.microsoft.com/office/drawing/2017/model3d" xmlns:oel="http://schemas.microsoft.com/office/2019/extlst" xmlns:w16cex="http://schemas.microsoft.com/office/word/2018/wordml/cex" xmlns:w16cid="http://schemas.microsoft.com/office/word/2016/wordml/cid" xmlns:w16="http://schemas.microsoft.com/office/word/2018/wordml" xmlns:w16du="http://schemas.microsoft.com/office/word/2023/wordml/word16du" xmlns:w16sdtdh="http://schemas.microsoft.com/office/word/2020/wordml/sdtdatahash">
+        <mc:Fallback>
           <w:pict>
-            <v:line w14:anchorId="5568E7C0" id="Straight Connector 1" o:spid="_x0000_s1026" style="position:absolute;z-index:251659264;visibility:visible;mso-wrap-style:square;mso-width-percent:0;mso-height-percent:0;mso-wrap-distance-left:9pt;mso-wrap-distance-top:-3e-5mm;mso-wrap-distance-right:9pt;mso-wrap-distance-bottom:-3e-5mm;mso-position-horizontal:absolute;mso-position-horizontal-relative:text;mso-position-vertical:absolute;mso-position-vertical-relative:text;mso-width-percent:0;mso-height-percent:0;mso-width-relative:page;mso-height-relative:page" from="-69.4pt,13.25pt" to="523.1pt,13.25pt" o:gfxdata="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" strokecolor="#4579b8 [3044]">
+            <v:line w14:anchorId="67CE5253" id="Straight Connector 1" o:spid="_x0000_s1026" style="position:absolute;z-index:251659264;visibility:visible;mso-wrap-style:square;mso-width-percent:0;mso-height-percent:0;mso-wrap-distance-left:9pt;mso-wrap-distance-top:-3e-5mm;mso-wrap-distance-right:9pt;mso-wrap-distance-bottom:-3e-5mm;mso-position-horizontal:absolute;mso-position-horizontal-relative:text;mso-position-vertical:absolute;mso-position-vertical-relative:text;mso-width-percent:0;mso-height-percent:0;mso-width-relative:page;mso-height-relative:page" from="-69.45pt,12.95pt" to="773.55pt,17.45pt" o:gfxdata="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" strokecolor="#4579b8 [3044]">
               <o:lock v:ext="edit" shapetype="f"/>
             </v:line>
           </w:pict>
         </mc:Fallback>
       </mc:AlternateContent>
-    </w:r>
-    <w:r>
-      <w:rPr>
-        <w:b/>
-      </w:rPr>
-      <w:t>KHOA VI SINH – MIỄN DỊCH</w:t>
     </w:r>
   </w:p>
 </w:hdr>
@@ -10417,7 +9106,7 @@
 </file>
 
 <file path=customXml/itemProps1.xml><?xml version="1.0" encoding="utf-8"?>
-<ds:datastoreItem xmlns:ds="http://schemas.openxmlformats.org/officeDocument/2006/customXml" ds:itemID="{1962FA7A-CED3-47A4-9264-2FFD5154B629}">
+<ds:datastoreItem xmlns:ds="http://schemas.openxmlformats.org/officeDocument/2006/customXml" ds:itemID="{5D6405C4-0B6B-4185-B9A6-4784ED9DF578}">
   <ds:schemaRefs>
     <ds:schemaRef ds:uri="http://schemas.openxmlformats.org/officeDocument/2006/bibliography"/>
   </ds:schemaRefs>
